--- a/Amir-Cabili---2026.docx
+++ b/Amir-Cabili---2026.docx
@@ -7,24 +7,24 @@
         <w:pBdr>
           <w:bottom w:val="single" w:color="1F497D" w:sz="2" w:space="1"/>
         </w:pBdr>
-        <w:ind w:left="720" w:right="-2"/>
+        <w:ind w:right="-2"/>
         <w:jc w:val="center"/>
         <w:outlineLvl w:val="0"/>
         <w:rPr>
-          <w:rFonts w:ascii="Arial" w:hAnsi="Arial" w:cs="Arial"/>
+          <w:rFonts w:ascii="Arial" w:hAnsi="Arial" w:eastAsia="Arial" w:cs="Arial" w:asciiTheme="minorBidi" w:hAnsiTheme="minorBidi" w:eastAsiaTheme="minorBidi" w:cstheme="minorBidi"/>
           <w:color w:val="1F497D"/>
         </w:rPr>
       </w:pPr>
       <w:r>
         <w:rPr>
-          <w:rFonts w:ascii="Arial" w:hAnsi="Arial" w:cs="Arial"/>
+          <w:rFonts w:ascii="Arial" w:hAnsi="Arial" w:eastAsia="Arial" w:cs="Arial" w:asciiTheme="minorBidi" w:hAnsiTheme="minorBidi" w:eastAsiaTheme="minorBidi" w:cstheme="minorBidi"/>
           <w:color w:val="1F497D"/>
         </w:rPr>
         <w:t xml:space="preserve">Amir </w:t>
       </w:r>
       <w:r>
         <w:rPr>
-          <w:rFonts w:ascii="Arial" w:hAnsi="Arial" w:cs="Arial"/>
+          <w:rFonts w:ascii="Arial" w:hAnsi="Arial" w:eastAsia="Arial" w:cs="Arial" w:asciiTheme="minorBidi" w:hAnsiTheme="minorBidi" w:eastAsiaTheme="minorBidi" w:cstheme="minorBidi"/>
           <w:color w:val="1F497D"/>
         </w:rPr>
         <w:t>Cabili</w:t>
@@ -35,11 +35,11 @@
         <w:pBdr>
           <w:bottom w:val="single" w:color="1F497D" w:sz="2" w:space="1"/>
         </w:pBdr>
-        <w:ind w:left="720" w:right="-2"/>
+        <w:ind w:right="-2"/>
         <w:jc w:val="center"/>
         <w:outlineLvl w:val="0"/>
         <w:rPr>
-          <w:rFonts w:ascii="Arial" w:hAnsi="Arial" w:cs="Arial"/>
+          <w:rFonts w:asciiTheme="minorBidi" w:hAnsiTheme="minorBidi" w:eastAsiaTheme="minorBidi" w:cstheme="minorBidi"/>
           <w:color w:val="1F497D"/>
           <w:sz w:val="20"/>
           <w:szCs w:val="20"/>
@@ -47,7 +47,7 @@
       </w:pPr>
       <w:r>
         <w:rPr>
-          <w:rFonts w:ascii="Arial" w:hAnsi="Arial" w:cs="Arial"/>
+          <w:rFonts w:asciiTheme="minorBidi" w:hAnsiTheme="minorBidi" w:eastAsiaTheme="minorBidi" w:cstheme="minorBidi"/>
           <w:color w:val="1F497D"/>
           <w:sz w:val="20"/>
           <w:szCs w:val="20"/>
@@ -56,7 +56,7 @@
       </w:r>
       <w:r>
         <w:rPr>
-          <w:rFonts w:ascii="Arial" w:hAnsi="Arial" w:cs="Arial"/>
+          <w:rFonts w:asciiTheme="minorBidi" w:hAnsiTheme="minorBidi" w:eastAsiaTheme="minorBidi" w:cstheme="minorBidi"/>
           <w:color w:val="1F497D"/>
           <w:sz w:val="20"/>
           <w:szCs w:val="20"/>
@@ -65,7 +65,7 @@
       </w:r>
       <w:r>
         <w:rPr>
-          <w:rFonts w:ascii="Arial" w:hAnsi="Arial" w:cs="Arial"/>
+          <w:rFonts w:asciiTheme="minorBidi" w:hAnsiTheme="minorBidi" w:eastAsiaTheme="minorBidi" w:cstheme="minorBidi"/>
           <w:color w:val="1F497D"/>
           <w:sz w:val="20"/>
           <w:szCs w:val="20"/>
@@ -78,46 +78,30 @@
         <w:pBdr>
           <w:bottom w:val="single" w:color="1F497D" w:sz="2" w:space="1"/>
         </w:pBdr>
-        <w:ind w:left="720" w:right="-2"/>
+        <w:ind w:right="-2"/>
         <w:jc w:val="center"/>
         <w:outlineLvl w:val="0"/>
         <w:rPr>
-          <w:rFonts w:ascii="Arial" w:hAnsi="Arial" w:cs="Arial"/>
+          <w:rFonts w:ascii="Arial" w:hAnsi="Arial" w:eastAsia="Arial" w:cs="Arial" w:asciiTheme="minorBidi" w:hAnsiTheme="minorBidi" w:eastAsiaTheme="minorBidi" w:cstheme="minorBidi"/>
           <w:color w:val="1F497D"/>
           <w:sz w:val="20"/>
           <w:szCs w:val="20"/>
         </w:rPr>
       </w:pPr>
-    </w:p>
-    <w:p xmlns:wp14="http://schemas.microsoft.com/office/word/2010/wordml" wp14:textId="77777777">
-      <w:pPr>
-        <w:pBdr>
-          <w:bottom w:val="single" w:color="1F497D" w:sz="2" w:space="1"/>
-        </w:pBdr>
-        <w:ind w:left="720" w:right="-2"/>
-        <w:jc w:val="center"/>
-        <w:outlineLvl w:val="0"/>
-        <w:rPr>
-          <w:rFonts w:ascii="Arial" w:hAnsi="Arial" w:cs="Arial"/>
+      <w:r>
+        <w:rPr>
+          <w:rFonts w:ascii="Arial" w:hAnsi="Arial" w:eastAsia="Arial" w:cs="Arial" w:asciiTheme="minorBidi" w:hAnsiTheme="minorBidi" w:eastAsiaTheme="minorBidi" w:cstheme="minorBidi"/>
           <w:color w:val="1F497D"/>
           <w:sz w:val="20"/>
           <w:szCs w:val="20"/>
         </w:rPr>
-      </w:pPr>
-      <w:r>
-        <w:rPr>
-          <w:rFonts w:ascii="Arial" w:hAnsi="Arial" w:cs="Arial"/>
-          <w:color w:val="1F497D"/>
-          <w:sz w:val="20"/>
-          <w:szCs w:val="20"/>
-        </w:rPr>
         <w:t xml:space="preserve">GitHub - </w:t>
       </w:r>
-      <w:hyperlink r:id="R8ba22ed97d9b4bda">
+      <w:hyperlink r:id="Rca67fc9fe83a4f2d">
         <w:r>
           <w:rPr>
             <w:rStyle w:val="Hyperlink"/>
-            <w:rFonts w:ascii="Arial" w:hAnsi="Arial" w:cs="Arial"/>
+            <w:rFonts w:ascii="Arial" w:hAnsi="Arial" w:eastAsia="Arial" w:cs="Arial" w:asciiTheme="minorBidi" w:hAnsiTheme="minorBidi" w:eastAsiaTheme="minorBidi" w:cstheme="minorBidi"/>
             <w:sz w:val="20"/>
             <w:szCs w:val="20"/>
           </w:rPr>
@@ -126,8 +110,8 @@
       </w:hyperlink>
       <w:r>
         <w:rPr>
-          <w:rFonts w:ascii="Arial" w:hAnsi="Arial" w:cs="Arial" w:asciiTheme="minorBidi" w:hAnsiTheme="minorBidi" w:cstheme="minorBidi"/>
-          <w:color w:val="4471C4"/>
+          <w:rFonts w:ascii="Arial" w:hAnsi="Arial" w:eastAsia="Arial" w:cs="Arial" w:asciiTheme="minorBidi" w:hAnsiTheme="minorBidi" w:eastAsiaTheme="minorBidi" w:cstheme="minorBidi"/>
+          <w:color w:val="4472C4" w:themeColor="accent1" w:themeTint="FF" w:themeShade="FF"/>
           <w:sz w:val="20"/>
           <w:szCs w:val="20"/>
         </w:rPr>
@@ -135,8 +119,8 @@
       </w:r>
       <w:r>
         <w:rPr>
-          <w:rFonts w:ascii="Arial" w:hAnsi="Arial" w:cs="Arial" w:asciiTheme="minorBidi" w:hAnsiTheme="minorBidi" w:cstheme="minorBidi"/>
-          <w:color w:val="445369"/>
+          <w:rFonts w:ascii="Arial" w:hAnsi="Arial" w:eastAsia="Arial" w:cs="Arial" w:asciiTheme="minorBidi" w:hAnsiTheme="minorBidi" w:eastAsiaTheme="minorBidi" w:cstheme="minorBidi"/>
+          <w:color w:val="44546A" w:themeColor="text2" w:themeTint="FF" w:themeShade="FF"/>
           <w:sz w:val="20"/>
           <w:szCs w:val="20"/>
         </w:rPr>
@@ -144,18 +128,18 @@
       </w:r>
       <w:r>
         <w:rPr>
-          <w:rFonts w:ascii="Arial" w:hAnsi="Arial" w:cs="Arial" w:asciiTheme="minorBidi" w:hAnsiTheme="minorBidi" w:cstheme="minorBidi"/>
-          <w:color w:val="4471C4"/>
+          <w:rFonts w:ascii="Arial" w:hAnsi="Arial" w:eastAsia="Arial" w:cs="Arial" w:asciiTheme="minorBidi" w:hAnsiTheme="minorBidi" w:eastAsiaTheme="minorBidi" w:cstheme="minorBidi"/>
+          <w:color w:val="4472C4" w:themeColor="accent1" w:themeTint="FF" w:themeShade="FF"/>
           <w:sz w:val="20"/>
           <w:szCs w:val="20"/>
         </w:rPr>
         <w:t xml:space="preserve">- </w:t>
       </w:r>
-      <w:hyperlink r:id="R6c16d3cca2f341ea">
+      <w:hyperlink r:id="R587fcecdd0af45b9">
         <w:r>
           <w:rPr>
             <w:rStyle w:val="Hyperlink"/>
-            <w:rFonts w:ascii="Arial" w:hAnsi="Arial" w:cs="Arial" w:asciiTheme="minorBidi" w:hAnsiTheme="minorBidi" w:cstheme="minorBidi"/>
+            <w:rFonts w:ascii="Arial" w:hAnsi="Arial" w:eastAsia="Arial" w:cs="Arial" w:asciiTheme="minorBidi" w:hAnsiTheme="minorBidi" w:eastAsiaTheme="minorBidi" w:cstheme="minorBidi"/>
             <w:sz w:val="20"/>
             <w:szCs w:val="20"/>
           </w:rPr>
@@ -164,7 +148,7 @@
       </w:hyperlink>
       <w:r>
         <w:rPr>
-          <w:rFonts w:ascii="Arial" w:hAnsi="Arial" w:cs="Arial"/>
+          <w:rFonts w:ascii="Arial" w:hAnsi="Arial" w:eastAsia="Arial" w:cs="Arial" w:asciiTheme="minorBidi" w:hAnsiTheme="minorBidi" w:eastAsiaTheme="minorBidi" w:cstheme="minorBidi"/>
           <w:color w:val="1F497D"/>
           <w:sz w:val="20"/>
           <w:szCs w:val="20"/>
@@ -174,12 +158,12 @@
       <w:r>
         <w:br/>
       </w:r>
-      <w:hyperlink r:id="Ra64fdff99b7a4d67">
+      <w:hyperlink r:id="Ra93989701dde4a3d">
         <w:r>
           <w:rPr>
             <w:rStyle w:val="Hyperlink"/>
-            <w:rFonts w:ascii="Arial" w:hAnsi="Arial" w:cs="Arial" w:asciiTheme="minorBidi" w:hAnsiTheme="minorBidi" w:cstheme="minorBidi"/>
-            <w:color w:val="4471C4"/>
+            <w:rFonts w:ascii="Arial" w:hAnsi="Arial" w:eastAsia="Arial" w:cs="Arial" w:asciiTheme="minorBidi" w:hAnsiTheme="minorBidi" w:eastAsiaTheme="minorBidi" w:cstheme="minorBidi"/>
+            <w:color w:val="4472C4" w:themeColor="accent1" w:themeTint="FF" w:themeShade="FF"/>
             <w:sz w:val="20"/>
             <w:szCs w:val="20"/>
           </w:rPr>
@@ -188,8 +172,8 @@
       </w:hyperlink>
       <w:r>
         <w:rPr>
-          <w:rFonts w:ascii="Arial" w:hAnsi="Arial" w:cs="Arial" w:asciiTheme="minorBidi" w:hAnsiTheme="minorBidi" w:cstheme="minorBidi"/>
-          <w:color w:val="4471C4"/>
+          <w:rFonts w:ascii="Arial" w:hAnsi="Arial" w:eastAsia="Arial" w:cs="Arial" w:asciiTheme="minorBidi" w:hAnsiTheme="minorBidi" w:eastAsiaTheme="minorBidi" w:cstheme="minorBidi"/>
+          <w:color w:val="4472C4" w:themeColor="accent1" w:themeTint="FF" w:themeShade="FF"/>
           <w:sz w:val="20"/>
           <w:szCs w:val="20"/>
         </w:rPr>
@@ -197,8 +181,8 @@
       </w:r>
       <w:r>
         <w:rPr>
-          <w:rFonts w:ascii="Arial" w:hAnsi="Arial" w:cs="Arial" w:asciiTheme="minorBidi" w:hAnsiTheme="minorBidi" w:cstheme="minorBidi"/>
-          <w:color w:val="4471C4"/>
+          <w:rFonts w:ascii="Arial" w:hAnsi="Arial" w:eastAsia="Arial" w:cs="Arial" w:asciiTheme="minorBidi" w:hAnsiTheme="minorBidi" w:eastAsiaTheme="minorBidi" w:cstheme="minorBidi"/>
+          <w:color w:val="4472C4" w:themeColor="accent1" w:themeTint="FF" w:themeShade="FF"/>
           <w:sz w:val="20"/>
           <w:szCs w:val="20"/>
         </w:rPr>
@@ -206,8 +190,8 @@
       </w:r>
       <w:r>
         <w:rPr>
-          <w:rFonts w:ascii="Arial" w:hAnsi="Arial" w:cs="Arial" w:asciiTheme="minorBidi" w:hAnsiTheme="minorBidi" w:cstheme="minorBidi"/>
-          <w:color w:val="4471C4"/>
+          <w:rFonts w:ascii="Arial" w:hAnsi="Arial" w:eastAsia="Arial" w:cs="Arial" w:asciiTheme="minorBidi" w:hAnsiTheme="minorBidi" w:eastAsiaTheme="minorBidi" w:cstheme="minorBidi"/>
+          <w:color w:val="4472C4" w:themeColor="accent1" w:themeTint="FF" w:themeShade="FF"/>
           <w:sz w:val="20"/>
           <w:szCs w:val="20"/>
           <w:u w:val="single"/>
@@ -216,8 +200,8 @@
       </w:r>
       <w:r>
         <w:rPr>
-          <w:rFonts w:ascii="Arial" w:hAnsi="Arial" w:cs="Arial" w:asciiTheme="minorBidi" w:hAnsiTheme="minorBidi" w:cstheme="minorBidi"/>
-          <w:color w:val="4471C4"/>
+          <w:rFonts w:ascii="Arial" w:hAnsi="Arial" w:eastAsia="Arial" w:cs="Arial" w:asciiTheme="minorBidi" w:hAnsiTheme="minorBidi" w:eastAsiaTheme="minorBidi" w:cstheme="minorBidi"/>
+          <w:color w:val="4472C4" w:themeColor="accent1" w:themeTint="FF" w:themeShade="FF"/>
           <w:sz w:val="20"/>
           <w:szCs w:val="20"/>
           <w:u w:val="single"/>
@@ -226,8 +210,8 @@
       </w:r>
       <w:r>
         <w:rPr>
-          <w:rFonts w:ascii="Arial" w:hAnsi="Arial" w:cs="Arial" w:asciiTheme="minorBidi" w:hAnsiTheme="minorBidi" w:cstheme="minorBidi"/>
-          <w:color w:val="4471C4"/>
+          <w:rFonts w:ascii="Arial" w:hAnsi="Arial" w:eastAsia="Arial" w:cs="Arial" w:asciiTheme="minorBidi" w:hAnsiTheme="minorBidi" w:eastAsiaTheme="minorBidi" w:cstheme="minorBidi"/>
+          <w:color w:val="4472C4" w:themeColor="accent1" w:themeTint="FF" w:themeShade="FF"/>
           <w:sz w:val="20"/>
           <w:szCs w:val="20"/>
         </w:rPr>
@@ -239,201 +223,126 @@
         <w:pBdr>
           <w:bottom w:val="single" w:color="1F497D" w:sz="2" w:space="1"/>
         </w:pBdr>
-        <w:ind w:left="720" w:right="-2"/>
+        <w:ind w:right="-2"/>
         <w:outlineLvl w:val="0"/>
         <w:rPr>
-          <w:rFonts w:ascii="Arial Narrow" w:hAnsi="Arial Narrow"/>
+          <w:rFonts w:asciiTheme="minorBidi" w:hAnsiTheme="minorBidi" w:eastAsiaTheme="minorBidi" w:cstheme="minorBidi"/>
           <w:color w:val="1F497D"/>
-          <w:sz w:val="28"/>
-          <w:szCs w:val="28"/>
-        </w:rPr>
-      </w:pPr>
+          <w:sz w:val="22"/>
+          <w:szCs w:val="22"/>
+        </w:rPr>
+      </w:pPr>
+      <w:r>
+        <w:rPr>
+          <w:rFonts w:asciiTheme="minorBidi" w:hAnsiTheme="minorBidi" w:eastAsiaTheme="minorBidi" w:cstheme="minorBidi"/>
+          <w:color w:val="1F497D"/>
+          <w:sz w:val="22"/>
+          <w:szCs w:val="22"/>
+        </w:rPr>
+        <w:t xml:space="preserve">PROFILE </w:t>
+      </w:r>
+    </w:p>
+    <w:p xmlns:wp14="http://schemas.microsoft.com/office/word/2010/wordml" wp14:textId="77777777">
+      <w:pPr>
+        <w:ind w:right="-2"/>
+        <w:jc w:val="both"/>
+        <w:rPr>
+          <w:rFonts w:ascii="Arial" w:hAnsi="Arial" w:eastAsia="Arial" w:cs="Arial" w:asciiTheme="minorBidi" w:hAnsiTheme="minorBidi" w:eastAsiaTheme="minorBidi" w:cstheme="minorBidi"/>
+          <w:color w:val="333333"/>
+          <w:sz w:val="20"/>
+          <w:szCs w:val="20"/>
+        </w:rPr>
+      </w:pPr>
+    </w:p>
+    <w:p xmlns:wp14="http://schemas.microsoft.com/office/word/2010/wordml" wp14:textId="77777777">
+      <w:pPr>
+        <w:jc w:val="both"/>
+        <w:rPr>
+          <w:rFonts w:ascii="Arial" w:hAnsi="Arial" w:eastAsia="Arial" w:cs="Arial" w:asciiTheme="minorBidi" w:hAnsiTheme="minorBidi" w:eastAsiaTheme="minorBidi" w:cstheme="minorBidi"/>
+          <w:sz w:val="20"/>
+          <w:szCs w:val="20"/>
+        </w:rPr>
+      </w:pPr>
+      <w:r>
+        <w:rPr>
+          <w:rFonts w:ascii="Arial" w:hAnsi="Arial" w:eastAsia="Arial" w:cs="Arial" w:asciiTheme="minorBidi" w:hAnsiTheme="minorBidi" w:eastAsiaTheme="minorBidi" w:cstheme="minorBidi"/>
+          <w:sz w:val="20"/>
+          <w:szCs w:val="20"/>
+        </w:rPr>
+        <w:t xml:space="preserve">Skilled in building scalable and responsive web applications with expertise in Angular, JavaScript, </w:t>
+      </w:r>
+      <w:r>
+        <w:rPr>
+          <w:rFonts w:ascii="Arial" w:hAnsi="Arial" w:eastAsia="Arial" w:cs="Arial" w:asciiTheme="minorBidi" w:hAnsiTheme="minorBidi" w:eastAsiaTheme="minorBidi" w:cstheme="minorBidi"/>
+          <w:sz w:val="20"/>
+          <w:szCs w:val="20"/>
+        </w:rPr>
+        <w:t>TypeScript</w:t>
+      </w:r>
+      <w:r>
+        <w:rPr>
+          <w:rFonts w:ascii="Arial" w:hAnsi="Arial" w:eastAsia="Arial" w:cs="Arial" w:asciiTheme="minorBidi" w:hAnsiTheme="minorBidi" w:eastAsiaTheme="minorBidi" w:cstheme="minorBidi"/>
+          <w:sz w:val="20"/>
+          <w:szCs w:val="20"/>
+        </w:rPr>
+        <w:t xml:space="preserve">, Node.js, and AI-powered application architecture including </w:t>
+      </w:r>
+      <w:r>
+        <w:rPr>
+          <w:rFonts w:ascii="Arial" w:hAnsi="Arial" w:eastAsia="Arial" w:cs="Arial" w:asciiTheme="minorBidi" w:hAnsiTheme="minorBidi" w:eastAsiaTheme="minorBidi" w:cstheme="minorBidi"/>
+          <w:sz w:val="20"/>
+          <w:szCs w:val="20"/>
+        </w:rPr>
+        <w:t>OpenAI</w:t>
+      </w:r>
+      <w:r>
+        <w:rPr>
+          <w:rFonts w:ascii="Arial" w:hAnsi="Arial" w:eastAsia="Arial" w:cs="Arial" w:asciiTheme="minorBidi" w:hAnsiTheme="minorBidi" w:eastAsiaTheme="minorBidi" w:cstheme="minorBidi"/>
+          <w:sz w:val="20"/>
+          <w:szCs w:val="20"/>
+        </w:rPr>
+        <w:t xml:space="preserve"> APIs, AI </w:t>
+      </w:r>
+      <w:r>
+        <w:rPr>
+          <w:rFonts w:ascii="Arial" w:hAnsi="Arial" w:eastAsia="Arial" w:cs="Arial" w:asciiTheme="minorBidi" w:hAnsiTheme="minorBidi" w:eastAsiaTheme="minorBidi" w:cstheme="minorBidi"/>
+          <w:sz w:val="20"/>
+          <w:szCs w:val="20"/>
+        </w:rPr>
+        <w:t>copilots</w:t>
+      </w:r>
+      <w:r>
+        <w:rPr>
+          <w:rFonts w:ascii="Arial" w:hAnsi="Arial" w:eastAsia="Arial" w:cs="Arial" w:asciiTheme="minorBidi" w:hAnsiTheme="minorBidi" w:eastAsiaTheme="minorBidi" w:cstheme="minorBidi"/>
+          <w:sz w:val="20"/>
+          <w:szCs w:val="20"/>
+        </w:rPr>
+        <w:t>, prompt engineering, and intelligent workflow systems.</w:t>
+      </w:r>
     </w:p>
     <w:p xmlns:wp14="http://schemas.microsoft.com/office/word/2010/wordml" wp14:textId="77777777">
       <w:pPr>
         <w:pBdr>
           <w:bottom w:val="single" w:color="1F497D" w:sz="2" w:space="1"/>
         </w:pBdr>
-        <w:ind w:left="720" w:right="-2"/>
+        <w:ind w:right="-2"/>
         <w:outlineLvl w:val="0"/>
         <w:rPr>
-          <w:rFonts w:ascii="Arial" w:hAnsi="Arial" w:cs="Arial"/>
-          <w:color w:val="1F497D"/>
-          <w:sz w:val="22"/>
-          <w:szCs w:val="22"/>
-        </w:rPr>
-      </w:pPr>
-      <w:r>
-        <w:rPr>
-          <w:rFonts w:ascii="Arial" w:hAnsi="Arial" w:cs="Arial"/>
-          <w:color w:val="1F497D"/>
-          <w:sz w:val="22"/>
-          <w:szCs w:val="22"/>
-        </w:rPr>
-        <w:t>PROFILE</w:t>
-      </w:r>
-      <w:r>
-        <w:rPr>
-          <w:rFonts w:ascii="Arial" w:hAnsi="Arial" w:cs="Arial"/>
-          <w:color w:val="1F497D"/>
-          <w:sz w:val="22"/>
-          <w:szCs w:val="22"/>
-        </w:rPr>
-        <w:t xml:space="preserve"> </w:t>
-      </w:r>
-    </w:p>
-    <w:p xmlns:wp14="http://schemas.microsoft.com/office/word/2010/wordml" wp14:textId="77777777">
-      <w:pPr>
-        <w:ind w:left="720" w:right="-2"/>
-        <w:jc w:val="both"/>
-        <w:rPr>
-          <w:rFonts w:ascii="Arial Narrow" w:hAnsi="Arial Narrow" w:cs="Arial"/>
-          <w:color w:val="333333"/>
-          <w:sz w:val="12"/>
-          <w:szCs w:val="12"/>
-        </w:rPr>
-      </w:pPr>
-    </w:p>
-    <w:p xmlns:wp14="http://schemas.microsoft.com/office/word/2010/wordml" wp14:textId="2BAAF5FD">
-      <w:pPr>
-        <w:tabs>
-          <w:tab w:val="left" w:pos="3240"/>
-          <w:tab w:val="right" w:pos="9900"/>
-        </w:tabs>
-        <w:ind w:left="720" w:right="57"/>
-        <w:jc w:val="both"/>
-        <w:rPr>
-          <w:rFonts w:ascii="Arial" w:hAnsi="Arial" w:eastAsia="Arial" w:cs="Arial"/>
-          <w:b w:val="1"/>
-          <w:bCs w:val="1"/>
-          <w:sz w:val="20"/>
-          <w:szCs w:val="20"/>
-        </w:rPr>
-      </w:pPr>
-      <w:r>
-        <w:rPr>
-          <w:rFonts w:ascii="Arial" w:hAnsi="Arial" w:eastAsia="Arial" w:cs="Arial"/>
-          <w:b w:val="1"/>
-          <w:bCs w:val="1"/>
-          <w:sz w:val="20"/>
-          <w:szCs w:val="20"/>
-        </w:rPr>
-        <w:t xml:space="preserve">Senior Front-End Developer with 12+ years of global experience in web application development. </w:t>
-      </w:r>
-      <w:r>
-        <w:rPr>
-          <w:rFonts w:ascii="Arial" w:hAnsi="Arial" w:eastAsia="Arial" w:cs="Arial"/>
-          <w:b w:val="1"/>
-          <w:bCs w:val="1"/>
-          <w:sz w:val="20"/>
-          <w:szCs w:val="20"/>
-        </w:rPr>
-        <w:t xml:space="preserve">Proficient in modern web technologies, UI/UX design, and front-end </w:t>
-      </w:r>
-      <w:r>
-        <w:rPr>
-          <w:rFonts w:ascii="Arial" w:hAnsi="Arial" w:eastAsia="Arial" w:cs="Arial"/>
-          <w:b w:val="1"/>
-          <w:bCs w:val="1"/>
-          <w:sz w:val="20"/>
-          <w:szCs w:val="20"/>
-        </w:rPr>
-        <w:t>architecture</w:t>
-      </w:r>
-      <w:r>
-        <w:rPr>
-          <w:rFonts w:ascii="Arial" w:hAnsi="Arial" w:eastAsia="Arial" w:cs="Arial"/>
-          <w:b w:val="1"/>
-          <w:bCs w:val="1"/>
-          <w:sz w:val="20"/>
-          <w:szCs w:val="20"/>
-        </w:rPr>
-        <w:t>.</w:t>
-      </w:r>
-      <w:r>
-        <w:rPr>
-          <w:rFonts w:ascii="Arial" w:hAnsi="Arial" w:eastAsia="Arial" w:cs="Arial"/>
-          <w:b w:val="1"/>
-          <w:bCs w:val="1"/>
-          <w:sz w:val="20"/>
-          <w:szCs w:val="20"/>
-        </w:rPr>
-        <w:t xml:space="preserve"> </w:t>
-      </w:r>
-      <w:r>
-        <w:rPr>
-          <w:rFonts w:ascii="Arial" w:hAnsi="Arial" w:eastAsia="Arial" w:cs="Arial"/>
-          <w:b w:val="1"/>
-          <w:bCs w:val="1"/>
-          <w:sz w:val="20"/>
-          <w:szCs w:val="20"/>
-        </w:rPr>
-        <w:t xml:space="preserve">Skilled in building scalable and responsive web applications with </w:t>
-      </w:r>
-      <w:r>
-        <w:rPr>
-          <w:rFonts w:ascii="Arial" w:hAnsi="Arial" w:eastAsia="Arial" w:cs="Arial"/>
-          <w:b w:val="1"/>
-          <w:bCs w:val="1"/>
-          <w:sz w:val="20"/>
-          <w:szCs w:val="20"/>
-        </w:rPr>
-        <w:t>expertise</w:t>
-      </w:r>
-      <w:r>
-        <w:rPr>
-          <w:rFonts w:ascii="Arial" w:hAnsi="Arial" w:eastAsia="Arial" w:cs="Arial"/>
-          <w:b w:val="1"/>
-          <w:bCs w:val="1"/>
-          <w:sz w:val="20"/>
-          <w:szCs w:val="20"/>
-        </w:rPr>
-        <w:t xml:space="preserve"> in Angular, JavaScript, </w:t>
-      </w:r>
-      <w:r>
-        <w:rPr>
-          <w:rFonts w:ascii="Arial" w:hAnsi="Arial" w:eastAsia="Arial" w:cs="Arial"/>
-          <w:b w:val="1"/>
-          <w:bCs w:val="1"/>
-          <w:sz w:val="20"/>
-          <w:szCs w:val="20"/>
-        </w:rPr>
-        <w:t>TypeScript</w:t>
-      </w:r>
-      <w:r>
-        <w:rPr>
-          <w:rFonts w:ascii="Arial" w:hAnsi="Arial" w:eastAsia="Arial" w:cs="Arial"/>
-          <w:b w:val="1"/>
-          <w:bCs w:val="1"/>
-          <w:sz w:val="20"/>
-          <w:szCs w:val="20"/>
-        </w:rPr>
-        <w:t>, and Node.js.</w:t>
-      </w:r>
+          <w:rFonts w:ascii="Arial" w:hAnsi="Arial" w:eastAsia="Arial" w:cs="Arial" w:asciiTheme="minorBidi" w:hAnsiTheme="minorBidi" w:eastAsiaTheme="minorBidi" w:cstheme="minorBidi"/>
+          <w:sz w:val="20"/>
+          <w:szCs w:val="20"/>
+        </w:rPr>
+      </w:pPr>
     </w:p>
     <w:p xmlns:wp14="http://schemas.microsoft.com/office/word/2010/wordml" wp14:textId="77777777">
       <w:pPr>
         <w:pBdr>
           <w:bottom w:val="single" w:color="1F497D" w:sz="2" w:space="1"/>
         </w:pBdr>
-        <w:ind w:left="720" w:right="-2"/>
+        <w:ind w:right="-2"/>
         <w:outlineLvl w:val="0"/>
         <w:rPr>
-          <w:rFonts w:ascii="Arial" w:hAnsi="Arial" w:cs="Arial"/>
-          <w:sz w:val="20"/>
-          <w:szCs w:val="20"/>
-        </w:rPr>
-      </w:pPr>
-    </w:p>
-    <w:p xmlns:wp14="http://schemas.microsoft.com/office/word/2010/wordml" wp14:textId="77777777">
-      <w:pPr>
-        <w:pBdr>
-          <w:bottom w:val="single" w:color="1F497D" w:sz="2" w:space="1"/>
-        </w:pBdr>
-        <w:ind w:left="720" w:right="-2"/>
-        <w:outlineLvl w:val="0"/>
-        <w:rPr>
-          <w:rFonts w:ascii="Arial" w:hAnsi="Arial" w:cs="Arial"/>
+          <w:rFonts w:asciiTheme="minorBidi" w:hAnsiTheme="minorBidi" w:eastAsiaTheme="minorBidi" w:cstheme="minorBidi"/>
           <w:color w:val="1F497D"/>
           <w:sz w:val="20"/>
           <w:szCs w:val="20"/>
@@ -441,7 +350,7 @@
       </w:pPr>
       <w:r>
         <w:rPr>
-          <w:rFonts w:ascii="Arial" w:hAnsi="Arial" w:cs="Arial"/>
+          <w:rFonts w:asciiTheme="minorBidi" w:hAnsiTheme="minorBidi" w:eastAsiaTheme="minorBidi" w:cstheme="minorBidi"/>
           <w:color w:val="1F497D"/>
           <w:sz w:val="20"/>
           <w:szCs w:val="20"/>
@@ -455,33 +364,32 @@
           <w:tab w:val="left" w:pos="3240"/>
           <w:tab w:val="right" w:pos="10206"/>
         </w:tabs>
-        <w:ind w:left="720"/>
-        <w:rPr>
-          <w:rFonts w:ascii="Arial" w:hAnsi="Arial" w:cs="Arial"/>
+        <w:jc w:val="both"/>
+        <w:rPr>
+          <w:rFonts w:ascii="Arial" w:hAnsi="Arial" w:eastAsia="Arial" w:cs="Arial" w:asciiTheme="minorBidi" w:hAnsiTheme="minorBidi" w:eastAsiaTheme="minorBidi" w:cstheme="minorBidi"/>
           <w:noProof/>
           <w:sz w:val="20"/>
           <w:szCs w:val="20"/>
         </w:rPr>
       </w:pPr>
     </w:p>
-    <w:p xmlns:wp14="http://schemas.microsoft.com/office/word/2010/wordml" wp14:textId="3E5FD11F">
+    <w:p xmlns:wp14="http://schemas.microsoft.com/office/word/2010/wordml" wp14:textId="77777777">
       <w:pPr>
         <w:pStyle w:val="ListParagraph"/>
         <w:tabs>
           <w:tab w:val="left" w:pos="3240"/>
           <w:tab w:val="right" w:pos="10206"/>
         </w:tabs>
-        <w:bidi w:val="0"/>
-        <w:ind w:left="1440"/>
-        <w:rPr>
-          <w:rFonts w:ascii="Arial" w:hAnsi="Arial" w:eastAsia="Arial" w:cs="Arial"/>
-          <w:sz w:val="20"/>
-          <w:szCs w:val="20"/>
-        </w:rPr>
-      </w:pPr>
-      <w:r>
-        <w:rPr>
-          <w:rFonts w:ascii="Arial" w:hAnsi="Arial" w:eastAsia="Arial" w:cs="Arial"/>
+        <w:rPr>
+          <w:rFonts w:ascii="Arial" w:hAnsi="Arial" w:eastAsia="Arial" w:cs="Arial" w:asciiTheme="minorBidi" w:hAnsiTheme="minorBidi" w:eastAsiaTheme="minorBidi" w:cstheme="minorBidi"/>
+          <w:sz w:val="20"/>
+          <w:szCs w:val="20"/>
+        </w:rPr>
+      </w:pPr>
+      <w:bookmarkStart w:name="_GoBack" w:id="0"/>
+      <w:r>
+        <w:rPr>
+          <w:rFonts w:ascii="Arial" w:hAnsi="Arial" w:eastAsia="Arial" w:cs="Arial" w:asciiTheme="minorBidi" w:hAnsiTheme="minorBidi" w:eastAsiaTheme="minorBidi" w:cstheme="minorBidi"/>
           <w:sz w:val="20"/>
           <w:szCs w:val="20"/>
         </w:rPr>
@@ -489,7 +397,7 @@
       </w:r>
       <w:r>
         <w:rPr>
-          <w:rFonts w:ascii="Arial" w:hAnsi="Arial" w:eastAsia="Arial" w:cs="Arial"/>
+          <w:rFonts w:ascii="Arial" w:hAnsi="Arial" w:eastAsia="Arial" w:cs="Arial" w:asciiTheme="minorBidi" w:hAnsiTheme="minorBidi" w:eastAsiaTheme="minorBidi" w:cstheme="minorBidi"/>
           <w:b w:val="1"/>
           <w:bCs w:val="1"/>
           <w:sz w:val="20"/>
@@ -499,23 +407,15 @@
       </w:r>
       <w:r>
         <w:rPr>
-          <w:rFonts w:ascii="Arial" w:hAnsi="Arial" w:eastAsia="Arial" w:cs="Arial"/>
-          <w:sz w:val="20"/>
-          <w:szCs w:val="20"/>
-        </w:rPr>
-        <w:t xml:space="preserve"> </w:t>
-      </w:r>
-      <w:r>
-        <w:rPr>
-          <w:rFonts w:ascii="Arial" w:hAnsi="Arial" w:eastAsia="Arial" w:cs="Arial"/>
-          <w:sz w:val="20"/>
-          <w:szCs w:val="20"/>
-        </w:rPr>
-        <w:t xml:space="preserve">: </w:t>
-      </w:r>
-      <w:r>
-        <w:rPr>
-          <w:rFonts w:ascii="Arial" w:hAnsi="Arial" w:eastAsia="Arial" w:cs="Arial"/>
+          <w:rFonts w:ascii="Arial" w:hAnsi="Arial" w:eastAsia="Arial" w:cs="Arial" w:asciiTheme="minorBidi" w:hAnsiTheme="minorBidi" w:eastAsiaTheme="minorBidi" w:cstheme="minorBidi"/>
+          <w:sz w:val="20"/>
+          <w:szCs w:val="20"/>
+        </w:rPr>
+        <w:t xml:space="preserve"> : </w:t>
+      </w:r>
+      <w:r>
+        <w:rPr>
+          <w:rFonts w:ascii="Arial" w:hAnsi="Arial" w:eastAsia="Arial" w:cs="Arial" w:asciiTheme="minorBidi" w:hAnsiTheme="minorBidi" w:eastAsiaTheme="minorBidi" w:cstheme="minorBidi"/>
           <w:b w:val="1"/>
           <w:bCs w:val="1"/>
           <w:sz w:val="20"/>
@@ -525,7 +425,7 @@
       </w:r>
       <w:r>
         <w:rPr>
-          <w:rFonts w:ascii="Arial" w:hAnsi="Arial" w:eastAsia="Arial" w:cs="Arial"/>
+          <w:rFonts w:ascii="Arial" w:hAnsi="Arial" w:eastAsia="Arial" w:cs="Arial" w:asciiTheme="minorBidi" w:hAnsiTheme="minorBidi" w:eastAsiaTheme="minorBidi" w:cstheme="minorBidi"/>
           <w:sz w:val="20"/>
           <w:szCs w:val="20"/>
         </w:rPr>
@@ -533,7 +433,7 @@
       </w:r>
       <w:r>
         <w:rPr>
-          <w:rFonts w:ascii="Arial" w:hAnsi="Arial" w:eastAsia="Arial" w:cs="Arial"/>
+          <w:rFonts w:ascii="Arial" w:hAnsi="Arial" w:eastAsia="Arial" w:cs="Arial" w:asciiTheme="minorBidi" w:hAnsiTheme="minorBidi" w:eastAsiaTheme="minorBidi" w:cstheme="minorBidi"/>
           <w:b w:val="1"/>
           <w:bCs w:val="1"/>
           <w:sz w:val="20"/>
@@ -543,7 +443,7 @@
       </w:r>
       <w:r>
         <w:rPr>
-          <w:rFonts w:ascii="Arial" w:hAnsi="Arial" w:eastAsia="Arial" w:cs="Arial"/>
+          <w:rFonts w:ascii="Arial" w:hAnsi="Arial" w:eastAsia="Arial" w:cs="Arial" w:asciiTheme="minorBidi" w:hAnsiTheme="minorBidi" w:eastAsiaTheme="minorBidi" w:cstheme="minorBidi"/>
           <w:sz w:val="20"/>
           <w:szCs w:val="20"/>
         </w:rPr>
@@ -551,7 +451,7 @@
       </w:r>
       <w:r>
         <w:rPr>
-          <w:rFonts w:ascii="Arial" w:hAnsi="Arial" w:eastAsia="Arial" w:cs="Arial"/>
+          <w:rFonts w:ascii="Arial" w:hAnsi="Arial" w:eastAsia="Arial" w:cs="Arial" w:asciiTheme="minorBidi" w:hAnsiTheme="minorBidi" w:eastAsiaTheme="minorBidi" w:cstheme="minorBidi"/>
           <w:b w:val="1"/>
           <w:bCs w:val="1"/>
           <w:sz w:val="20"/>
@@ -561,23 +461,15 @@
       </w:r>
       <w:r>
         <w:rPr>
-          <w:rFonts w:ascii="Arial" w:hAnsi="Arial" w:eastAsia="Arial" w:cs="Arial"/>
-          <w:sz w:val="20"/>
-          <w:szCs w:val="20"/>
-        </w:rPr>
-        <w:t>),</w:t>
-      </w:r>
-      <w:r>
-        <w:rPr>
-          <w:rFonts w:ascii="Arial" w:hAnsi="Arial" w:eastAsia="Arial" w:cs="Arial"/>
-          <w:sz w:val="20"/>
-          <w:szCs w:val="20"/>
-        </w:rPr>
-        <w:t xml:space="preserve"> </w:t>
-      </w:r>
-      <w:r>
-        <w:rPr>
-          <w:rFonts w:ascii="Arial" w:hAnsi="Arial" w:eastAsia="Arial" w:cs="Arial"/>
+          <w:rFonts w:ascii="Arial" w:hAnsi="Arial" w:eastAsia="Arial" w:cs="Arial" w:asciiTheme="minorBidi" w:hAnsiTheme="minorBidi" w:eastAsiaTheme="minorBidi" w:cstheme="minorBidi"/>
+          <w:sz w:val="20"/>
+          <w:szCs w:val="20"/>
+        </w:rPr>
+        <w:t xml:space="preserve">), </w:t>
+      </w:r>
+      <w:r>
+        <w:rPr>
+          <w:rFonts w:ascii="Arial" w:hAnsi="Arial" w:eastAsia="Arial" w:cs="Arial" w:asciiTheme="minorBidi" w:hAnsiTheme="minorBidi" w:eastAsiaTheme="minorBidi" w:cstheme="minorBidi"/>
           <w:b w:val="1"/>
           <w:bCs w:val="1"/>
           <w:sz w:val="20"/>
@@ -587,7 +479,7 @@
       </w:r>
       <w:r>
         <w:rPr>
-          <w:rFonts w:ascii="Arial" w:hAnsi="Arial" w:eastAsia="Arial" w:cs="Arial"/>
+          <w:rFonts w:ascii="Arial" w:hAnsi="Arial" w:eastAsia="Arial" w:cs="Arial" w:asciiTheme="minorBidi" w:hAnsiTheme="minorBidi" w:eastAsiaTheme="minorBidi" w:cstheme="minorBidi"/>
           <w:sz w:val="20"/>
           <w:szCs w:val="20"/>
         </w:rPr>
@@ -595,7 +487,7 @@
       </w:r>
       <w:r>
         <w:rPr>
-          <w:rFonts w:ascii="Arial" w:hAnsi="Arial" w:eastAsia="Arial" w:cs="Arial"/>
+          <w:rFonts w:ascii="Arial" w:hAnsi="Arial" w:eastAsia="Arial" w:cs="Arial" w:asciiTheme="minorBidi" w:hAnsiTheme="minorBidi" w:eastAsiaTheme="minorBidi" w:cstheme="minorBidi"/>
           <w:b w:val="1"/>
           <w:bCs w:val="1"/>
           <w:sz w:val="20"/>
@@ -604,252 +496,310 @@
         <w:t>SCSS</w:t>
       </w:r>
       <w:r>
-        <w:rPr>
-          <w:rFonts w:ascii="Arial" w:hAnsi="Arial" w:eastAsia="Arial" w:cs="Arial"/>
+        <w:br/>
+      </w:r>
+      <w:r>
+        <w:rPr>
+          <w:rFonts w:ascii="Arial" w:hAnsi="Arial" w:eastAsia="Arial" w:cs="Arial" w:asciiTheme="minorBidi" w:hAnsiTheme="minorBidi" w:eastAsiaTheme="minorBidi" w:cstheme="minorBidi"/>
+          <w:sz w:val="20"/>
+          <w:szCs w:val="20"/>
+        </w:rPr>
+        <w:t xml:space="preserve">• AI &amp; Automation: </w:t>
+      </w:r>
+      <w:r>
+        <w:rPr>
+          <w:rFonts w:ascii="Arial" w:hAnsi="Arial" w:eastAsia="Arial" w:cs="Arial" w:asciiTheme="minorBidi" w:hAnsiTheme="minorBidi" w:eastAsiaTheme="minorBidi" w:cstheme="minorBidi"/>
+          <w:sz w:val="20"/>
+          <w:szCs w:val="20"/>
+        </w:rPr>
+        <w:t>OpenAI</w:t>
+      </w:r>
+      <w:r>
+        <w:rPr>
+          <w:rFonts w:ascii="Arial" w:hAnsi="Arial" w:eastAsia="Arial" w:cs="Arial" w:asciiTheme="minorBidi" w:hAnsiTheme="minorBidi" w:eastAsiaTheme="minorBidi" w:cstheme="minorBidi"/>
+          <w:sz w:val="20"/>
+          <w:szCs w:val="20"/>
+        </w:rPr>
+        <w:t xml:space="preserve"> APIs, Prompt Engineering, AI </w:t>
+      </w:r>
+      <w:r>
+        <w:rPr>
+          <w:rFonts w:ascii="Arial" w:hAnsi="Arial" w:eastAsia="Arial" w:cs="Arial" w:asciiTheme="minorBidi" w:hAnsiTheme="minorBidi" w:eastAsiaTheme="minorBidi" w:cstheme="minorBidi"/>
+          <w:sz w:val="20"/>
+          <w:szCs w:val="20"/>
+        </w:rPr>
+        <w:t>Copilots</w:t>
+      </w:r>
+      <w:r>
+        <w:rPr>
+          <w:rFonts w:ascii="Arial" w:hAnsi="Arial" w:eastAsia="Arial" w:cs="Arial" w:asciiTheme="minorBidi" w:hAnsiTheme="minorBidi" w:eastAsiaTheme="minorBidi" w:cstheme="minorBidi"/>
+          <w:sz w:val="20"/>
+          <w:szCs w:val="20"/>
+        </w:rPr>
+        <w:t>, AI Workflow Systems, LLM Integrations, AI-</w:t>
+      </w:r>
+      <w:r>
+        <w:rPr>
+          <w:rFonts w:ascii="Arial" w:hAnsi="Arial" w:eastAsia="Arial" w:cs="Arial" w:asciiTheme="minorBidi" w:hAnsiTheme="minorBidi" w:eastAsiaTheme="minorBidi" w:cstheme="minorBidi"/>
+          <w:sz w:val="20"/>
+          <w:szCs w:val="20"/>
+        </w:rPr>
+        <w:t xml:space="preserve">  </w:t>
+      </w:r>
+      <w:r>
+        <w:rPr>
+          <w:rFonts w:ascii="Arial" w:hAnsi="Arial" w:eastAsia="Arial" w:cs="Arial" w:asciiTheme="minorBidi" w:hAnsiTheme="minorBidi" w:eastAsiaTheme="minorBidi" w:cstheme="minorBidi"/>
+          <w:sz w:val="20"/>
+          <w:szCs w:val="20"/>
+        </w:rPr>
+        <w:t>Assisted Development, AI Content Generation, AI UI Generation, Agentic Workflows</w:t>
+      </w:r>
+      <w:r>
+        <w:rPr>
+          <w:rFonts w:ascii="Arial" w:hAnsi="Arial" w:eastAsia="Arial" w:cs="Arial" w:asciiTheme="minorBidi" w:hAnsiTheme="minorBidi" w:eastAsiaTheme="minorBidi" w:cstheme="minorBidi"/>
+          <w:sz w:val="20"/>
+          <w:szCs w:val="20"/>
+        </w:rPr>
+        <w:t xml:space="preserve">  </w:t>
+      </w:r>
+      <w:r>
+        <w:rPr>
+          <w:rFonts w:ascii="Arial" w:hAnsi="Arial" w:eastAsia="Arial" w:cs="Arial" w:asciiTheme="minorBidi" w:hAnsiTheme="minorBidi" w:eastAsiaTheme="minorBidi" w:cstheme="minorBidi"/>
+          <w:sz w:val="20"/>
+          <w:szCs w:val="20"/>
+        </w:rPr>
+        <w:t xml:space="preserve"> </w:t>
+      </w:r>
+      <w:r>
+        <w:br/>
+      </w:r>
+      <w:r>
+        <w:rPr>
+          <w:rFonts w:ascii="Arial" w:hAnsi="Arial" w:eastAsia="Arial" w:cs="Arial" w:asciiTheme="minorBidi" w:hAnsiTheme="minorBidi" w:eastAsiaTheme="minorBidi" w:cstheme="minorBidi"/>
+          <w:sz w:val="20"/>
+          <w:szCs w:val="20"/>
+        </w:rPr>
+        <w:t xml:space="preserve">• Full-Stack: </w:t>
+      </w:r>
+      <w:r>
+        <w:rPr>
+          <w:rFonts w:ascii="Arial" w:hAnsi="Arial" w:eastAsia="Arial" w:cs="Arial" w:asciiTheme="minorBidi" w:hAnsiTheme="minorBidi" w:eastAsiaTheme="minorBidi" w:cstheme="minorBidi"/>
           <w:b w:val="1"/>
           <w:bCs w:val="1"/>
           <w:sz w:val="20"/>
           <w:szCs w:val="20"/>
         </w:rPr>
-        <w:t>, React</w:t>
-      </w:r>
-      <w:r>
-        <w:br/>
-      </w:r>
-      <w:r>
-        <w:rPr>
-          <w:rFonts w:ascii="Arial" w:hAnsi="Arial" w:eastAsia="Arial" w:cs="Arial"/>
-          <w:sz w:val="20"/>
-          <w:szCs w:val="20"/>
-        </w:rPr>
-        <w:t xml:space="preserve">• Full-Stack: </w:t>
-      </w:r>
-      <w:r>
-        <w:rPr>
-          <w:rFonts w:ascii="Arial" w:hAnsi="Arial" w:eastAsia="Arial" w:cs="Arial"/>
+        <w:t xml:space="preserve">MERN </w:t>
+      </w:r>
+      <w:r>
+        <w:rPr>
+          <w:rFonts w:ascii="Arial" w:hAnsi="Arial" w:eastAsia="Arial" w:cs="Arial" w:asciiTheme="minorBidi" w:hAnsiTheme="minorBidi" w:eastAsiaTheme="minorBidi" w:cstheme="minorBidi"/>
+          <w:sz w:val="20"/>
+          <w:szCs w:val="20"/>
+        </w:rPr>
+        <w:t xml:space="preserve">(MongoDB, Express.js, React, Node.js), </w:t>
+      </w:r>
+      <w:r>
+        <w:rPr>
+          <w:rFonts w:ascii="Arial" w:hAnsi="Arial" w:eastAsia="Arial" w:cs="Arial" w:asciiTheme="minorBidi" w:hAnsiTheme="minorBidi" w:eastAsiaTheme="minorBidi" w:cstheme="minorBidi"/>
           <w:b w:val="1"/>
           <w:bCs w:val="1"/>
           <w:sz w:val="20"/>
           <w:szCs w:val="20"/>
         </w:rPr>
-        <w:t xml:space="preserve">MERN </w:t>
-      </w:r>
-      <w:r>
-        <w:rPr>
-          <w:rFonts w:ascii="Arial" w:hAnsi="Arial" w:eastAsia="Arial" w:cs="Arial"/>
-          <w:sz w:val="20"/>
-          <w:szCs w:val="20"/>
-        </w:rPr>
-        <w:t xml:space="preserve">(MongoDB, Express.js, React, Node.js), </w:t>
-      </w:r>
-      <w:r>
-        <w:rPr>
-          <w:rFonts w:ascii="Arial" w:hAnsi="Arial" w:eastAsia="Arial" w:cs="Arial"/>
+        <w:t xml:space="preserve">MEAN </w:t>
+      </w:r>
+      <w:r>
+        <w:rPr>
+          <w:rFonts w:ascii="Arial" w:hAnsi="Arial" w:eastAsia="Arial" w:cs="Arial" w:asciiTheme="minorBidi" w:hAnsiTheme="minorBidi" w:eastAsiaTheme="minorBidi" w:cstheme="minorBidi"/>
+          <w:sz w:val="20"/>
+          <w:szCs w:val="20"/>
+        </w:rPr>
+        <w:t>(MongoDB, Express.js, Angular,   Node.js)</w:t>
+      </w:r>
+      <w:r>
+        <w:br/>
+      </w:r>
+      <w:r>
+        <w:rPr>
+          <w:rFonts w:ascii="Arial" w:hAnsi="Arial" w:eastAsia="Arial" w:cs="Arial" w:asciiTheme="minorBidi" w:hAnsiTheme="minorBidi" w:eastAsiaTheme="minorBidi" w:cstheme="minorBidi"/>
+          <w:sz w:val="20"/>
+          <w:szCs w:val="20"/>
+        </w:rPr>
+        <w:t>• UI/UX Design: Web Design, Material Design, Bootstrap UI, Adobe Photoshop</w:t>
+      </w:r>
+      <w:r>
+        <w:br/>
+      </w:r>
+      <w:r>
+        <w:rPr>
+          <w:rFonts w:ascii="Arial" w:hAnsi="Arial" w:eastAsia="Arial" w:cs="Arial" w:asciiTheme="minorBidi" w:hAnsiTheme="minorBidi" w:eastAsiaTheme="minorBidi" w:cstheme="minorBidi"/>
+          <w:sz w:val="20"/>
+          <w:szCs w:val="20"/>
+        </w:rPr>
+        <w:t xml:space="preserve">• Back-End Technologies: </w:t>
+      </w:r>
+      <w:r>
+        <w:rPr>
+          <w:rFonts w:ascii="Arial" w:hAnsi="Arial" w:eastAsia="Arial" w:cs="Arial" w:asciiTheme="minorBidi" w:hAnsiTheme="minorBidi" w:eastAsiaTheme="minorBidi" w:cstheme="minorBidi"/>
           <w:b w:val="1"/>
           <w:bCs w:val="1"/>
           <w:sz w:val="20"/>
           <w:szCs w:val="20"/>
         </w:rPr>
-        <w:t xml:space="preserve">MEAN </w:t>
-      </w:r>
-      <w:r>
-        <w:rPr>
-          <w:rFonts w:ascii="Arial" w:hAnsi="Arial" w:eastAsia="Arial" w:cs="Arial"/>
-          <w:sz w:val="20"/>
-          <w:szCs w:val="20"/>
-        </w:rPr>
-        <w:t>(MongoDB, Express.js, Angular,   Node.js)</w:t>
-      </w:r>
-      <w:r>
-        <w:br/>
-      </w:r>
-      <w:r>
-        <w:rPr>
-          <w:rFonts w:ascii="Arial" w:hAnsi="Arial" w:eastAsia="Arial" w:cs="Arial"/>
-          <w:sz w:val="20"/>
-          <w:szCs w:val="20"/>
-        </w:rPr>
-        <w:t>• UI/UX Design: Web Design, Material Design, Bootstrap UI, Adobe Photoshop</w:t>
-      </w:r>
-      <w:r>
-        <w:br/>
-      </w:r>
-      <w:r>
-        <w:rPr>
-          <w:rFonts w:ascii="Arial" w:hAnsi="Arial" w:eastAsia="Arial" w:cs="Arial"/>
-          <w:sz w:val="20"/>
-          <w:szCs w:val="20"/>
-        </w:rPr>
-        <w:t xml:space="preserve">• Back-End Technologies: </w:t>
-      </w:r>
-      <w:r>
-        <w:rPr>
-          <w:rFonts w:ascii="Arial" w:hAnsi="Arial" w:eastAsia="Arial" w:cs="Arial"/>
+        <w:t>Node</w:t>
+      </w:r>
+      <w:r>
+        <w:rPr>
+          <w:rFonts w:ascii="Arial" w:hAnsi="Arial" w:eastAsia="Arial" w:cs="Arial" w:asciiTheme="minorBidi" w:hAnsiTheme="minorBidi" w:eastAsiaTheme="minorBidi" w:cstheme="minorBidi"/>
+          <w:sz w:val="20"/>
+          <w:szCs w:val="20"/>
+        </w:rPr>
+        <w:t xml:space="preserve">.js, .NET (C#), </w:t>
+      </w:r>
+      <w:r>
+        <w:rPr>
+          <w:rFonts w:ascii="Arial" w:hAnsi="Arial" w:eastAsia="Arial" w:cs="Arial" w:asciiTheme="minorBidi" w:hAnsiTheme="minorBidi" w:eastAsiaTheme="minorBidi" w:cstheme="minorBidi"/>
           <w:b w:val="1"/>
           <w:bCs w:val="1"/>
           <w:sz w:val="20"/>
           <w:szCs w:val="20"/>
         </w:rPr>
-        <w:t>Node</w:t>
-      </w:r>
-      <w:r>
-        <w:rPr>
-          <w:rFonts w:ascii="Arial" w:hAnsi="Arial" w:eastAsia="Arial" w:cs="Arial"/>
-          <w:sz w:val="20"/>
-          <w:szCs w:val="20"/>
-        </w:rPr>
-        <w:t xml:space="preserve">.js, .NET (C#), </w:t>
-      </w:r>
-      <w:r>
-        <w:rPr>
-          <w:rFonts w:ascii="Arial" w:hAnsi="Arial" w:eastAsia="Arial" w:cs="Arial"/>
+        <w:t>Python</w:t>
+      </w:r>
+      <w:r>
+        <w:rPr>
+          <w:rFonts w:ascii="Arial" w:hAnsi="Arial" w:eastAsia="Arial" w:cs="Arial" w:asciiTheme="minorBidi" w:hAnsiTheme="minorBidi" w:eastAsiaTheme="minorBidi" w:cstheme="minorBidi"/>
+          <w:sz w:val="20"/>
+          <w:szCs w:val="20"/>
+        </w:rPr>
+        <w:t xml:space="preserve">, MySQL, </w:t>
+      </w:r>
+      <w:r>
+        <w:rPr>
+          <w:rFonts w:ascii="Arial" w:hAnsi="Arial" w:eastAsia="Arial" w:cs="Arial" w:asciiTheme="minorBidi" w:hAnsiTheme="minorBidi" w:eastAsiaTheme="minorBidi" w:cstheme="minorBidi"/>
           <w:b w:val="1"/>
           <w:bCs w:val="1"/>
           <w:sz w:val="20"/>
           <w:szCs w:val="20"/>
         </w:rPr>
-        <w:t>Python</w:t>
-      </w:r>
-      <w:r>
-        <w:rPr>
-          <w:rFonts w:ascii="Arial" w:hAnsi="Arial" w:eastAsia="Arial" w:cs="Arial"/>
-          <w:sz w:val="20"/>
-          <w:szCs w:val="20"/>
-        </w:rPr>
-        <w:t xml:space="preserve">, MySQL, </w:t>
-      </w:r>
-      <w:r>
-        <w:rPr>
-          <w:rFonts w:ascii="Arial" w:hAnsi="Arial" w:eastAsia="Arial" w:cs="Arial"/>
+        <w:t>MongoDB</w:t>
+      </w:r>
+      <w:r>
+        <w:br/>
+      </w:r>
+      <w:r>
+        <w:rPr>
+          <w:rFonts w:ascii="Arial" w:hAnsi="Arial" w:eastAsia="Arial" w:cs="Arial" w:asciiTheme="minorBidi" w:hAnsiTheme="minorBidi" w:eastAsiaTheme="minorBidi" w:cstheme="minorBidi"/>
+          <w:sz w:val="20"/>
+          <w:szCs w:val="20"/>
+        </w:rPr>
+        <w:t xml:space="preserve">• DevOps &amp; </w:t>
+      </w:r>
+      <w:r>
+        <w:rPr>
+          <w:rFonts w:ascii="Arial" w:hAnsi="Arial" w:eastAsia="Arial" w:cs="Arial" w:asciiTheme="minorBidi" w:hAnsiTheme="minorBidi" w:eastAsiaTheme="minorBidi" w:cstheme="minorBidi"/>
           <w:b w:val="1"/>
           <w:bCs w:val="1"/>
           <w:sz w:val="20"/>
           <w:szCs w:val="20"/>
         </w:rPr>
-        <w:t>MongoDB</w:t>
-      </w:r>
-      <w:r>
-        <w:br/>
-      </w:r>
-      <w:r>
-        <w:rPr>
-          <w:rFonts w:ascii="Arial" w:hAnsi="Arial" w:eastAsia="Arial" w:cs="Arial"/>
-          <w:sz w:val="20"/>
-          <w:szCs w:val="20"/>
-        </w:rPr>
-        <w:t xml:space="preserve">• DevOps &amp; </w:t>
-      </w:r>
-      <w:r>
-        <w:rPr>
-          <w:rFonts w:ascii="Arial" w:hAnsi="Arial" w:eastAsia="Arial" w:cs="Arial"/>
+        <w:t>Cloud</w:t>
+      </w:r>
+      <w:r>
+        <w:rPr>
+          <w:rFonts w:ascii="Arial" w:hAnsi="Arial" w:eastAsia="Arial" w:cs="Arial" w:asciiTheme="minorBidi" w:hAnsiTheme="minorBidi" w:eastAsiaTheme="minorBidi" w:cstheme="minorBidi"/>
+          <w:sz w:val="20"/>
+          <w:szCs w:val="20"/>
+        </w:rPr>
+        <w:t xml:space="preserve">: </w:t>
+      </w:r>
+      <w:r>
+        <w:rPr>
+          <w:rFonts w:ascii="Arial" w:hAnsi="Arial" w:eastAsia="Arial" w:cs="Arial" w:asciiTheme="minorBidi" w:hAnsiTheme="minorBidi" w:eastAsiaTheme="minorBidi" w:cstheme="minorBidi"/>
           <w:b w:val="1"/>
           <w:bCs w:val="1"/>
           <w:sz w:val="20"/>
           <w:szCs w:val="20"/>
         </w:rPr>
-        <w:t>Cloud</w:t>
-      </w:r>
-      <w:r>
-        <w:rPr>
-          <w:rFonts w:ascii="Arial" w:hAnsi="Arial" w:eastAsia="Arial" w:cs="Arial"/>
-          <w:sz w:val="20"/>
-          <w:szCs w:val="20"/>
-        </w:rPr>
-        <w:t xml:space="preserve">: </w:t>
-      </w:r>
-      <w:r>
-        <w:rPr>
-          <w:rFonts w:ascii="Arial" w:hAnsi="Arial" w:eastAsia="Arial" w:cs="Arial"/>
+        <w:t>AWS</w:t>
+      </w:r>
+      <w:r>
+        <w:rPr>
+          <w:rFonts w:ascii="Arial" w:hAnsi="Arial" w:eastAsia="Arial" w:cs="Arial" w:asciiTheme="minorBidi" w:hAnsiTheme="minorBidi" w:eastAsiaTheme="minorBidi" w:cstheme="minorBidi"/>
+          <w:sz w:val="20"/>
+          <w:szCs w:val="20"/>
+        </w:rPr>
+        <w:t xml:space="preserve">, CI/CD, Kubernetes, Microsoft IIS, </w:t>
+      </w:r>
+      <w:r>
+        <w:rPr>
+          <w:rFonts w:ascii="Arial" w:hAnsi="Arial" w:eastAsia="Arial" w:cs="Arial" w:asciiTheme="minorBidi" w:hAnsiTheme="minorBidi" w:eastAsiaTheme="minorBidi" w:cstheme="minorBidi"/>
           <w:b w:val="1"/>
           <w:bCs w:val="1"/>
           <w:sz w:val="20"/>
           <w:szCs w:val="20"/>
         </w:rPr>
-        <w:t>AWS</w:t>
-      </w:r>
-      <w:r>
-        <w:rPr>
-          <w:rFonts w:ascii="Arial" w:hAnsi="Arial" w:eastAsia="Arial" w:cs="Arial"/>
-          <w:sz w:val="20"/>
-          <w:szCs w:val="20"/>
-        </w:rPr>
-        <w:t xml:space="preserve">, CI/CD, Kubernetes, Microsoft IIS, </w:t>
-      </w:r>
-      <w:r>
-        <w:rPr>
-          <w:rFonts w:ascii="Arial" w:hAnsi="Arial" w:eastAsia="Arial" w:cs="Arial"/>
+        <w:t>REST APIs</w:t>
+      </w:r>
+      <w:r>
+        <w:br/>
+      </w:r>
+      <w:r>
+        <w:rPr>
+          <w:rFonts w:ascii="Arial" w:hAnsi="Arial" w:eastAsia="Arial" w:cs="Arial" w:asciiTheme="minorBidi" w:hAnsiTheme="minorBidi" w:eastAsiaTheme="minorBidi" w:cstheme="minorBidi"/>
+          <w:sz w:val="20"/>
+          <w:szCs w:val="20"/>
+        </w:rPr>
+        <w:t xml:space="preserve">• Development Tools: </w:t>
+      </w:r>
+      <w:r>
+        <w:rPr>
+          <w:rFonts w:ascii="Arial" w:hAnsi="Arial" w:eastAsia="Arial" w:cs="Arial" w:asciiTheme="minorBidi" w:hAnsiTheme="minorBidi" w:eastAsiaTheme="minorBidi" w:cstheme="minorBidi"/>
           <w:b w:val="1"/>
           <w:bCs w:val="1"/>
           <w:sz w:val="20"/>
           <w:szCs w:val="20"/>
         </w:rPr>
-        <w:t>REST APIs</w:t>
-      </w:r>
-      <w:r>
-        <w:br/>
-      </w:r>
-      <w:r>
-        <w:rPr>
-          <w:rFonts w:ascii="Arial" w:hAnsi="Arial" w:eastAsia="Arial" w:cs="Arial"/>
-          <w:sz w:val="20"/>
-          <w:szCs w:val="20"/>
-        </w:rPr>
-        <w:t xml:space="preserve">• Development Tools: </w:t>
-      </w:r>
-      <w:r>
-        <w:rPr>
-          <w:rFonts w:ascii="Arial" w:hAnsi="Arial" w:eastAsia="Arial" w:cs="Arial"/>
+        <w:t>Git</w:t>
+      </w:r>
+      <w:r>
+        <w:rPr>
+          <w:rFonts w:ascii="Arial" w:hAnsi="Arial" w:eastAsia="Arial" w:cs="Arial" w:asciiTheme="minorBidi" w:hAnsiTheme="minorBidi" w:eastAsiaTheme="minorBidi" w:cstheme="minorBidi"/>
+          <w:sz w:val="20"/>
+          <w:szCs w:val="20"/>
+        </w:rPr>
+        <w:t xml:space="preserve">, GitHub, </w:t>
+      </w:r>
+      <w:r>
+        <w:rPr>
+          <w:rFonts w:ascii="Arial" w:hAnsi="Arial" w:eastAsia="Arial" w:cs="Arial" w:asciiTheme="minorBidi" w:hAnsiTheme="minorBidi" w:eastAsiaTheme="minorBidi" w:cstheme="minorBidi"/>
           <w:b w:val="1"/>
           <w:bCs w:val="1"/>
           <w:sz w:val="20"/>
           <w:szCs w:val="20"/>
         </w:rPr>
-        <w:t>Git</w:t>
-      </w:r>
-      <w:r>
-        <w:rPr>
-          <w:rFonts w:ascii="Arial" w:hAnsi="Arial" w:eastAsia="Arial" w:cs="Arial"/>
-          <w:sz w:val="20"/>
-          <w:szCs w:val="20"/>
-        </w:rPr>
-        <w:t xml:space="preserve">, GitHub, </w:t>
-      </w:r>
-      <w:r>
-        <w:rPr>
-          <w:rFonts w:ascii="Arial" w:hAnsi="Arial" w:eastAsia="Arial" w:cs="Arial"/>
-          <w:b w:val="1"/>
-          <w:bCs w:val="1"/>
-          <w:sz w:val="20"/>
-          <w:szCs w:val="20"/>
-        </w:rPr>
         <w:t>Agile</w:t>
       </w:r>
       <w:r>
         <w:rPr>
-          <w:rFonts w:ascii="Arial" w:hAnsi="Arial" w:eastAsia="Arial" w:cs="Arial"/>
-          <w:sz w:val="20"/>
-          <w:szCs w:val="20"/>
-        </w:rPr>
-        <w:t>, Scrum</w:t>
-      </w:r>
-      <w:r>
-        <w:rPr>
-          <w:rFonts w:ascii="Arial" w:hAnsi="Arial" w:cs="Arial"/>
-          <w:sz w:val="20"/>
-          <w:szCs w:val="20"/>
-        </w:rPr>
-        <w:t>.</w:t>
+          <w:rFonts w:ascii="Arial" w:hAnsi="Arial" w:eastAsia="Arial" w:cs="Arial" w:asciiTheme="minorBidi" w:hAnsiTheme="minorBidi" w:eastAsiaTheme="minorBidi" w:cstheme="minorBidi"/>
+          <w:sz w:val="20"/>
+          <w:szCs w:val="20"/>
+        </w:rPr>
+        <w:t>, Scrum.</w:t>
       </w:r>
     </w:p>
+    <w:bookmarkEnd w:id="0"/>
     <w:p xmlns:wp14="http://schemas.microsoft.com/office/word/2010/wordml" wp14:textId="77777777">
       <w:pPr>
         <w:pBdr>
           <w:bottom w:val="single" w:color="1F497D" w:sz="2" w:space="1"/>
         </w:pBdr>
-        <w:ind w:left="720" w:right="-2"/>
+        <w:ind w:right="-2"/>
         <w:outlineLvl w:val="0"/>
         <w:rPr>
-          <w:rFonts w:ascii="Arial" w:hAnsi="Arial" w:cs="Arial"/>
+          <w:rFonts w:ascii="Arial" w:hAnsi="Arial" w:eastAsia="Arial" w:cs="Arial" w:asciiTheme="minorBidi" w:hAnsiTheme="minorBidi" w:eastAsiaTheme="minorBidi" w:cstheme="minorBidi"/>
           <w:color w:val="1F497D"/>
           <w:sz w:val="20"/>
           <w:szCs w:val="20"/>
@@ -860,7 +810,7 @@
       </w:r>
       <w:r>
         <w:rPr>
-          <w:rFonts w:ascii="Arial" w:hAnsi="Arial" w:cs="Arial"/>
+          <w:rFonts w:ascii="Arial" w:hAnsi="Arial" w:eastAsia="Arial" w:cs="Arial" w:asciiTheme="minorBidi" w:hAnsiTheme="minorBidi" w:eastAsiaTheme="minorBidi" w:cstheme="minorBidi"/>
           <w:color w:val="1F497D"/>
           <w:sz w:val="20"/>
           <w:szCs w:val="20"/>
@@ -874,9 +824,8 @@
           <w:tab w:val="left" w:pos="3240"/>
           <w:tab w:val="right" w:pos="10206"/>
         </w:tabs>
-        <w:ind w:left="720"/>
-        <w:rPr>
-          <w:rFonts w:ascii="Arial" w:hAnsi="Arial" w:eastAsia="Arial" w:cs="Arial"/>
+        <w:rPr>
+          <w:rFonts w:ascii="Arial" w:hAnsi="Arial" w:eastAsia="Arial" w:cs="Arial" w:asciiTheme="minorBidi" w:hAnsiTheme="minorBidi" w:eastAsiaTheme="minorBidi" w:cstheme="minorBidi"/>
           <w:b w:val="1"/>
           <w:bCs w:val="1"/>
           <w:u w:val="single"/>
@@ -889,9 +838,8 @@
           <w:tab w:val="left" w:pos="3240"/>
           <w:tab w:val="right" w:pos="10206"/>
         </w:tabs>
-        <w:ind w:left="720"/>
-        <w:rPr>
-          <w:rFonts w:ascii="Arial" w:hAnsi="Arial" w:cs="Arial"/>
+        <w:rPr>
+          <w:rFonts w:ascii="Arial" w:hAnsi="Arial" w:eastAsia="Arial" w:cs="Arial" w:asciiTheme="minorBidi" w:hAnsiTheme="minorBidi" w:eastAsiaTheme="minorBidi" w:cstheme="minorBidi"/>
           <w:b w:val="1"/>
           <w:bCs w:val="1"/>
           <w:noProof/>
@@ -902,7 +850,7 @@
       </w:pPr>
       <w:r>
         <w:rPr>
-          <w:rFonts w:ascii="Arial" w:hAnsi="Arial" w:eastAsia="Arial" w:cs="Arial"/>
+          <w:rFonts w:ascii="Arial" w:hAnsi="Arial" w:eastAsia="Arial" w:cs="Arial" w:asciiTheme="minorBidi" w:hAnsiTheme="minorBidi" w:eastAsiaTheme="minorBidi" w:cstheme="minorBidi"/>
           <w:b w:val="1"/>
           <w:bCs w:val="1"/>
           <w:u w:val="single"/>
@@ -911,7 +859,7 @@
       </w:r>
       <w:r>
         <w:rPr>
-          <w:rFonts w:ascii="Arial" w:hAnsi="Arial" w:eastAsia="Arial" w:cs="Arial"/>
+          <w:rFonts w:ascii="Arial" w:hAnsi="Arial" w:eastAsia="Arial" w:cs="Arial" w:asciiTheme="minorBidi" w:hAnsiTheme="minorBidi" w:eastAsiaTheme="minorBidi" w:cstheme="minorBidi"/>
           <w:b w:val="1"/>
           <w:bCs w:val="1"/>
           <w:u w:val="single"/>
@@ -920,17 +868,17 @@
       </w:r>
       <w:r>
         <w:rPr>
-          <w:rFonts w:ascii="Arial" w:hAnsi="Arial" w:eastAsia="Arial" w:cs="Arial"/>
+          <w:rFonts w:ascii="Arial" w:hAnsi="Arial" w:eastAsia="Arial" w:cs="Arial" w:asciiTheme="minorBidi" w:hAnsiTheme="minorBidi" w:eastAsiaTheme="minorBidi" w:cstheme="minorBidi"/>
           <w:b w:val="1"/>
           <w:bCs w:val="1"/>
           <w:u w:val="single"/>
         </w:rPr>
         <w:t xml:space="preserve">Black Swan)  </w:t>
       </w:r>
-      <w:hyperlink r:id="R0d892ec457c74f43">
+      <w:hyperlink r:id="Rf71fc2477f4645f9">
         <w:r>
           <w:rPr>
-            <w:rFonts w:ascii="Arial" w:hAnsi="Arial" w:eastAsia="Arial" w:cs="Arial"/>
+            <w:rFonts w:ascii="Arial" w:hAnsi="Arial" w:eastAsia="Arial" w:cs="Arial" w:asciiTheme="minorBidi" w:hAnsiTheme="minorBidi" w:eastAsiaTheme="minorBidi" w:cstheme="minorBidi"/>
             <w:b w:val="1"/>
             <w:bCs w:val="1"/>
             <w:color w:val="0000FF"/>
@@ -943,7 +891,7 @@
       </w:hyperlink>
       <w:r>
         <w:rPr>
-          <w:rFonts w:ascii="Arial" w:hAnsi="Arial" w:cs="Arial"/>
+          <w:rFonts w:ascii="Arial" w:hAnsi="Arial" w:eastAsia="Arial" w:cs="Arial" w:asciiTheme="minorBidi" w:hAnsiTheme="minorBidi" w:eastAsiaTheme="minorBidi" w:cstheme="minorBidi"/>
           <w:b w:val="1"/>
           <w:bCs w:val="1"/>
           <w:noProof/>
@@ -951,11 +899,11 @@
           <w:szCs w:val="20"/>
           <w:u w:val="single"/>
         </w:rPr>
-        <w:t xml:space="preserve">                     </w:t>
-      </w:r>
-      <w:r>
-        <w:rPr>
-          <w:rFonts w:ascii="Arial" w:hAnsi="Arial" w:cs="Arial"/>
+        <w:t xml:space="preserve">                                     </w:t>
+      </w:r>
+      <w:r>
+        <w:rPr>
+          <w:rFonts w:ascii="Arial" w:hAnsi="Arial" w:eastAsia="Arial" w:cs="Arial" w:asciiTheme="minorBidi" w:hAnsiTheme="minorBidi" w:eastAsiaTheme="minorBidi" w:cstheme="minorBidi"/>
           <w:b w:val="1"/>
           <w:bCs w:val="1"/>
           <w:noProof/>
@@ -963,11 +911,47 @@
           <w:szCs w:val="20"/>
           <w:u w:val="single"/>
         </w:rPr>
-        <w:t xml:space="preserve">                                         </w:t>
-      </w:r>
-      <w:r>
-        <w:rPr>
-          <w:rFonts w:ascii="Arial" w:hAnsi="Arial" w:cs="Arial"/>
+        <w:t xml:space="preserve">   </w:t>
+      </w:r>
+      <w:r>
+        <w:rPr>
+          <w:rFonts w:ascii="Arial" w:hAnsi="Arial" w:eastAsia="Arial" w:cs="Arial" w:asciiTheme="minorBidi" w:hAnsiTheme="minorBidi" w:eastAsiaTheme="minorBidi" w:cstheme="minorBidi"/>
+          <w:b w:val="1"/>
+          <w:bCs w:val="1"/>
+          <w:noProof/>
+          <w:sz w:val="20"/>
+          <w:szCs w:val="20"/>
+          <w:u w:val="single"/>
+        </w:rPr>
+        <w:t xml:space="preserve">  </w:t>
+      </w:r>
+      <w:r>
+        <w:rPr>
+          <w:rFonts w:ascii="Arial" w:hAnsi="Arial" w:eastAsia="Arial" w:cs="Arial" w:asciiTheme="minorBidi" w:hAnsiTheme="minorBidi" w:eastAsiaTheme="minorBidi" w:cstheme="minorBidi"/>
+          <w:b w:val="1"/>
+          <w:bCs w:val="1"/>
+          <w:noProof/>
+          <w:sz w:val="20"/>
+          <w:szCs w:val="20"/>
+          <w:u w:val="single"/>
+        </w:rPr>
+        <w:t xml:space="preserve">   </w:t>
+      </w:r>
+      <w:r>
+        <w:rPr>
+          <w:rFonts w:ascii="Arial" w:hAnsi="Arial" w:eastAsia="Arial" w:cs="Arial" w:asciiTheme="minorBidi" w:hAnsiTheme="minorBidi" w:eastAsiaTheme="minorBidi" w:cstheme="minorBidi"/>
+          <w:b w:val="1"/>
+          <w:bCs w:val="1"/>
+          <w:noProof/>
+          <w:sz w:val="20"/>
+          <w:szCs w:val="20"/>
+          <w:u w:val="single"/>
+        </w:rPr>
+        <w:t xml:space="preserve">   </w:t>
+      </w:r>
+      <w:r>
+        <w:rPr>
+          <w:rFonts w:ascii="Arial" w:hAnsi="Arial" w:eastAsia="Arial" w:cs="Arial" w:asciiTheme="minorBidi" w:hAnsiTheme="minorBidi" w:eastAsiaTheme="minorBidi" w:cstheme="minorBidi"/>
           <w:b w:val="1"/>
           <w:bCs w:val="1"/>
           <w:noProof/>
@@ -975,11 +959,11 @@
           <w:szCs w:val="22"/>
           <w:u w:val="single"/>
         </w:rPr>
-        <w:t>2024</w:t>
-      </w:r>
-      <w:r>
-        <w:rPr>
-          <w:rFonts w:ascii="Arial" w:hAnsi="Arial" w:cs="Arial"/>
+        <w:t>04.2</w:t>
+      </w:r>
+      <w:r>
+        <w:rPr>
+          <w:rFonts w:ascii="Arial" w:hAnsi="Arial" w:eastAsia="Arial" w:cs="Arial" w:asciiTheme="minorBidi" w:hAnsiTheme="minorBidi" w:eastAsiaTheme="minorBidi" w:cstheme="minorBidi"/>
           <w:b w:val="1"/>
           <w:bCs w:val="1"/>
           <w:noProof/>
@@ -987,11 +971,11 @@
           <w:szCs w:val="22"/>
           <w:u w:val="single"/>
         </w:rPr>
-        <w:t xml:space="preserve"> – Present</w:t>
-      </w:r>
-      <w:r>
-        <w:rPr>
-          <w:rFonts w:ascii="Arial" w:hAnsi="Arial" w:cs="Arial"/>
+        <w:t>024 – Present</w:t>
+      </w:r>
+      <w:r>
+        <w:rPr>
+          <w:rFonts w:ascii="Arial" w:hAnsi="Arial" w:eastAsia="Arial" w:cs="Arial" w:asciiTheme="minorBidi" w:hAnsiTheme="minorBidi" w:eastAsiaTheme="minorBidi" w:cstheme="minorBidi"/>
           <w:b w:val="1"/>
           <w:bCs w:val="1"/>
           <w:noProof/>
@@ -1002,108 +986,37 @@
         <w:t xml:space="preserve">   </w:t>
       </w:r>
     </w:p>
-    <w:p xmlns:wp14="http://schemas.microsoft.com/office/word/2010/wordml" wp14:textId="21E80844">
+    <w:p xmlns:wp14="http://schemas.microsoft.com/office/word/2010/wordml" wp14:textId="77777777">
       <w:pPr>
         <w:tabs>
           <w:tab w:val="left" w:pos="3240"/>
           <w:tab w:val="right" w:pos="9900"/>
         </w:tabs>
-        <w:ind w:left="720"/>
-        <w:rPr>
-          <w:rFonts w:ascii="Arial" w:hAnsi="Arial" w:cs="Arial"/>
-          <w:noProof/>
-          <w:sz w:val="20"/>
-          <w:szCs w:val="20"/>
-        </w:rPr>
-      </w:pPr>
-      <w:r>
-        <w:rPr>
-          <w:rFonts w:ascii="Arial" w:hAnsi="Arial" w:cs="Arial"/>
-          <w:noProof/>
-          <w:sz w:val="20"/>
-          <w:szCs w:val="20"/>
-        </w:rPr>
-        <w:t>Senior Front End Developer and Tech Lead</w:t>
-      </w:r>
-    </w:p>
-    <w:p>
-      <w:pPr>
-        <w:pStyle w:val="ListParagraph"/>
-        <w:numPr>
-          <w:ilvl w:val="0"/>
-          <w:numId w:val="17"/>
-        </w:numPr>
-        <w:suppressLineNumbers w:val="0"/>
-        <w:pBdr>
-          <w:bottom w:val="single" w:color="1F497D" w:sz="2" w:space="0"/>
-        </w:pBdr>
-        <w:bidi w:val="0"/>
-        <w:spacing w:before="0" w:beforeAutospacing="off" w:after="0" w:afterAutospacing="off" w:line="259" w:lineRule="auto"/>
-        <w:ind w:left="1080" w:right="-2" w:hanging="360"/>
-        <w:jc w:val="left"/>
-        <w:rPr>
-          <w:rFonts w:ascii="Arial" w:hAnsi="Arial" w:eastAsia="Arial" w:cs="Arial"/>
-          <w:b w:val="1"/>
-          <w:bCs w:val="1"/>
-          <w:sz w:val="20"/>
-          <w:szCs w:val="20"/>
-        </w:rPr>
-      </w:pPr>
-      <w:r>
-        <w:rPr>
-          <w:rFonts w:ascii="Arial" w:hAnsi="Arial" w:eastAsia="Arial" w:cs="Arial"/>
-          <w:sz w:val="20"/>
-          <w:szCs w:val="20"/>
-        </w:rPr>
-        <w:t xml:space="preserve">Developed and maintained B2B web applications using </w:t>
-      </w:r>
-      <w:r>
-        <w:rPr>
-          <w:rFonts w:ascii="Arial" w:hAnsi="Arial" w:eastAsia="Arial" w:cs="Arial"/>
-          <w:b w:val="1"/>
-          <w:bCs w:val="1"/>
-          <w:sz w:val="20"/>
-          <w:szCs w:val="20"/>
-        </w:rPr>
-        <w:t xml:space="preserve">Angular </w:t>
-      </w:r>
-      <w:r>
-        <w:rPr>
-          <w:rFonts w:ascii="Arial" w:hAnsi="Arial" w:eastAsia="Arial" w:cs="Arial"/>
-          <w:sz w:val="20"/>
-          <w:szCs w:val="20"/>
-        </w:rPr>
-        <w:t xml:space="preserve">17+, </w:t>
-      </w:r>
-      <w:r>
-        <w:rPr>
-          <w:rFonts w:ascii="Arial" w:hAnsi="Arial" w:eastAsia="Arial" w:cs="Arial"/>
-          <w:b w:val="1"/>
-          <w:bCs w:val="1"/>
-          <w:sz w:val="20"/>
-          <w:szCs w:val="20"/>
-        </w:rPr>
-        <w:t>TypeScript</w:t>
-      </w:r>
-      <w:r>
-        <w:rPr>
-          <w:rFonts w:ascii="Arial" w:hAnsi="Arial" w:eastAsia="Arial" w:cs="Arial"/>
-          <w:sz w:val="20"/>
-          <w:szCs w:val="20"/>
-        </w:rPr>
-        <w:t>, Node.js, Bootstrap</w:t>
-      </w:r>
-      <w:r>
-        <w:rPr>
-          <w:rFonts w:ascii="Arial" w:hAnsi="Arial" w:eastAsia="Arial" w:cs="Arial"/>
-          <w:sz w:val="20"/>
-          <w:szCs w:val="20"/>
-        </w:rPr>
-        <w:t xml:space="preserve"> +</w:t>
-      </w:r>
-      <w:r>
-        <w:rPr>
-          <w:rFonts w:ascii="Arial" w:hAnsi="Arial" w:eastAsia="Arial" w:cs="Arial"/>
+        <w:rPr>
+          <w:rFonts w:asciiTheme="minorBidi" w:hAnsiTheme="minorBidi" w:eastAsiaTheme="minorBidi" w:cstheme="minorBidi"/>
+          <w:b/>
+          <w:bCs/>
+          <w:noProof/>
+          <w:sz w:val="20"/>
+          <w:szCs w:val="20"/>
+          <w:highlight w:val="yellow"/>
+        </w:rPr>
+      </w:pPr>
+      <w:r>
+        <w:rPr>
+          <w:rFonts w:asciiTheme="minorBidi" w:hAnsiTheme="minorBidi" w:eastAsiaTheme="minorBidi" w:cstheme="minorBidi"/>
+          <w:noProof/>
+          <w:sz w:val="20"/>
+          <w:szCs w:val="20"/>
+        </w:rPr>
+        <w:t>Senior Front-End Developer, Tech Lead &amp;</w:t>
+      </w:r>
+      <w:r>
+        <w:rPr>
+          <w:rFonts w:asciiTheme="minorBidi" w:hAnsiTheme="minorBidi" w:eastAsiaTheme="minorBidi" w:cstheme="minorBidi"/>
+          <w:b/>
+          <w:bCs/>
+          <w:noProof/>
           <w:sz w:val="20"/>
           <w:szCs w:val="20"/>
         </w:rPr>
@@ -1111,59 +1024,15 @@
       </w:r>
       <w:r>
         <w:rPr>
-          <w:rFonts w:ascii="Arial" w:hAnsi="Arial" w:eastAsia="Arial" w:cs="Arial"/>
-          <w:b w:val="1"/>
-          <w:bCs w:val="1"/>
-          <w:sz w:val="20"/>
-          <w:szCs w:val="20"/>
-        </w:rPr>
-        <w:t>SCSS</w:t>
-      </w:r>
-      <w:r>
-        <w:rPr>
-          <w:rFonts w:ascii="Arial" w:hAnsi="Arial" w:eastAsia="Arial" w:cs="Arial"/>
-          <w:sz w:val="20"/>
-          <w:szCs w:val="20"/>
-        </w:rPr>
-        <w:t xml:space="preserve"> </w:t>
-      </w:r>
-      <w:r>
-        <w:rPr>
-          <w:rFonts w:ascii="Arial" w:hAnsi="Arial" w:eastAsia="Arial" w:cs="Arial"/>
-          <w:sz w:val="20"/>
-          <w:szCs w:val="20"/>
-        </w:rPr>
-        <w:t>,</w:t>
-      </w:r>
-      <w:r>
-        <w:rPr>
-          <w:rFonts w:ascii="Arial" w:hAnsi="Arial" w:eastAsia="Arial" w:cs="Arial"/>
-          <w:b w:val="1"/>
-          <w:bCs w:val="1"/>
-          <w:sz w:val="20"/>
-          <w:szCs w:val="20"/>
-        </w:rPr>
-        <w:t>React</w:t>
-      </w:r>
-      <w:r>
-        <w:rPr>
-          <w:rFonts w:ascii="Arial" w:hAnsi="Arial" w:eastAsia="Arial" w:cs="Arial"/>
-          <w:b w:val="1"/>
-          <w:bCs w:val="1"/>
-          <w:sz w:val="20"/>
-          <w:szCs w:val="20"/>
-        </w:rPr>
-        <w:t xml:space="preserve"> project</w:t>
-      </w:r>
-      <w:r>
-        <w:rPr>
-          <w:rFonts w:ascii="Arial" w:hAnsi="Arial" w:eastAsia="Arial" w:cs="Arial"/>
-          <w:b w:val="1"/>
-          <w:bCs w:val="1"/>
-          <w:sz w:val="20"/>
-          <w:szCs w:val="20"/>
-        </w:rPr>
-        <w:t>s.</w:t>
+          <w:rFonts w:asciiTheme="minorBidi" w:hAnsiTheme="minorBidi" w:eastAsiaTheme="minorBidi" w:cstheme="minorBidi"/>
+          <w:b/>
+          <w:bCs/>
+          <w:noProof/>
+          <w:sz w:val="20"/>
+          <w:szCs w:val="20"/>
+          <w:highlight w:val="yellow"/>
+        </w:rPr>
+        <w:t>AI Integration Specialist</w:t>
       </w:r>
     </w:p>
     <w:p xmlns:wp14="http://schemas.microsoft.com/office/word/2010/wordml" wp14:textId="77777777">
@@ -1179,7 +1048,7 @@
         <w:ind w:right="-2"/>
         <w:outlineLvl w:val="0"/>
         <w:rPr>
-          <w:rFonts w:ascii="Arial" w:hAnsi="Arial" w:cs="Arial"/>
+          <w:rFonts w:ascii="Arial" w:hAnsi="Arial" w:eastAsia="Arial" w:cs="Arial" w:asciiTheme="minorBidi" w:hAnsiTheme="minorBidi" w:eastAsiaTheme="minorBidi" w:cstheme="minorBidi"/>
           <w:b w:val="1"/>
           <w:bCs w:val="1"/>
           <w:noProof/>
@@ -1189,59 +1058,61 @@
       </w:pPr>
       <w:r>
         <w:rPr>
-          <w:rFonts w:ascii="Arial" w:hAnsi="Arial" w:eastAsia="Arial" w:cs="Arial"/>
-          <w:sz w:val="20"/>
-          <w:szCs w:val="20"/>
-        </w:rPr>
-        <w:t xml:space="preserve">Designed and </w:t>
-      </w:r>
-      <w:r>
-        <w:rPr>
-          <w:rFonts w:ascii="Arial" w:hAnsi="Arial" w:eastAsia="Arial" w:cs="Arial"/>
-          <w:sz w:val="20"/>
-          <w:szCs w:val="20"/>
-        </w:rPr>
-        <w:t>optimized</w:t>
-      </w:r>
-      <w:r>
-        <w:rPr>
-          <w:rFonts w:ascii="Arial" w:hAnsi="Arial" w:eastAsia="Arial" w:cs="Arial"/>
-          <w:sz w:val="20"/>
-          <w:szCs w:val="20"/>
-        </w:rPr>
-        <w:t xml:space="preserve"> </w:t>
-      </w:r>
-      <w:r>
-        <w:rPr>
-          <w:rFonts w:ascii="Arial" w:hAnsi="Arial" w:eastAsia="Arial" w:cs="Arial"/>
+          <w:rFonts w:ascii="Arial" w:hAnsi="Arial" w:eastAsia="Arial" w:cs="Arial" w:asciiTheme="minorBidi" w:hAnsiTheme="minorBidi" w:eastAsiaTheme="minorBidi" w:cstheme="minorBidi"/>
+          <w:sz w:val="20"/>
+          <w:szCs w:val="20"/>
+        </w:rPr>
+        <w:t xml:space="preserve">Developed and maintained B2B web applications using </w:t>
+      </w:r>
+      <w:r>
+        <w:rPr>
+          <w:rFonts w:ascii="Arial" w:hAnsi="Arial" w:eastAsia="Arial" w:cs="Arial" w:asciiTheme="minorBidi" w:hAnsiTheme="minorBidi" w:eastAsiaTheme="minorBidi" w:cstheme="minorBidi"/>
           <w:b w:val="1"/>
           <w:bCs w:val="1"/>
           <w:sz w:val="20"/>
           <w:szCs w:val="20"/>
         </w:rPr>
-        <w:t xml:space="preserve">responsive </w:t>
-      </w:r>
-      <w:r>
-        <w:rPr>
-          <w:rFonts w:ascii="Arial" w:hAnsi="Arial" w:eastAsia="Arial" w:cs="Arial"/>
-          <w:sz w:val="20"/>
-          <w:szCs w:val="20"/>
-        </w:rPr>
-        <w:t xml:space="preserve">web-based applications for </w:t>
-      </w:r>
-      <w:r>
-        <w:rPr>
-          <w:rFonts w:ascii="Arial" w:hAnsi="Arial" w:eastAsia="Arial" w:cs="Arial"/>
+        <w:t xml:space="preserve">Angular </w:t>
+      </w:r>
+      <w:r>
+        <w:rPr>
+          <w:rFonts w:ascii="Arial" w:hAnsi="Arial" w:eastAsia="Arial" w:cs="Arial" w:asciiTheme="minorBidi" w:hAnsiTheme="minorBidi" w:eastAsiaTheme="minorBidi" w:cstheme="minorBidi"/>
+          <w:sz w:val="20"/>
+          <w:szCs w:val="20"/>
+        </w:rPr>
+        <w:t xml:space="preserve">17+, </w:t>
+      </w:r>
+      <w:r>
+        <w:rPr>
+          <w:rFonts w:ascii="Arial" w:hAnsi="Arial" w:eastAsia="Arial" w:cs="Arial" w:asciiTheme="minorBidi" w:hAnsiTheme="minorBidi" w:eastAsiaTheme="minorBidi" w:cstheme="minorBidi"/>
           <w:b w:val="1"/>
           <w:bCs w:val="1"/>
           <w:sz w:val="20"/>
           <w:szCs w:val="20"/>
         </w:rPr>
-        <w:t>mobile platforms</w:t>
-      </w:r>
-      <w:r>
-        <w:rPr>
-          <w:rFonts w:ascii="Arial" w:hAnsi="Arial" w:eastAsia="Arial" w:cs="Arial"/>
+        <w:t>TypeScript</w:t>
+      </w:r>
+      <w:r>
+        <w:rPr>
+          <w:rFonts w:ascii="Arial" w:hAnsi="Arial" w:eastAsia="Arial" w:cs="Arial" w:asciiTheme="minorBidi" w:hAnsiTheme="minorBidi" w:eastAsiaTheme="minorBidi" w:cstheme="minorBidi"/>
+          <w:sz w:val="20"/>
+          <w:szCs w:val="20"/>
+        </w:rPr>
+        <w:t xml:space="preserve">, Node.js, Bootstrap + </w:t>
+      </w:r>
+      <w:r>
+        <w:rPr>
+          <w:rFonts w:ascii="Arial" w:hAnsi="Arial" w:eastAsia="Arial" w:cs="Arial" w:asciiTheme="minorBidi" w:hAnsiTheme="minorBidi" w:eastAsiaTheme="minorBidi" w:cstheme="minorBidi"/>
+          <w:b w:val="1"/>
+          <w:bCs w:val="1"/>
+          <w:sz w:val="20"/>
+          <w:szCs w:val="20"/>
+        </w:rPr>
+        <w:t>SCSS</w:t>
+      </w:r>
+      <w:r>
+        <w:rPr>
+          <w:rFonts w:ascii="Arial" w:hAnsi="Arial" w:eastAsia="Arial" w:cs="Arial" w:asciiTheme="minorBidi" w:hAnsiTheme="minorBidi" w:eastAsiaTheme="minorBidi" w:cstheme="minorBidi"/>
           <w:sz w:val="20"/>
           <w:szCs w:val="20"/>
         </w:rPr>
@@ -1261,50 +1132,60 @@
         <w:ind w:right="-2"/>
         <w:outlineLvl w:val="0"/>
         <w:rPr>
-          <w:rFonts w:ascii="Arial" w:hAnsi="Arial" w:cs="Arial"/>
-          <w:b w:val="1"/>
-          <w:bCs w:val="1"/>
-          <w:noProof/>
-          <w:sz w:val="20"/>
-          <w:szCs w:val="20"/>
-        </w:rPr>
-      </w:pPr>
-      <w:r>
-        <w:rPr>
-          <w:rFonts w:ascii="Arial" w:hAnsi="Arial" w:eastAsia="Arial" w:cs="Arial"/>
-          <w:sz w:val="20"/>
-          <w:szCs w:val="20"/>
-        </w:rPr>
-        <w:t xml:space="preserve"> </w:t>
-      </w:r>
-      <w:r>
-        <w:rPr>
-          <w:rFonts w:ascii="Arial" w:hAnsi="Arial" w:eastAsia="Arial" w:cs="Arial"/>
-          <w:b w:val="1"/>
-          <w:bCs w:val="1"/>
-          <w:sz w:val="20"/>
-          <w:szCs w:val="20"/>
-        </w:rPr>
-        <w:t xml:space="preserve">Led </w:t>
-      </w:r>
-      <w:r>
-        <w:rPr>
-          <w:rFonts w:ascii="Arial" w:hAnsi="Arial" w:eastAsia="Arial" w:cs="Arial"/>
-          <w:sz w:val="20"/>
-          <w:szCs w:val="20"/>
-        </w:rPr>
-        <w:t>UI/UX development, ensuring intuitive and vis</w:t>
-      </w:r>
-      <w:r>
-        <w:rPr>
-          <w:rFonts w:ascii="Arial" w:hAnsi="Arial" w:eastAsia="Arial" w:cs="Arial"/>
-          <w:sz w:val="20"/>
-          <w:szCs w:val="20"/>
-        </w:rPr>
-        <w:t>ually appealing user experience</w:t>
+          <w:rFonts w:asciiTheme="minorBidi" w:hAnsiTheme="minorBidi" w:eastAsiaTheme="minorBidi" w:cstheme="minorBidi"/>
+          <w:b/>
+          <w:bCs/>
+          <w:noProof/>
+          <w:sz w:val="20"/>
+          <w:szCs w:val="20"/>
+        </w:rPr>
+      </w:pPr>
+      <w:r>
+        <w:rPr>
+          <w:rFonts w:asciiTheme="minorBidi" w:hAnsiTheme="minorBidi" w:eastAsiaTheme="minorBidi" w:cstheme="minorBidi"/>
+          <w:sz w:val="20"/>
+          <w:szCs w:val="20"/>
+        </w:rPr>
+        <w:t xml:space="preserve">Designed and optimized </w:t>
+      </w:r>
+      <w:r>
+        <w:rPr>
+          <w:rFonts w:asciiTheme="minorBidi" w:hAnsiTheme="minorBidi" w:eastAsiaTheme="minorBidi" w:cstheme="minorBidi"/>
+          <w:b/>
+          <w:bCs/>
+          <w:sz w:val="20"/>
+          <w:szCs w:val="20"/>
+        </w:rPr>
+        <w:t xml:space="preserve">responsive </w:t>
+      </w:r>
+      <w:r>
+        <w:rPr>
+          <w:rFonts w:asciiTheme="minorBidi" w:hAnsiTheme="minorBidi" w:eastAsiaTheme="minorBidi" w:cstheme="minorBidi"/>
+          <w:sz w:val="20"/>
+          <w:szCs w:val="20"/>
+        </w:rPr>
+        <w:t xml:space="preserve">web-based applications for </w:t>
+      </w:r>
+      <w:r>
+        <w:rPr>
+          <w:rFonts w:asciiTheme="minorBidi" w:hAnsiTheme="minorBidi" w:eastAsiaTheme="minorBidi" w:cstheme="minorBidi"/>
+          <w:b/>
+          <w:bCs/>
+          <w:sz w:val="20"/>
+          <w:szCs w:val="20"/>
+        </w:rPr>
+        <w:t>mobile platforms</w:t>
+      </w:r>
+      <w:r>
+        <w:rPr>
+          <w:rFonts w:asciiTheme="minorBidi" w:hAnsiTheme="minorBidi" w:eastAsiaTheme="minorBidi" w:cstheme="minorBidi"/>
+          <w:sz w:val="20"/>
+          <w:szCs w:val="20"/>
+        </w:rPr>
+        <w:t>.</w:t>
       </w:r>
     </w:p>
-    <w:p>
+    <w:p xmlns:wp14="http://schemas.microsoft.com/office/word/2010/wordml" wp14:textId="77777777">
       <w:pPr>
         <w:pStyle w:val="ListParagraph"/>
         <w:numPr>
@@ -1317,127 +1198,261 @@
         <w:ind w:right="-2"/>
         <w:outlineLvl w:val="0"/>
         <w:rPr>
-          <w:rFonts w:ascii="Arial" w:hAnsi="Arial" w:cs="Arial"/>
-          <w:b w:val="0"/>
-          <w:bCs w:val="0"/>
-          <w:noProof/>
-          <w:sz w:val="20"/>
-          <w:szCs w:val="20"/>
-        </w:rPr>
-      </w:pPr>
-      <w:r>
-        <w:rPr>
-          <w:rFonts w:ascii="Arial" w:hAnsi="Arial" w:cs="Arial"/>
-          <w:b w:val="0"/>
-          <w:bCs w:val="0"/>
-          <w:noProof/>
-          <w:sz w:val="20"/>
-          <w:szCs w:val="20"/>
-        </w:rPr>
-        <w:t xml:space="preserve">Develope with </w:t>
-      </w:r>
-      <w:r>
-        <w:rPr>
-          <w:rFonts w:ascii="Arial" w:hAnsi="Arial" w:cs="Arial"/>
-          <w:b w:val="1"/>
-          <w:bCs w:val="1"/>
-          <w:noProof/>
-          <w:sz w:val="20"/>
-          <w:szCs w:val="20"/>
-        </w:rPr>
-        <w:t>AI infurstracute</w:t>
-      </w:r>
-      <w:r>
-        <w:rPr>
-          <w:rFonts w:ascii="Arial" w:hAnsi="Arial" w:cs="Arial"/>
-          <w:b w:val="0"/>
-          <w:bCs w:val="0"/>
-          <w:noProof/>
-          <w:sz w:val="20"/>
-          <w:szCs w:val="20"/>
-        </w:rPr>
-        <w:t xml:space="preserve"> incuding openAI API</w:t>
+          <w:rFonts w:asciiTheme="minorBidi" w:hAnsiTheme="minorBidi" w:eastAsiaTheme="minorBidi" w:cstheme="minorBidi"/>
+          <w:b/>
+          <w:bCs/>
+          <w:noProof/>
+          <w:sz w:val="20"/>
+          <w:szCs w:val="20"/>
+        </w:rPr>
+      </w:pPr>
+      <w:r>
+        <w:rPr>
+          <w:rFonts w:asciiTheme="minorBidi" w:hAnsiTheme="minorBidi" w:eastAsiaTheme="minorBidi" w:cstheme="minorBidi"/>
+          <w:sz w:val="20"/>
+          <w:szCs w:val="20"/>
+        </w:rPr>
+        <w:t xml:space="preserve"> </w:t>
+      </w:r>
+      <w:r>
+        <w:rPr>
+          <w:rFonts w:asciiTheme="minorBidi" w:hAnsiTheme="minorBidi" w:eastAsiaTheme="minorBidi" w:cstheme="minorBidi"/>
+          <w:b/>
+          <w:bCs/>
+          <w:sz w:val="20"/>
+          <w:szCs w:val="20"/>
+        </w:rPr>
+        <w:t xml:space="preserve">Led </w:t>
+      </w:r>
+      <w:r>
+        <w:rPr>
+          <w:rFonts w:asciiTheme="minorBidi" w:hAnsiTheme="minorBidi" w:eastAsiaTheme="minorBidi" w:cstheme="minorBidi"/>
+          <w:sz w:val="20"/>
+          <w:szCs w:val="20"/>
+        </w:rPr>
+        <w:t>UI/UX development, ensuring intuitive and visually appealing user experience</w:t>
       </w:r>
     </w:p>
     <w:p xmlns:wp14="http://schemas.microsoft.com/office/word/2010/wordml" wp14:textId="77777777">
       <w:pPr>
+        <w:pStyle w:val="ListParagraph"/>
+        <w:numPr>
+          <w:ilvl w:val="0"/>
+          <w:numId w:val="17"/>
+        </w:numPr>
         <w:pBdr>
           <w:bottom w:val="single" w:color="1F497D" w:sz="2" w:space="0"/>
         </w:pBdr>
-        <w:ind w:left="720" w:right="-2"/>
+        <w:ind w:right="-2"/>
         <w:outlineLvl w:val="0"/>
         <w:rPr>
-          <w:rFonts w:ascii="Arial" w:hAnsi="Arial" w:cs="Arial"/>
-          <w:color w:val="1F497D"/>
-          <w:sz w:val="20"/>
-          <w:szCs w:val="20"/>
-          <w:u w:val="single"/>
-        </w:rPr>
-      </w:pPr>
+          <w:rFonts w:asciiTheme="minorBidi" w:hAnsiTheme="minorBidi" w:eastAsiaTheme="minorBidi" w:cstheme="minorBidi"/>
+          <w:b/>
+          <w:bCs/>
+          <w:noProof/>
+          <w:sz w:val="20"/>
+          <w:szCs w:val="20"/>
+        </w:rPr>
+      </w:pPr>
+      <w:r>
+        <w:rPr>
+          <w:rFonts w:asciiTheme="minorBidi" w:hAnsiTheme="minorBidi" w:eastAsiaTheme="minorBidi" w:cstheme="minorBidi"/>
+          <w:b/>
+          <w:bCs/>
+          <w:noProof/>
+          <w:sz w:val="20"/>
+          <w:szCs w:val="20"/>
+        </w:rPr>
+        <w:t>Developed AI-integrated infrastructure and intelligent workflows using OpenAI APIs, prompt engineering, and AI-assisted systems.</w:t>
+      </w:r>
     </w:p>
     <w:p xmlns:wp14="http://schemas.microsoft.com/office/word/2010/wordml" wp14:textId="77777777">
       <w:pPr>
+        <w:pStyle w:val="ListParagraph"/>
+        <w:numPr>
+          <w:ilvl w:val="0"/>
+          <w:numId w:val="17"/>
+        </w:numPr>
         <w:pBdr>
           <w:bottom w:val="single" w:color="1F497D" w:sz="2" w:space="0"/>
         </w:pBdr>
-        <w:ind w:left="720" w:right="-2"/>
+        <w:ind w:right="-2"/>
         <w:outlineLvl w:val="0"/>
         <w:rPr>
-          <w:rFonts w:ascii="Arial" w:hAnsi="Arial" w:cs="Arial"/>
-          <w:b w:val="1"/>
-          <w:bCs w:val="1"/>
-          <w:noProof/>
-          <w:sz w:val="20"/>
-          <w:szCs w:val="20"/>
-        </w:rPr>
-      </w:pPr>
-      <w:bookmarkStart w:name="_GoBack" w:id="0"/>
-      <w:bookmarkEnd w:id="0"/>
-      <w:r>
-        <w:rPr>
-          <w:rFonts w:ascii="Arial" w:hAnsi="Arial" w:cs="Arial"/>
-          <w:b w:val="1"/>
-          <w:bCs w:val="1"/>
+          <w:rFonts w:asciiTheme="minorBidi" w:hAnsiTheme="minorBidi" w:eastAsiaTheme="minorBidi" w:cstheme="minorBidi"/>
+          <w:b/>
+          <w:bCs/>
+          <w:noProof/>
+          <w:sz w:val="20"/>
+          <w:szCs w:val="20"/>
+        </w:rPr>
+      </w:pPr>
+      <w:r>
+        <w:rPr>
+          <w:rFonts w:asciiTheme="minorBidi" w:hAnsiTheme="minorBidi" w:eastAsiaTheme="minorBidi" w:cstheme="minorBidi"/>
+          <w:b/>
+          <w:bCs/>
+          <w:noProof/>
+          <w:sz w:val="20"/>
+          <w:szCs w:val="20"/>
+        </w:rPr>
+        <w:t>Designed and implemented AI-assisted development workflows and intelligent UI generation systems.</w:t>
+      </w:r>
+    </w:p>
+    <w:p xmlns:wp14="http://schemas.microsoft.com/office/word/2010/wordml" wp14:textId="77777777">
+      <w:pPr>
+        <w:pStyle w:val="ListParagraph"/>
+        <w:numPr>
+          <w:ilvl w:val="0"/>
+          <w:numId w:val="17"/>
+        </w:numPr>
+        <w:pBdr>
+          <w:bottom w:val="single" w:color="1F497D" w:sz="2" w:space="0"/>
+        </w:pBdr>
+        <w:ind w:right="-2"/>
+        <w:outlineLvl w:val="0"/>
+        <w:rPr>
+          <w:rFonts w:asciiTheme="minorBidi" w:hAnsiTheme="minorBidi" w:eastAsiaTheme="minorBidi" w:cstheme="minorBidi"/>
+          <w:b/>
+          <w:bCs/>
+          <w:noProof/>
+          <w:sz w:val="20"/>
+          <w:szCs w:val="20"/>
+        </w:rPr>
+      </w:pPr>
+      <w:r>
+        <w:rPr>
+          <w:rFonts w:asciiTheme="minorBidi" w:hAnsiTheme="minorBidi" w:eastAsiaTheme="minorBidi" w:cstheme="minorBidi"/>
+          <w:b/>
+          <w:bCs/>
+          <w:noProof/>
+          <w:sz w:val="20"/>
+          <w:szCs w:val="20"/>
+        </w:rPr>
+        <w:t>Worked with AI copilots, prompt optimization, and LLM-powered automation for frontend and product workflows</w:t>
+      </w:r>
+    </w:p>
+    <w:p xmlns:wp14="http://schemas.microsoft.com/office/word/2010/wordml" wp14:textId="77777777">
+      <w:pPr>
+        <w:pStyle w:val="ListParagraph"/>
+        <w:numPr>
+          <w:ilvl w:val="0"/>
+          <w:numId w:val="17"/>
+        </w:numPr>
+        <w:pBdr>
+          <w:bottom w:val="single" w:color="1F497D" w:sz="2" w:space="0"/>
+        </w:pBdr>
+        <w:ind w:right="-2"/>
+        <w:outlineLvl w:val="0"/>
+        <w:rPr>
+          <w:rFonts w:asciiTheme="minorBidi" w:hAnsiTheme="minorBidi" w:eastAsiaTheme="minorBidi" w:cstheme="minorBidi"/>
+          <w:b/>
+          <w:bCs/>
+          <w:noProof/>
+          <w:sz w:val="20"/>
+          <w:szCs w:val="20"/>
+        </w:rPr>
+      </w:pPr>
+      <w:r>
+        <w:rPr>
+          <w:rFonts w:asciiTheme="minorBidi" w:hAnsiTheme="minorBidi" w:eastAsiaTheme="minorBidi" w:cstheme="minorBidi"/>
+          <w:b/>
+          <w:bCs/>
+          <w:noProof/>
+          <w:sz w:val="20"/>
+          <w:szCs w:val="20"/>
+        </w:rPr>
+        <w:t>Integrated AI services and modern AI tooling into enterprise-grade web applications and internal sys</w:t>
+      </w:r>
+      <w:r>
+        <w:rPr>
+          <w:rFonts w:asciiTheme="minorBidi" w:hAnsiTheme="minorBidi" w:eastAsiaTheme="minorBidi" w:cstheme="minorBidi"/>
+          <w:b/>
+          <w:bCs/>
+          <w:noProof/>
+          <w:sz w:val="20"/>
+          <w:szCs w:val="20"/>
+        </w:rPr>
+        <w:t>tems</w:t>
+      </w:r>
+    </w:p>
+    <w:p xmlns:wp14="http://schemas.microsoft.com/office/word/2010/wordml" wp14:textId="77777777">
+      <w:pPr>
+        <w:pBdr>
+          <w:bottom w:val="single" w:color="1F497D" w:sz="2" w:space="0"/>
+        </w:pBdr>
+        <w:ind w:left="360" w:right="-2"/>
+        <w:outlineLvl w:val="0"/>
+        <w:rPr>
+          <w:rFonts w:ascii="Arial" w:hAnsi="Arial" w:eastAsia="Arial" w:cs="Arial" w:asciiTheme="minorBidi" w:hAnsiTheme="minorBidi" w:eastAsiaTheme="minorBidi" w:cstheme="minorBidi"/>
+          <w:color w:val="1F497D"/>
+          <w:sz w:val="20"/>
+          <w:szCs w:val="20"/>
+          <w:u w:val="single"/>
+        </w:rPr>
+      </w:pPr>
+    </w:p>
+    <w:p xmlns:wp14="http://schemas.microsoft.com/office/word/2010/wordml" wp14:textId="77777777">
+      <w:pPr>
+        <w:pBdr>
+          <w:bottom w:val="single" w:color="1F497D" w:sz="2" w:space="0"/>
+        </w:pBdr>
+        <w:ind w:left="360" w:right="-2"/>
+        <w:outlineLvl w:val="0"/>
+        <w:rPr>
+          <w:rFonts w:asciiTheme="minorBidi" w:hAnsiTheme="minorBidi" w:eastAsiaTheme="minorBidi" w:cstheme="minorBidi"/>
+          <w:b/>
+          <w:bCs/>
+          <w:noProof/>
+          <w:sz w:val="20"/>
+          <w:szCs w:val="20"/>
+        </w:rPr>
+      </w:pPr>
+      <w:r>
+        <w:rPr>
+          <w:rFonts w:asciiTheme="minorBidi" w:hAnsiTheme="minorBidi" w:eastAsiaTheme="minorBidi" w:cstheme="minorBidi"/>
+          <w:b/>
+          <w:bCs/>
           <w:noProof/>
         </w:rPr>
         <w:t>eToro</w:t>
       </w:r>
       <w:r>
         <w:rPr>
-          <w:rFonts w:ascii="Arial" w:hAnsi="Arial" w:cs="Arial"/>
-          <w:b w:val="1"/>
-          <w:bCs w:val="1"/>
+          <w:rFonts w:asciiTheme="minorBidi" w:hAnsiTheme="minorBidi" w:eastAsiaTheme="minorBidi" w:cstheme="minorBidi"/>
+          <w:b/>
+          <w:bCs/>
           <w:noProof/>
         </w:rPr>
         <w:t xml:space="preserve"> (Marketing),</w:t>
       </w:r>
       <w:r>
         <w:rPr>
-          <w:rFonts w:ascii="Arial" w:hAnsi="Arial" w:cs="Arial"/>
-          <w:b w:val="1"/>
-          <w:bCs w:val="1"/>
+          <w:rFonts w:asciiTheme="minorBidi" w:hAnsiTheme="minorBidi" w:eastAsiaTheme="minorBidi" w:cstheme="minorBidi"/>
+          <w:b/>
+          <w:bCs/>
           <w:noProof/>
         </w:rPr>
         <w:t xml:space="preserve"> Israel</w:t>
       </w:r>
       <w:r>
         <w:rPr>
-          <w:rFonts w:ascii="Arial" w:hAnsi="Arial" w:cs="Arial"/>
-          <w:b w:val="1"/>
-          <w:bCs w:val="1"/>
+          <w:rFonts w:asciiTheme="minorBidi" w:hAnsiTheme="minorBidi" w:eastAsiaTheme="minorBidi" w:cstheme="minorBidi"/>
+          <w:b/>
+          <w:bCs/>
           <w:noProof/>
           <w:sz w:val="20"/>
           <w:szCs w:val="20"/>
         </w:rPr>
         <w:t xml:space="preserve"> </w:t>
       </w:r>
-      <w:hyperlink r:id="R2280d55b319a4ef8">
+      <w:hyperlink r:id="rId13">
         <w:r>
           <w:rPr>
             <w:rStyle w:val="Hyperlink"/>
-            <w:rFonts w:ascii="Arial" w:hAnsi="Arial" w:cs="Arial"/>
-            <w:b w:val="1"/>
-            <w:bCs w:val="1"/>
+            <w:rFonts w:asciiTheme="minorBidi" w:hAnsiTheme="minorBidi" w:eastAsiaTheme="minorBidi" w:cstheme="minorBidi"/>
+            <w:b/>
+            <w:bCs/>
             <w:noProof/>
             <w:sz w:val="20"/>
             <w:szCs w:val="20"/>
@@ -1448,9 +1463,9 @@
       </w:hyperlink>
       <w:r>
         <w:rPr>
-          <w:rFonts w:ascii="Arial" w:hAnsi="Arial" w:cs="Arial"/>
-          <w:b w:val="1"/>
-          <w:bCs w:val="1"/>
+          <w:rFonts w:asciiTheme="minorBidi" w:hAnsiTheme="minorBidi" w:eastAsiaTheme="minorBidi" w:cstheme="minorBidi"/>
+          <w:b/>
+          <w:bCs/>
           <w:noProof/>
           <w:sz w:val="20"/>
           <w:szCs w:val="20"/>
@@ -1459,9 +1474,9 @@
       </w:r>
       <w:r>
         <w:rPr>
-          <w:rFonts w:ascii="Arial" w:hAnsi="Arial" w:cs="Arial"/>
-          <w:b w:val="1"/>
-          <w:bCs w:val="1"/>
+          <w:rFonts w:asciiTheme="minorBidi" w:hAnsiTheme="minorBidi" w:eastAsiaTheme="minorBidi" w:cstheme="minorBidi"/>
+          <w:b/>
+          <w:bCs/>
           <w:noProof/>
           <w:sz w:val="20"/>
           <w:szCs w:val="20"/>
@@ -1470,9 +1485,9 @@
       </w:r>
       <w:r>
         <w:rPr>
-          <w:rFonts w:ascii="Arial" w:hAnsi="Arial" w:cs="Arial"/>
-          <w:b w:val="1"/>
-          <w:bCs w:val="1"/>
+          <w:rFonts w:asciiTheme="minorBidi" w:hAnsiTheme="minorBidi" w:eastAsiaTheme="minorBidi" w:cstheme="minorBidi"/>
+          <w:b/>
+          <w:bCs/>
           <w:noProof/>
           <w:sz w:val="20"/>
           <w:szCs w:val="20"/>
@@ -1481,20 +1496,9 @@
       </w:r>
       <w:r>
         <w:rPr>
-          <w:rFonts w:ascii="Arial" w:hAnsi="Arial" w:cs="Arial"/>
-          <w:b w:val="1"/>
-          <w:bCs w:val="1"/>
-          <w:noProof/>
-          <w:sz w:val="20"/>
-          <w:szCs w:val="20"/>
-        </w:rPr>
-        <w:t xml:space="preserve">          </w:t>
-      </w:r>
-      <w:r>
-        <w:rPr>
-          <w:rFonts w:ascii="Arial" w:hAnsi="Arial" w:cs="Arial"/>
-          <w:b w:val="1"/>
-          <w:bCs w:val="1"/>
+          <w:rFonts w:asciiTheme="minorBidi" w:hAnsiTheme="minorBidi" w:eastAsiaTheme="minorBidi" w:cstheme="minorBidi"/>
+          <w:b/>
+          <w:bCs/>
           <w:noProof/>
           <w:sz w:val="20"/>
           <w:szCs w:val="20"/>
@@ -1503,47 +1507,58 @@
       </w:r>
       <w:r>
         <w:rPr>
-          <w:rFonts w:ascii="Arial" w:hAnsi="Arial" w:cs="Arial"/>
-          <w:b w:val="1"/>
-          <w:bCs w:val="1"/>
-          <w:noProof/>
-          <w:sz w:val="20"/>
-          <w:szCs w:val="20"/>
-        </w:rPr>
-        <w:t xml:space="preserve">      </w:t>
-      </w:r>
-      <w:r>
-        <w:rPr>
-          <w:rFonts w:ascii="Arial" w:hAnsi="Arial" w:cs="Arial"/>
-          <w:b w:val="1"/>
-          <w:bCs w:val="1"/>
+          <w:rFonts w:asciiTheme="minorBidi" w:hAnsiTheme="minorBidi" w:eastAsiaTheme="minorBidi" w:cstheme="minorBidi"/>
+          <w:b/>
+          <w:bCs/>
           <w:noProof/>
           <w:sz w:val="22"/>
           <w:szCs w:val="22"/>
         </w:rPr>
-        <w:t>2022</w:t>
-      </w:r>
-      <w:r>
-        <w:rPr>
-          <w:rFonts w:ascii="Arial" w:hAnsi="Arial" w:cs="Arial"/>
-          <w:b w:val="1"/>
-          <w:bCs w:val="1"/>
+        <w:t>03.20</w:t>
+      </w:r>
+      <w:r>
+        <w:rPr>
+          <w:rFonts w:asciiTheme="minorBidi" w:hAnsiTheme="minorBidi" w:eastAsiaTheme="minorBidi" w:cstheme="minorBidi"/>
+          <w:b/>
+          <w:bCs/>
           <w:noProof/>
           <w:sz w:val="22"/>
           <w:szCs w:val="22"/>
         </w:rPr>
-        <w:t xml:space="preserve"> – </w:t>
-      </w:r>
-      <w:r>
-        <w:rPr>
-          <w:rFonts w:ascii="Arial" w:hAnsi="Arial" w:cs="Arial"/>
-          <w:b w:val="1"/>
-          <w:bCs w:val="1"/>
+        <w:t>22</w:t>
+      </w:r>
+      <w:r>
+        <w:rPr>
+          <w:rFonts w:asciiTheme="minorBidi" w:hAnsiTheme="minorBidi" w:eastAsiaTheme="minorBidi" w:cstheme="minorBidi"/>
+          <w:b/>
+          <w:bCs/>
           <w:noProof/>
           <w:sz w:val="22"/>
           <w:szCs w:val="22"/>
         </w:rPr>
-        <w:t>2024</w:t>
+        <w:t xml:space="preserve"> – </w:t>
+      </w:r>
+      <w:r>
+        <w:rPr>
+          <w:rFonts w:asciiTheme="minorBidi" w:hAnsiTheme="minorBidi" w:eastAsiaTheme="minorBidi" w:cstheme="minorBidi"/>
+          <w:b/>
+          <w:bCs/>
+          <w:noProof/>
+          <w:sz w:val="22"/>
+          <w:szCs w:val="22"/>
+        </w:rPr>
+        <w:t>05.2</w:t>
+      </w:r>
+      <w:r>
+        <w:rPr>
+          <w:rFonts w:asciiTheme="minorBidi" w:hAnsiTheme="minorBidi" w:eastAsiaTheme="minorBidi" w:cstheme="minorBidi"/>
+          <w:b/>
+          <w:bCs/>
+          <w:noProof/>
+          <w:sz w:val="22"/>
+          <w:szCs w:val="22"/>
+        </w:rPr>
+        <w:t>024</w:t>
       </w:r>
     </w:p>
     <w:p xmlns:wp14="http://schemas.microsoft.com/office/word/2010/wordml" wp14:textId="77777777">
@@ -1552,34 +1567,24 @@
           <w:tab w:val="left" w:pos="3240"/>
           <w:tab w:val="right" w:pos="9900"/>
         </w:tabs>
-        <w:ind w:left="720"/>
-        <w:rPr>
-          <w:rFonts w:ascii="Arial" w:hAnsi="Arial" w:cs="Arial"/>
-          <w:noProof/>
-          <w:sz w:val="20"/>
-          <w:szCs w:val="20"/>
-        </w:rPr>
-      </w:pPr>
-      <w:r>
-        <w:rPr>
-          <w:rFonts w:ascii="Arial" w:hAnsi="Arial" w:cs="Arial"/>
-          <w:noProof/>
-          <w:sz w:val="20"/>
-          <w:szCs w:val="20"/>
-        </w:rPr>
-        <w:t>Senior Front End Developer</w:t>
-      </w:r>
-      <w:r>
-        <w:rPr>
-          <w:rFonts w:ascii="Arial" w:hAnsi="Arial" w:cs="Arial"/>
-          <w:noProof/>
-          <w:sz w:val="20"/>
-          <w:szCs w:val="20"/>
-        </w:rPr>
-        <w:t xml:space="preserve">                                                  </w:t>
+        <w:rPr>
+          <w:rFonts w:asciiTheme="minorBidi" w:hAnsiTheme="minorBidi" w:eastAsiaTheme="minorBidi" w:cstheme="minorBidi"/>
+          <w:noProof/>
+          <w:sz w:val="20"/>
+          <w:szCs w:val="20"/>
+        </w:rPr>
+      </w:pPr>
+      <w:r>
+        <w:rPr>
+          <w:rFonts w:asciiTheme="minorBidi" w:hAnsiTheme="minorBidi" w:eastAsiaTheme="minorBidi" w:cstheme="minorBidi"/>
+          <w:noProof/>
+          <w:sz w:val="20"/>
+          <w:szCs w:val="20"/>
+        </w:rPr>
+        <w:t xml:space="preserve">Senior Front End Developer                                                  </w:t>
       </w:r>
     </w:p>
-    <w:p xmlns:wp14="http://schemas.microsoft.com/office/word/2010/wordml" wp14:textId="0A88F2DB">
+    <w:p xmlns:wp14="http://schemas.microsoft.com/office/word/2010/wordml" wp14:textId="77777777">
       <w:pPr>
         <w:numPr>
           <w:ilvl w:val="0"/>
@@ -1587,17 +1592,15 @@
         </w:numPr>
         <w:ind w:right="0"/>
         <w:rPr>
-          <w:rFonts w:ascii="Arial" w:hAnsi="Arial" w:eastAsia="Arial" w:cs="Arial"/>
-          <w:b w:val="1"/>
-          <w:bCs w:val="1"/>
-          <w:noProof/>
-          <w:sz w:val="20"/>
-          <w:szCs w:val="20"/>
-        </w:rPr>
-      </w:pPr>
-      <w:r>
-        <w:rPr>
-          <w:rFonts w:ascii="Arial" w:hAnsi="Arial" w:cs="Arial"/>
+          <w:rFonts w:asciiTheme="minorBidi" w:hAnsiTheme="minorBidi" w:eastAsiaTheme="minorBidi" w:cstheme="minorBidi"/>
+          <w:noProof/>
+          <w:sz w:val="20"/>
+          <w:szCs w:val="20"/>
+        </w:rPr>
+      </w:pPr>
+      <w:r>
+        <w:rPr>
+          <w:rFonts w:asciiTheme="minorBidi" w:hAnsiTheme="minorBidi" w:eastAsiaTheme="minorBidi" w:cstheme="minorBidi"/>
           <w:noProof/>
           <w:sz w:val="20"/>
           <w:szCs w:val="20"/>
@@ -1606,7 +1609,7 @@
       </w:r>
       <w:r>
         <w:rPr>
-          <w:rFonts w:ascii="Arial" w:hAnsi="Arial" w:cs="Arial"/>
+          <w:rFonts w:asciiTheme="minorBidi" w:hAnsiTheme="minorBidi" w:eastAsiaTheme="minorBidi" w:cstheme="minorBidi"/>
           <w:noProof/>
           <w:sz w:val="20"/>
           <w:szCs w:val="20"/>
@@ -1615,47 +1618,51 @@
       </w:r>
       <w:r>
         <w:rPr>
-          <w:rFonts w:ascii="Arial" w:hAnsi="Arial" w:cs="Arial"/>
-          <w:b w:val="1"/>
-          <w:bCs w:val="1"/>
-          <w:noProof/>
-          <w:sz w:val="20"/>
-          <w:szCs w:val="20"/>
+          <w:rFonts w:asciiTheme="minorBidi" w:hAnsiTheme="minorBidi" w:eastAsiaTheme="minorBidi" w:cstheme="minorBidi"/>
+          <w:b/>
+          <w:bCs/>
+          <w:noProof/>
+          <w:sz w:val="20"/>
+          <w:szCs w:val="20"/>
+          <w:highlight w:val="yellow"/>
         </w:rPr>
         <w:t>Angular</w:t>
       </w:r>
       <w:r>
         <w:rPr>
-          <w:rFonts w:ascii="Arial" w:hAnsi="Arial" w:cs="Arial"/>
-          <w:noProof/>
-          <w:sz w:val="20"/>
-          <w:szCs w:val="20"/>
+          <w:rFonts w:asciiTheme="minorBidi" w:hAnsiTheme="minorBidi" w:eastAsiaTheme="minorBidi" w:cstheme="minorBidi"/>
+          <w:noProof/>
+          <w:sz w:val="20"/>
+          <w:szCs w:val="20"/>
+          <w:highlight w:val="yellow"/>
         </w:rPr>
         <w:t xml:space="preserve"> </w:t>
       </w:r>
       <w:r>
         <w:rPr>
-          <w:rFonts w:ascii="Arial" w:hAnsi="Arial" w:cs="Arial"/>
-          <w:b w:val="1"/>
-          <w:bCs w:val="1"/>
-          <w:noProof/>
-          <w:sz w:val="20"/>
-          <w:szCs w:val="20"/>
+          <w:rFonts w:asciiTheme="minorBidi" w:hAnsiTheme="minorBidi" w:eastAsiaTheme="minorBidi" w:cstheme="minorBidi"/>
+          <w:b/>
+          <w:bCs/>
+          <w:noProof/>
+          <w:sz w:val="20"/>
+          <w:szCs w:val="20"/>
+          <w:highlight w:val="yellow"/>
         </w:rPr>
         <w:t>16</w:t>
       </w:r>
       <w:r>
         <w:rPr>
-          <w:rFonts w:ascii="Arial" w:hAnsi="Arial" w:eastAsia="Arial" w:cs="Arial"/>
-          <w:noProof/>
-          <w:sz w:val="20"/>
-          <w:szCs w:val="20"/>
+          <w:rFonts w:asciiTheme="minorBidi" w:hAnsiTheme="minorBidi" w:eastAsiaTheme="minorBidi" w:cstheme="minorBidi"/>
+          <w:noProof/>
+          <w:sz w:val="20"/>
+          <w:szCs w:val="20"/>
+          <w:highlight w:val="yellow"/>
         </w:rPr>
         <w:t>+</w:t>
       </w:r>
       <w:r>
         <w:rPr>
-          <w:rFonts w:ascii="Arial" w:hAnsi="Arial" w:cs="Arial"/>
+          <w:rFonts w:asciiTheme="minorBidi" w:hAnsiTheme="minorBidi" w:eastAsiaTheme="minorBidi" w:cstheme="minorBidi"/>
           <w:noProof/>
           <w:sz w:val="20"/>
           <w:szCs w:val="20"/>
@@ -1664,9 +1671,9 @@
       </w:r>
       <w:r>
         <w:rPr>
-          <w:rFonts w:ascii="Arial" w:hAnsi="Arial" w:cs="Arial"/>
-          <w:b w:val="1"/>
-          <w:bCs w:val="1"/>
+          <w:rFonts w:asciiTheme="minorBidi" w:hAnsiTheme="minorBidi" w:eastAsiaTheme="minorBidi" w:cstheme="minorBidi"/>
+          <w:b/>
+          <w:bCs/>
           <w:noProof/>
           <w:sz w:val="20"/>
           <w:szCs w:val="20"/>
@@ -1675,7 +1682,7 @@
       </w:r>
       <w:r>
         <w:rPr>
-          <w:rFonts w:ascii="Arial" w:hAnsi="Arial" w:cs="Arial"/>
+          <w:rFonts w:asciiTheme="minorBidi" w:hAnsiTheme="minorBidi" w:eastAsiaTheme="minorBidi" w:cstheme="minorBidi"/>
           <w:noProof/>
           <w:sz w:val="20"/>
           <w:szCs w:val="20"/>
@@ -1684,9 +1691,9 @@
       </w:r>
       <w:r>
         <w:rPr>
-          <w:rFonts w:ascii="Arial" w:hAnsi="Arial" w:cs="Arial"/>
-          <w:b w:val="1"/>
-          <w:bCs w:val="1"/>
+          <w:rFonts w:asciiTheme="minorBidi" w:hAnsiTheme="minorBidi" w:eastAsiaTheme="minorBidi" w:cstheme="minorBidi"/>
+          <w:b/>
+          <w:bCs/>
           <w:noProof/>
           <w:sz w:val="20"/>
           <w:szCs w:val="20"/>
@@ -1695,7 +1702,7 @@
       </w:r>
       <w:r>
         <w:rPr>
-          <w:rFonts w:ascii="Arial" w:hAnsi="Arial" w:cs="Arial"/>
+          <w:rFonts w:asciiTheme="minorBidi" w:hAnsiTheme="minorBidi" w:eastAsiaTheme="minorBidi" w:cstheme="minorBidi"/>
           <w:noProof/>
           <w:sz w:val="20"/>
           <w:szCs w:val="20"/>
@@ -1704,9 +1711,9 @@
       </w:r>
       <w:r>
         <w:rPr>
-          <w:rFonts w:ascii="Arial" w:hAnsi="Arial" w:cs="Arial"/>
-          <w:b w:val="1"/>
-          <w:bCs w:val="1"/>
+          <w:rFonts w:asciiTheme="minorBidi" w:hAnsiTheme="minorBidi" w:eastAsiaTheme="minorBidi" w:cstheme="minorBidi"/>
+          <w:b/>
+          <w:bCs/>
           <w:noProof/>
           <w:sz w:val="20"/>
           <w:szCs w:val="20"/>
@@ -1715,7 +1722,7 @@
       </w:r>
       <w:r>
         <w:rPr>
-          <w:rFonts w:ascii="Arial" w:hAnsi="Arial" w:cs="Arial"/>
+          <w:rFonts w:asciiTheme="minorBidi" w:hAnsiTheme="minorBidi" w:eastAsiaTheme="minorBidi" w:cstheme="minorBidi"/>
           <w:noProof/>
           <w:sz w:val="20"/>
           <w:szCs w:val="20"/>
@@ -1724,9 +1731,9 @@
       </w:r>
       <w:r>
         <w:rPr>
-          <w:rFonts w:ascii="Arial" w:hAnsi="Arial" w:cs="Arial"/>
-          <w:b w:val="1"/>
-          <w:bCs w:val="1"/>
+          <w:rFonts w:asciiTheme="minorBidi" w:hAnsiTheme="minorBidi" w:eastAsiaTheme="minorBidi" w:cstheme="minorBidi"/>
+          <w:b/>
+          <w:bCs/>
           <w:noProof/>
           <w:sz w:val="20"/>
           <w:szCs w:val="20"/>
@@ -1735,7 +1742,7 @@
       </w:r>
       <w:r>
         <w:rPr>
-          <w:rFonts w:ascii="Arial" w:hAnsi="Arial" w:cs="Arial"/>
+          <w:rFonts w:asciiTheme="minorBidi" w:hAnsiTheme="minorBidi" w:eastAsiaTheme="minorBidi" w:cstheme="minorBidi"/>
           <w:noProof/>
           <w:sz w:val="20"/>
           <w:szCs w:val="20"/>
@@ -1744,9 +1751,9 @@
       </w:r>
       <w:r>
         <w:rPr>
-          <w:rFonts w:ascii="Arial" w:hAnsi="Arial" w:cs="Arial"/>
-          <w:b w:val="1"/>
-          <w:bCs w:val="1"/>
+          <w:rFonts w:asciiTheme="minorBidi" w:hAnsiTheme="minorBidi" w:eastAsiaTheme="minorBidi" w:cstheme="minorBidi"/>
+          <w:b/>
+          <w:bCs/>
           <w:noProof/>
           <w:sz w:val="20"/>
           <w:szCs w:val="20"/>
@@ -1755,31 +1762,12 @@
       </w:r>
       <w:r>
         <w:rPr>
-          <w:rFonts w:ascii="Arial" w:hAnsi="Arial" w:eastAsia="Arial" w:cs="Arial"/>
-          <w:sz w:val="20"/>
-          <w:szCs w:val="20"/>
-        </w:rPr>
-        <w:t>,</w:t>
-      </w:r>
-      <w:r>
-        <w:rPr>
-          <w:rFonts w:ascii="Arial" w:hAnsi="Arial" w:eastAsia="Arial" w:cs="Arial"/>
-          <w:b w:val="1"/>
-          <w:bCs w:val="1"/>
-          <w:sz w:val="20"/>
-          <w:szCs w:val="20"/>
-        </w:rPr>
-        <w:t>React</w:t>
-      </w:r>
-      <w:r>
-        <w:rPr>
-          <w:rFonts w:ascii="Arial" w:hAnsi="Arial" w:eastAsia="Arial" w:cs="Arial"/>
-          <w:b w:val="1"/>
-          <w:bCs w:val="1"/>
-          <w:sz w:val="20"/>
-          <w:szCs w:val="20"/>
-        </w:rPr>
-        <w:t xml:space="preserve"> projects.</w:t>
+          <w:rFonts w:asciiTheme="minorBidi" w:hAnsiTheme="minorBidi" w:eastAsiaTheme="minorBidi" w:cstheme="minorBidi"/>
+          <w:noProof/>
+          <w:sz w:val="20"/>
+          <w:szCs w:val="20"/>
+        </w:rPr>
+        <w:t>.</w:t>
       </w:r>
     </w:p>
     <w:p xmlns:wp14="http://schemas.microsoft.com/office/word/2010/wordml" wp14:textId="77777777">
@@ -1790,38 +1778,30 @@
         </w:numPr>
         <w:ind w:right="0"/>
         <w:rPr>
-          <w:rFonts w:ascii="Arial" w:hAnsi="Arial" w:cs="Arial"/>
-          <w:noProof/>
-          <w:sz w:val="20"/>
-          <w:szCs w:val="20"/>
-        </w:rPr>
-      </w:pPr>
-      <w:r>
-        <w:rPr>
-          <w:rFonts w:ascii="Arial" w:hAnsi="Arial" w:cs="Arial"/>
-          <w:noProof/>
-          <w:sz w:val="20"/>
-          <w:szCs w:val="20"/>
+          <w:rFonts w:asciiTheme="minorBidi" w:hAnsiTheme="minorBidi" w:eastAsiaTheme="minorBidi" w:cstheme="minorBidi"/>
+          <w:noProof/>
+          <w:sz w:val="20"/>
+          <w:szCs w:val="20"/>
+        </w:rPr>
+      </w:pPr>
+      <w:r>
+        <w:rPr>
+          <w:rFonts w:asciiTheme="minorBidi" w:hAnsiTheme="minorBidi" w:eastAsiaTheme="minorBidi" w:cstheme="minorBidi"/>
+          <w:noProof/>
+          <w:sz w:val="20"/>
+          <w:szCs w:val="20"/>
+          <w:highlight w:val="yellow"/>
         </w:rPr>
         <w:t>Web Based Mobile platforms</w:t>
       </w:r>
       <w:r>
         <w:rPr>
-          <w:rFonts w:ascii="Arial" w:hAnsi="Arial" w:cs="Arial"/>
-          <w:noProof/>
-          <w:sz w:val="20"/>
-          <w:szCs w:val="20"/>
-        </w:rPr>
-        <w:t xml:space="preserve"> – upgraded and enhanced responsiveness of websites with cross-browser.</w:t>
-      </w:r>
-      <w:r>
-        <w:rPr>
-          <w:rFonts w:ascii="Arial" w:hAnsi="Arial" w:cs="Arial"/>
-          <w:noProof/>
-          <w:sz w:val="20"/>
-          <w:szCs w:val="20"/>
-        </w:rPr>
-        <w:t xml:space="preserve"> </w:t>
+          <w:rFonts w:asciiTheme="minorBidi" w:hAnsiTheme="minorBidi" w:eastAsiaTheme="minorBidi" w:cstheme="minorBidi"/>
+          <w:noProof/>
+          <w:sz w:val="20"/>
+          <w:szCs w:val="20"/>
+        </w:rPr>
+        <w:t xml:space="preserve"> – upgraded and enhanced responsiveness of websites with cross-browser. </w:t>
       </w:r>
     </w:p>
     <w:p xmlns:wp14="http://schemas.microsoft.com/office/word/2010/wordml" wp14:textId="77777777">
@@ -1832,19 +1812,19 @@
         </w:numPr>
         <w:ind w:right="0"/>
         <w:rPr>
-          <w:rFonts w:ascii="Arial" w:hAnsi="Arial" w:cs="Arial"/>
-          <w:b w:val="1"/>
-          <w:bCs w:val="1"/>
-          <w:noProof/>
-          <w:sz w:val="20"/>
-          <w:szCs w:val="20"/>
-        </w:rPr>
-      </w:pPr>
-      <w:r>
-        <w:rPr>
-          <w:rFonts w:ascii="Arial" w:hAnsi="Arial" w:cs="Arial"/>
-          <w:b w:val="1"/>
-          <w:bCs w:val="1"/>
+          <w:rFonts w:asciiTheme="minorBidi" w:hAnsiTheme="minorBidi" w:eastAsiaTheme="minorBidi" w:cstheme="minorBidi"/>
+          <w:b/>
+          <w:bCs/>
+          <w:noProof/>
+          <w:sz w:val="20"/>
+          <w:szCs w:val="20"/>
+        </w:rPr>
+      </w:pPr>
+      <w:r>
+        <w:rPr>
+          <w:rFonts w:asciiTheme="minorBidi" w:hAnsiTheme="minorBidi" w:eastAsiaTheme="minorBidi" w:cstheme="minorBidi"/>
+          <w:b/>
+          <w:bCs/>
           <w:noProof/>
           <w:sz w:val="20"/>
           <w:szCs w:val="20"/>
@@ -1858,9 +1838,8 @@
           <w:tab w:val="left" w:pos="3240"/>
           <w:tab w:val="right" w:pos="10206"/>
         </w:tabs>
-        <w:ind w:left="720"/>
-        <w:rPr>
-          <w:rFonts w:ascii="Arial" w:hAnsi="Arial" w:cs="Arial"/>
+        <w:rPr>
+          <w:rFonts w:ascii="Arial" w:hAnsi="Arial" w:eastAsia="Arial" w:cs="Arial" w:asciiTheme="minorBidi" w:hAnsiTheme="minorBidi" w:eastAsiaTheme="minorBidi" w:cstheme="minorBidi"/>
           <w:noProof/>
           <w:sz w:val="20"/>
           <w:szCs w:val="20"/>
@@ -1873,11 +1852,10 @@
           <w:tab w:val="left" w:pos="3240"/>
           <w:tab w:val="right" w:pos="10206"/>
         </w:tabs>
-        <w:ind w:left="720"/>
-        <w:rPr>
-          <w:rFonts w:ascii="Arial" w:hAnsi="Arial" w:cs="Arial"/>
-          <w:b w:val="1"/>
-          <w:bCs w:val="1"/>
+        <w:rPr>
+          <w:rFonts w:asciiTheme="minorBidi" w:hAnsiTheme="minorBidi" w:eastAsiaTheme="minorBidi" w:cstheme="minorBidi"/>
+          <w:b/>
+          <w:bCs/>
           <w:noProof/>
           <w:sz w:val="20"/>
           <w:szCs w:val="20"/>
@@ -1886,9 +1864,9 @@
       </w:pPr>
       <w:r>
         <w:rPr>
-          <w:rFonts w:ascii="Arial" w:hAnsi="Arial" w:cs="Arial"/>
-          <w:b w:val="1"/>
-          <w:bCs w:val="1"/>
+          <w:rFonts w:asciiTheme="minorBidi" w:hAnsiTheme="minorBidi" w:eastAsiaTheme="minorBidi" w:cstheme="minorBidi"/>
+          <w:b/>
+          <w:bCs/>
           <w:noProof/>
           <w:u w:val="single"/>
         </w:rPr>
@@ -1896,9 +1874,9 @@
       </w:r>
       <w:r>
         <w:rPr>
-          <w:rFonts w:ascii="Arial" w:hAnsi="Arial" w:cs="Arial"/>
-          <w:b w:val="1"/>
-          <w:bCs w:val="1"/>
+          <w:rFonts w:asciiTheme="minorBidi" w:hAnsiTheme="minorBidi" w:eastAsiaTheme="minorBidi" w:cstheme="minorBidi"/>
+          <w:b/>
+          <w:bCs/>
           <w:noProof/>
           <w:sz w:val="20"/>
           <w:szCs w:val="20"/>
@@ -1906,13 +1884,13 @@
         </w:rPr>
         <w:t xml:space="preserve"> </w:t>
       </w:r>
-      <w:hyperlink r:id="R3a5996b992274761">
+      <w:hyperlink r:id="rId14">
         <w:r>
           <w:rPr>
             <w:rStyle w:val="Hyperlink"/>
-            <w:rFonts w:ascii="Arial" w:hAnsi="Arial" w:cs="Arial"/>
-            <w:b w:val="1"/>
-            <w:bCs w:val="1"/>
+            <w:rFonts w:asciiTheme="minorBidi" w:hAnsiTheme="minorBidi" w:eastAsiaTheme="minorBidi" w:cstheme="minorBidi"/>
+            <w:b/>
+            <w:bCs/>
             <w:noProof/>
             <w:sz w:val="20"/>
             <w:szCs w:val="20"/>
@@ -1922,45 +1900,81 @@
       </w:hyperlink>
       <w:r>
         <w:rPr>
-          <w:rFonts w:ascii="Arial" w:hAnsi="Arial" w:cs="Arial"/>
-          <w:b w:val="1"/>
-          <w:bCs w:val="1"/>
+          <w:rFonts w:asciiTheme="minorBidi" w:hAnsiTheme="minorBidi" w:eastAsiaTheme="minorBidi" w:cstheme="minorBidi"/>
+          <w:b/>
+          <w:bCs/>
           <w:noProof/>
           <w:sz w:val="20"/>
           <w:szCs w:val="20"/>
           <w:u w:val="single"/>
         </w:rPr>
-        <w:t xml:space="preserve">/                                                    </w:t>
-      </w:r>
-      <w:r>
-        <w:rPr>
-          <w:rFonts w:ascii="Arial" w:hAnsi="Arial" w:cs="Arial"/>
-          <w:b w:val="1"/>
-          <w:bCs w:val="1"/>
+        <w:t xml:space="preserve">/                                              </w:t>
+      </w:r>
+      <w:r>
+        <w:rPr>
+          <w:rFonts w:asciiTheme="minorBidi" w:hAnsiTheme="minorBidi" w:eastAsiaTheme="minorBidi" w:cstheme="minorBidi"/>
+          <w:b/>
+          <w:bCs/>
           <w:noProof/>
           <w:sz w:val="20"/>
           <w:szCs w:val="20"/>
           <w:u w:val="single"/>
         </w:rPr>
-        <w:t xml:space="preserve">                    </w:t>
-      </w:r>
-      <w:r>
-        <w:rPr>
-          <w:rFonts w:ascii="Arial" w:hAnsi="Arial" w:cs="Arial"/>
-          <w:b w:val="1"/>
-          <w:bCs w:val="1"/>
+        <w:t xml:space="preserve">   </w:t>
+      </w:r>
+      <w:r>
+        <w:rPr>
+          <w:rFonts w:asciiTheme="minorBidi" w:hAnsiTheme="minorBidi" w:eastAsiaTheme="minorBidi" w:cstheme="minorBidi"/>
+          <w:b/>
+          <w:bCs/>
           <w:noProof/>
           <w:sz w:val="20"/>
           <w:szCs w:val="20"/>
           <w:u w:val="single"/>
         </w:rPr>
+        <w:t xml:space="preserve"> </w:t>
+      </w:r>
+      <w:r>
+        <w:rPr>
+          <w:rFonts w:asciiTheme="minorBidi" w:hAnsiTheme="minorBidi" w:eastAsiaTheme="minorBidi" w:cstheme="minorBidi"/>
+          <w:b/>
+          <w:bCs/>
+          <w:noProof/>
+          <w:sz w:val="20"/>
+          <w:szCs w:val="20"/>
+          <w:u w:val="single"/>
+        </w:rPr>
+        <w:t xml:space="preserve"> </w:t>
+      </w:r>
+      <w:r>
+        <w:rPr>
+          <w:rFonts w:asciiTheme="minorBidi" w:hAnsiTheme="minorBidi" w:eastAsiaTheme="minorBidi" w:cstheme="minorBidi"/>
+          <w:b/>
+          <w:bCs/>
+          <w:noProof/>
+          <w:sz w:val="20"/>
+          <w:szCs w:val="20"/>
+          <w:u w:val="single"/>
+        </w:rPr>
+        <w:t xml:space="preserve">       </w:t>
+      </w:r>
+      <w:r>
+        <w:rPr>
+          <w:rFonts w:asciiTheme="minorBidi" w:hAnsiTheme="minorBidi" w:eastAsiaTheme="minorBidi" w:cstheme="minorBidi"/>
+          <w:b/>
+          <w:bCs/>
+          <w:noProof/>
+          <w:sz w:val="20"/>
+          <w:szCs w:val="20"/>
+          <w:u w:val="single"/>
+        </w:rPr>
         <w:t xml:space="preserve">   </w:t>
       </w:r>
       <w:r>
         <w:rPr>
-          <w:rFonts w:ascii="Arial" w:hAnsi="Arial" w:cs="Arial"/>
-          <w:b w:val="1"/>
-          <w:bCs w:val="1"/>
+          <w:rFonts w:asciiTheme="minorBidi" w:hAnsiTheme="minorBidi" w:eastAsiaTheme="minorBidi" w:cstheme="minorBidi"/>
+          <w:b/>
+          <w:bCs/>
           <w:noProof/>
           <w:sz w:val="20"/>
           <w:szCs w:val="20"/>
@@ -1970,21 +1984,21 @@
       </w:r>
       <w:r>
         <w:rPr>
-          <w:rFonts w:ascii="Arial" w:hAnsi="Arial" w:cs="Arial"/>
-          <w:b w:val="1"/>
-          <w:bCs w:val="1"/>
+          <w:rFonts w:asciiTheme="minorBidi" w:hAnsiTheme="minorBidi" w:eastAsiaTheme="minorBidi" w:cstheme="minorBidi"/>
+          <w:b/>
+          <w:bCs/>
           <w:noProof/>
           <w:sz w:val="20"/>
           <w:szCs w:val="20"/>
           <w:u w:val="single"/>
         </w:rPr>
-        <w:t xml:space="preserve">   </w:t>
-      </w:r>
-      <w:r>
-        <w:rPr>
-          <w:rFonts w:ascii="Arial" w:hAnsi="Arial" w:cs="Arial"/>
-          <w:b w:val="1"/>
-          <w:bCs w:val="1"/>
+        <w:t xml:space="preserve">  </w:t>
+      </w:r>
+      <w:r>
+        <w:rPr>
+          <w:rFonts w:asciiTheme="minorBidi" w:hAnsiTheme="minorBidi" w:eastAsiaTheme="minorBidi" w:cstheme="minorBidi"/>
+          <w:b/>
+          <w:bCs/>
           <w:noProof/>
           <w:sz w:val="20"/>
           <w:szCs w:val="20"/>
@@ -1994,45 +2008,69 @@
       </w:r>
       <w:r>
         <w:rPr>
-          <w:rFonts w:ascii="Arial" w:hAnsi="Arial" w:cs="Arial"/>
-          <w:b w:val="1"/>
-          <w:bCs w:val="1"/>
-          <w:noProof/>
-          <w:sz w:val="20"/>
-          <w:szCs w:val="20"/>
-          <w:u w:val="single"/>
-        </w:rPr>
-        <w:t xml:space="preserve">  </w:t>
-      </w:r>
-      <w:r>
-        <w:rPr>
-          <w:rFonts w:ascii="Arial" w:hAnsi="Arial" w:cs="Arial"/>
-          <w:b w:val="1"/>
-          <w:bCs w:val="1"/>
+          <w:rFonts w:asciiTheme="minorBidi" w:hAnsiTheme="minorBidi" w:eastAsiaTheme="minorBidi" w:cstheme="minorBidi"/>
+          <w:b/>
+          <w:bCs/>
           <w:noProof/>
           <w:sz w:val="22"/>
           <w:szCs w:val="22"/>
           <w:u w:val="single"/>
         </w:rPr>
-        <w:t xml:space="preserve">2018 – </w:t>
-      </w:r>
-      <w:r>
-        <w:rPr>
-          <w:rFonts w:ascii="Arial" w:hAnsi="Arial" w:cs="Arial"/>
-          <w:b w:val="1"/>
-          <w:bCs w:val="1"/>
+        <w:t>07.2</w:t>
+      </w:r>
+      <w:r>
+        <w:rPr>
+          <w:rFonts w:asciiTheme="minorBidi" w:hAnsiTheme="minorBidi" w:eastAsiaTheme="minorBidi" w:cstheme="minorBidi"/>
+          <w:b/>
+          <w:bCs/>
           <w:noProof/>
           <w:sz w:val="22"/>
           <w:szCs w:val="22"/>
           <w:u w:val="single"/>
         </w:rPr>
-        <w:t>2022</w:t>
-      </w:r>
-      <w:r>
-        <w:rPr>
-          <w:rFonts w:ascii="Arial" w:hAnsi="Arial" w:cs="Arial"/>
-          <w:b w:val="1"/>
-          <w:bCs w:val="1"/>
+        <w:t>01</w:t>
+      </w:r>
+      <w:r>
+        <w:rPr>
+          <w:rFonts w:asciiTheme="minorBidi" w:hAnsiTheme="minorBidi" w:eastAsiaTheme="minorBidi" w:cstheme="minorBidi"/>
+          <w:b/>
+          <w:bCs/>
+          <w:noProof/>
+          <w:sz w:val="22"/>
+          <w:szCs w:val="22"/>
+          <w:u w:val="single"/>
+        </w:rPr>
+        <w:t>7</w:t>
+      </w:r>
+      <w:r>
+        <w:rPr>
+          <w:rFonts w:asciiTheme="minorBidi" w:hAnsiTheme="minorBidi" w:eastAsiaTheme="minorBidi" w:cstheme="minorBidi"/>
+          <w:b/>
+          <w:bCs/>
+          <w:noProof/>
+          <w:sz w:val="22"/>
+          <w:szCs w:val="22"/>
+          <w:u w:val="single"/>
+        </w:rPr>
+        <w:t xml:space="preserve"> – </w:t>
+      </w:r>
+      <w:r>
+        <w:rPr>
+          <w:rFonts w:asciiTheme="minorBidi" w:hAnsiTheme="minorBidi" w:eastAsiaTheme="minorBidi" w:cstheme="minorBidi"/>
+          <w:b/>
+          <w:bCs/>
+          <w:noProof/>
+          <w:sz w:val="22"/>
+          <w:szCs w:val="22"/>
+          <w:u w:val="single"/>
+        </w:rPr>
+        <w:t>03.2022</w:t>
+      </w:r>
+      <w:r>
+        <w:rPr>
+          <w:rFonts w:asciiTheme="minorBidi" w:hAnsiTheme="minorBidi" w:eastAsiaTheme="minorBidi" w:cstheme="minorBidi"/>
+          <w:b/>
+          <w:bCs/>
           <w:noProof/>
           <w:sz w:val="20"/>
           <w:szCs w:val="20"/>
@@ -2047,31 +2085,21 @@
           <w:tab w:val="left" w:pos="3240"/>
           <w:tab w:val="right" w:pos="9900"/>
         </w:tabs>
-        <w:ind w:left="720"/>
-        <w:rPr>
-          <w:rFonts w:ascii="Arial" w:hAnsi="Arial" w:cs="Arial"/>
-          <w:noProof/>
-          <w:sz w:val="20"/>
-          <w:szCs w:val="20"/>
-        </w:rPr>
-      </w:pPr>
-      <w:r>
-        <w:rPr>
-          <w:rFonts w:ascii="Arial" w:hAnsi="Arial" w:cs="Arial"/>
-          <w:noProof/>
-          <w:sz w:val="20"/>
-          <w:szCs w:val="20"/>
-        </w:rPr>
-        <w:t>Senior Web Client Developer</w:t>
-      </w:r>
-      <w:r>
-        <w:rPr>
-          <w:rFonts w:ascii="Arial" w:hAnsi="Arial" w:cs="Arial"/>
-          <w:noProof/>
-          <w:sz w:val="20"/>
-          <w:szCs w:val="20"/>
-        </w:rPr>
-        <w:t xml:space="preserve">                                                  </w:t>
+        <w:rPr>
+          <w:rFonts w:asciiTheme="minorBidi" w:hAnsiTheme="minorBidi" w:eastAsiaTheme="minorBidi" w:cstheme="minorBidi"/>
+          <w:noProof/>
+          <w:sz w:val="20"/>
+          <w:szCs w:val="20"/>
+        </w:rPr>
+      </w:pPr>
+      <w:r>
+        <w:rPr>
+          <w:rFonts w:asciiTheme="minorBidi" w:hAnsiTheme="minorBidi" w:eastAsiaTheme="minorBidi" w:cstheme="minorBidi"/>
+          <w:noProof/>
+          <w:sz w:val="20"/>
+          <w:szCs w:val="20"/>
+        </w:rPr>
+        <w:t xml:space="preserve">Senior Web Client Developer                                                  </w:t>
       </w:r>
     </w:p>
     <w:p xmlns:wp14="http://schemas.microsoft.com/office/word/2010/wordml" wp14:textId="77777777">
@@ -2082,15 +2110,15 @@
         </w:numPr>
         <w:ind w:right="0"/>
         <w:rPr>
-          <w:rFonts w:ascii="Arial" w:hAnsi="Arial" w:cs="Arial"/>
-          <w:noProof/>
-          <w:sz w:val="20"/>
-          <w:szCs w:val="20"/>
-        </w:rPr>
-      </w:pPr>
-      <w:r>
-        <w:rPr>
-          <w:rFonts w:ascii="Arial" w:hAnsi="Arial" w:cs="Arial"/>
+          <w:rFonts w:asciiTheme="minorBidi" w:hAnsiTheme="minorBidi" w:eastAsiaTheme="minorBidi" w:cstheme="minorBidi"/>
+          <w:noProof/>
+          <w:sz w:val="20"/>
+          <w:szCs w:val="20"/>
+        </w:rPr>
+      </w:pPr>
+      <w:r>
+        <w:rPr>
+          <w:rFonts w:asciiTheme="minorBidi" w:hAnsiTheme="minorBidi" w:eastAsiaTheme="minorBidi" w:cstheme="minorBidi"/>
           <w:noProof/>
           <w:sz w:val="20"/>
           <w:szCs w:val="20"/>
@@ -2099,7 +2127,7 @@
       </w:r>
       <w:r>
         <w:rPr>
-          <w:rFonts w:ascii="Arial" w:hAnsi="Arial" w:cs="Arial"/>
+          <w:rFonts w:asciiTheme="minorBidi" w:hAnsiTheme="minorBidi" w:eastAsiaTheme="minorBidi" w:cstheme="minorBidi"/>
           <w:noProof/>
           <w:sz w:val="20"/>
           <w:szCs w:val="20"/>
@@ -2108,7 +2136,7 @@
       </w:r>
       <w:r>
         <w:rPr>
-          <w:rFonts w:ascii="Arial" w:hAnsi="Arial" w:cs="Arial"/>
+          <w:rFonts w:asciiTheme="minorBidi" w:hAnsiTheme="minorBidi" w:eastAsiaTheme="minorBidi" w:cstheme="minorBidi"/>
           <w:noProof/>
           <w:sz w:val="20"/>
           <w:szCs w:val="20"/>
@@ -2117,7 +2145,7 @@
       </w:r>
       <w:r>
         <w:rPr>
-          <w:rFonts w:ascii="Arial" w:hAnsi="Arial" w:cs="Arial"/>
+          <w:rFonts w:asciiTheme="minorBidi" w:hAnsiTheme="minorBidi" w:eastAsiaTheme="minorBidi" w:cstheme="minorBidi"/>
           <w:noProof/>
           <w:sz w:val="20"/>
           <w:szCs w:val="20"/>
@@ -2126,7 +2154,7 @@
       </w:r>
       <w:r>
         <w:rPr>
-          <w:rFonts w:ascii="Arial" w:hAnsi="Arial" w:cs="Arial"/>
+          <w:rFonts w:asciiTheme="minorBidi" w:hAnsiTheme="minorBidi" w:eastAsiaTheme="minorBidi" w:cstheme="minorBidi"/>
           <w:noProof/>
           <w:sz w:val="20"/>
           <w:szCs w:val="20"/>
@@ -2135,7 +2163,7 @@
       </w:r>
       <w:r>
         <w:rPr>
-          <w:rFonts w:ascii="Arial" w:hAnsi="Arial" w:cs="Arial"/>
+          <w:rFonts w:asciiTheme="minorBidi" w:hAnsiTheme="minorBidi" w:eastAsiaTheme="minorBidi" w:cstheme="minorBidi"/>
           <w:noProof/>
           <w:sz w:val="20"/>
           <w:szCs w:val="20"/>
@@ -2144,49 +2172,37 @@
       </w:r>
       <w:r>
         <w:rPr>
-          <w:rFonts w:ascii="Arial" w:hAnsi="Arial" w:cs="Arial"/>
-          <w:noProof/>
-          <w:sz w:val="20"/>
-          <w:szCs w:val="20"/>
-        </w:rPr>
-        <w:t>Angular 1.5 \</w:t>
-      </w:r>
-      <w:r>
-        <w:rPr>
-          <w:rFonts w:ascii="Arial" w:hAnsi="Arial" w:cs="Arial"/>
-          <w:b w:val="1"/>
-          <w:bCs w:val="1"/>
-          <w:noProof/>
-          <w:sz w:val="20"/>
-          <w:szCs w:val="20"/>
-        </w:rPr>
-        <w:t xml:space="preserve"> Angular </w:t>
-      </w:r>
-      <w:r>
-        <w:rPr>
-          <w:rFonts w:ascii="Arial" w:hAnsi="Arial" w:cs="Arial"/>
-          <w:b w:val="1"/>
-          <w:bCs w:val="1"/>
-          <w:noProof/>
-          <w:sz w:val="20"/>
-          <w:szCs w:val="20"/>
+          <w:rFonts w:asciiTheme="minorBidi" w:hAnsiTheme="minorBidi" w:eastAsiaTheme="minorBidi" w:cstheme="minorBidi"/>
+          <w:noProof/>
+          <w:sz w:val="20"/>
+          <w:szCs w:val="20"/>
+          <w:highlight w:val="yellow"/>
+        </w:rPr>
+        <w:t xml:space="preserve">Angular 1.5 \ Angular </w:t>
+      </w:r>
+      <w:r>
+        <w:rPr>
+          <w:rFonts w:asciiTheme="minorBidi" w:hAnsiTheme="minorBidi" w:eastAsiaTheme="minorBidi" w:cstheme="minorBidi"/>
+          <w:noProof/>
+          <w:sz w:val="20"/>
+          <w:szCs w:val="20"/>
+          <w:highlight w:val="yellow"/>
         </w:rPr>
         <w:t>12</w:t>
       </w:r>
       <w:r>
         <w:rPr>
-          <w:rFonts w:ascii="Arial" w:hAnsi="Arial" w:eastAsia="Arial" w:cs="Arial"/>
-          <w:b w:val="1"/>
-          <w:bCs w:val="1"/>
-          <w:noProof/>
-          <w:sz w:val="20"/>
-          <w:szCs w:val="20"/>
+          <w:rFonts w:asciiTheme="minorBidi" w:hAnsiTheme="minorBidi" w:eastAsiaTheme="minorBidi" w:cstheme="minorBidi"/>
+          <w:noProof/>
+          <w:sz w:val="20"/>
+          <w:szCs w:val="20"/>
+          <w:highlight w:val="yellow"/>
         </w:rPr>
         <w:t>+</w:t>
       </w:r>
       <w:r>
         <w:rPr>
-          <w:rFonts w:ascii="Arial" w:hAnsi="Arial" w:cs="Arial"/>
+          <w:rFonts w:asciiTheme="minorBidi" w:hAnsiTheme="minorBidi" w:eastAsiaTheme="minorBidi" w:cstheme="minorBidi"/>
           <w:noProof/>
           <w:sz w:val="20"/>
           <w:szCs w:val="20"/>
@@ -2195,7 +2211,7 @@
       </w:r>
       <w:r>
         <w:rPr>
-          <w:rFonts w:ascii="Arial" w:hAnsi="Arial" w:cs="Arial"/>
+          <w:rFonts w:asciiTheme="minorBidi" w:hAnsiTheme="minorBidi" w:eastAsiaTheme="minorBidi" w:cstheme="minorBidi"/>
           <w:noProof/>
           <w:sz w:val="20"/>
           <w:szCs w:val="20"/>
@@ -2204,7 +2220,7 @@
       </w:r>
       <w:r>
         <w:rPr>
-          <w:rFonts w:ascii="Arial" w:hAnsi="Arial" w:cs="Arial"/>
+          <w:rFonts w:asciiTheme="minorBidi" w:hAnsiTheme="minorBidi" w:eastAsiaTheme="minorBidi" w:cstheme="minorBidi"/>
           <w:noProof/>
           <w:sz w:val="20"/>
           <w:szCs w:val="20"/>
@@ -2213,7 +2229,7 @@
       </w:r>
       <w:r>
         <w:rPr>
-          <w:rFonts w:ascii="Arial" w:hAnsi="Arial" w:cs="Arial"/>
+          <w:rFonts w:asciiTheme="minorBidi" w:hAnsiTheme="minorBidi" w:eastAsiaTheme="minorBidi" w:cstheme="minorBidi"/>
           <w:noProof/>
           <w:sz w:val="20"/>
           <w:szCs w:val="20"/>
@@ -2222,7 +2238,7 @@
       </w:r>
       <w:r>
         <w:rPr>
-          <w:rFonts w:ascii="Arial" w:hAnsi="Arial" w:cs="Arial"/>
+          <w:rFonts w:asciiTheme="minorBidi" w:hAnsiTheme="minorBidi" w:eastAsiaTheme="minorBidi" w:cstheme="minorBidi"/>
           <w:noProof/>
           <w:sz w:val="20"/>
           <w:szCs w:val="20"/>
@@ -2231,7 +2247,7 @@
       </w:r>
       <w:r>
         <w:rPr>
-          <w:rFonts w:ascii="Arial" w:hAnsi="Arial" w:cs="Arial"/>
+          <w:rFonts w:asciiTheme="minorBidi" w:hAnsiTheme="minorBidi" w:eastAsiaTheme="minorBidi" w:cstheme="minorBidi"/>
           <w:noProof/>
           <w:sz w:val="20"/>
           <w:szCs w:val="20"/>
@@ -2240,7 +2256,7 @@
       </w:r>
       <w:r>
         <w:rPr>
-          <w:rFonts w:ascii="Arial" w:hAnsi="Arial" w:cs="Arial"/>
+          <w:rFonts w:asciiTheme="minorBidi" w:hAnsiTheme="minorBidi" w:eastAsiaTheme="minorBidi" w:cstheme="minorBidi"/>
           <w:noProof/>
           <w:sz w:val="20"/>
           <w:szCs w:val="20"/>
@@ -2256,59 +2272,63 @@
         </w:numPr>
         <w:ind w:right="0"/>
         <w:rPr>
-          <w:rFonts w:ascii="Arial" w:hAnsi="Arial" w:cs="Arial"/>
-          <w:noProof/>
-          <w:sz w:val="20"/>
-          <w:szCs w:val="20"/>
-        </w:rPr>
-      </w:pPr>
-      <w:r>
-        <w:rPr>
-          <w:rFonts w:ascii="Arial" w:hAnsi="Arial" w:cs="Arial"/>
-          <w:b w:val="1"/>
-          <w:bCs w:val="1"/>
-          <w:noProof/>
-          <w:sz w:val="20"/>
-          <w:szCs w:val="20"/>
+          <w:rFonts w:asciiTheme="minorBidi" w:hAnsiTheme="minorBidi" w:eastAsiaTheme="minorBidi" w:cstheme="minorBidi"/>
+          <w:noProof/>
+          <w:sz w:val="20"/>
+          <w:szCs w:val="20"/>
+        </w:rPr>
+      </w:pPr>
+      <w:r>
+        <w:rPr>
+          <w:rFonts w:asciiTheme="minorBidi" w:hAnsiTheme="minorBidi" w:eastAsiaTheme="minorBidi" w:cstheme="minorBidi"/>
+          <w:b/>
+          <w:bCs/>
+          <w:noProof/>
+          <w:sz w:val="20"/>
+          <w:szCs w:val="20"/>
+          <w:highlight w:val="yellow"/>
         </w:rPr>
         <w:t>Web</w:t>
       </w:r>
       <w:r>
         <w:rPr>
-          <w:rFonts w:ascii="Arial" w:hAnsi="Arial" w:cs="Arial"/>
-          <w:b w:val="1"/>
-          <w:bCs w:val="1"/>
-          <w:noProof/>
-          <w:sz w:val="20"/>
-          <w:szCs w:val="20"/>
+          <w:rFonts w:asciiTheme="minorBidi" w:hAnsiTheme="minorBidi" w:eastAsiaTheme="minorBidi" w:cstheme="minorBidi"/>
+          <w:b/>
+          <w:bCs/>
+          <w:noProof/>
+          <w:sz w:val="20"/>
+          <w:szCs w:val="20"/>
+          <w:highlight w:val="yellow"/>
         </w:rPr>
         <w:t xml:space="preserve"> Based</w:t>
       </w:r>
       <w:r>
         <w:rPr>
-          <w:rFonts w:ascii="Arial" w:hAnsi="Arial" w:cs="Arial"/>
-          <w:b w:val="1"/>
-          <w:bCs w:val="1"/>
-          <w:noProof/>
-          <w:sz w:val="20"/>
-          <w:szCs w:val="20"/>
+          <w:rFonts w:asciiTheme="minorBidi" w:hAnsiTheme="minorBidi" w:eastAsiaTheme="minorBidi" w:cstheme="minorBidi"/>
+          <w:b/>
+          <w:bCs/>
+          <w:noProof/>
+          <w:sz w:val="20"/>
+          <w:szCs w:val="20"/>
+          <w:highlight w:val="yellow"/>
         </w:rPr>
         <w:t xml:space="preserve"> </w:t>
       </w:r>
       <w:r>
         <w:rPr>
-          <w:rFonts w:ascii="Arial" w:hAnsi="Arial" w:cs="Arial"/>
-          <w:b w:val="1"/>
-          <w:bCs w:val="1"/>
-          <w:noProof/>
-          <w:sz w:val="20"/>
-          <w:szCs w:val="20"/>
+          <w:rFonts w:asciiTheme="minorBidi" w:hAnsiTheme="minorBidi" w:eastAsiaTheme="minorBidi" w:cstheme="minorBidi"/>
+          <w:b/>
+          <w:bCs/>
+          <w:noProof/>
+          <w:sz w:val="20"/>
+          <w:szCs w:val="20"/>
+          <w:highlight w:val="yellow"/>
         </w:rPr>
         <w:t>Mobile platforms</w:t>
       </w:r>
       <w:r>
         <w:rPr>
-          <w:rFonts w:ascii="Arial" w:hAnsi="Arial" w:cs="Arial"/>
+          <w:rFonts w:asciiTheme="minorBidi" w:hAnsiTheme="minorBidi" w:eastAsiaTheme="minorBidi" w:cstheme="minorBidi"/>
           <w:noProof/>
           <w:sz w:val="20"/>
           <w:szCs w:val="20"/>
@@ -2317,7 +2337,7 @@
       </w:r>
       <w:r>
         <w:rPr>
-          <w:rFonts w:ascii="Arial" w:hAnsi="Arial" w:cs="Arial"/>
+          <w:rFonts w:asciiTheme="minorBidi" w:hAnsiTheme="minorBidi" w:eastAsiaTheme="minorBidi" w:cstheme="minorBidi"/>
           <w:noProof/>
           <w:sz w:val="20"/>
           <w:szCs w:val="20"/>
@@ -2326,7 +2346,7 @@
       </w:r>
       <w:r>
         <w:rPr>
-          <w:rFonts w:ascii="Arial" w:hAnsi="Arial" w:cs="Arial"/>
+          <w:rFonts w:asciiTheme="minorBidi" w:hAnsiTheme="minorBidi" w:eastAsiaTheme="minorBidi" w:cstheme="minorBidi"/>
           <w:noProof/>
           <w:sz w:val="20"/>
           <w:szCs w:val="20"/>
@@ -2342,15 +2362,15 @@
         </w:numPr>
         <w:ind w:right="0"/>
         <w:rPr>
-          <w:rFonts w:ascii="Arial" w:hAnsi="Arial" w:cs="Arial"/>
-          <w:noProof/>
-          <w:sz w:val="20"/>
-          <w:szCs w:val="20"/>
-        </w:rPr>
-      </w:pPr>
-      <w:r>
-        <w:rPr>
-          <w:rFonts w:ascii="Arial" w:hAnsi="Arial" w:cs="Arial"/>
+          <w:rFonts w:asciiTheme="minorBidi" w:hAnsiTheme="minorBidi" w:eastAsiaTheme="minorBidi" w:cstheme="minorBidi"/>
+          <w:noProof/>
+          <w:sz w:val="20"/>
+          <w:szCs w:val="20"/>
+        </w:rPr>
+      </w:pPr>
+      <w:r>
+        <w:rPr>
+          <w:rFonts w:asciiTheme="minorBidi" w:hAnsiTheme="minorBidi" w:eastAsiaTheme="minorBidi" w:cstheme="minorBidi"/>
           <w:noProof/>
           <w:sz w:val="20"/>
           <w:szCs w:val="20"/>
@@ -2359,7 +2379,7 @@
       </w:r>
       <w:r>
         <w:rPr>
-          <w:rFonts w:ascii="Arial" w:hAnsi="Arial" w:cs="Arial"/>
+          <w:rFonts w:asciiTheme="minorBidi" w:hAnsiTheme="minorBidi" w:eastAsiaTheme="minorBidi" w:cstheme="minorBidi"/>
           <w:noProof/>
           <w:sz w:val="20"/>
           <w:szCs w:val="20"/>
@@ -2368,7 +2388,7 @@
       </w:r>
       <w:r>
         <w:rPr>
-          <w:rFonts w:ascii="Arial" w:hAnsi="Arial" w:cs="Arial"/>
+          <w:rFonts w:asciiTheme="minorBidi" w:hAnsiTheme="minorBidi" w:eastAsiaTheme="minorBidi" w:cstheme="minorBidi"/>
           <w:noProof/>
           <w:sz w:val="20"/>
           <w:szCs w:val="20"/>
@@ -2377,7 +2397,7 @@
       </w:r>
       <w:r>
         <w:rPr>
-          <w:rFonts w:ascii="Arial" w:hAnsi="Arial" w:cs="Arial"/>
+          <w:rFonts w:asciiTheme="minorBidi" w:hAnsiTheme="minorBidi" w:eastAsiaTheme="minorBidi" w:cstheme="minorBidi"/>
           <w:noProof/>
           <w:sz w:val="20"/>
           <w:szCs w:val="20"/>
@@ -2393,15 +2413,15 @@
         </w:numPr>
         <w:ind w:right="0"/>
         <w:rPr>
-          <w:rFonts w:ascii="Arial" w:hAnsi="Arial" w:cs="Arial"/>
-          <w:noProof/>
-          <w:sz w:val="20"/>
-          <w:szCs w:val="20"/>
-        </w:rPr>
-      </w:pPr>
-      <w:r>
-        <w:rPr>
-          <w:rFonts w:ascii="Arial" w:hAnsi="Arial" w:cs="Arial"/>
+          <w:rFonts w:asciiTheme="minorBidi" w:hAnsiTheme="minorBidi" w:eastAsiaTheme="minorBidi" w:cstheme="minorBidi"/>
+          <w:noProof/>
+          <w:sz w:val="20"/>
+          <w:szCs w:val="20"/>
+        </w:rPr>
+      </w:pPr>
+      <w:r>
+        <w:rPr>
+          <w:rFonts w:asciiTheme="minorBidi" w:hAnsiTheme="minorBidi" w:eastAsiaTheme="minorBidi" w:cstheme="minorBidi"/>
           <w:noProof/>
           <w:sz w:val="20"/>
           <w:szCs w:val="20"/>
@@ -2410,16 +2430,17 @@
       </w:r>
       <w:r>
         <w:rPr>
-          <w:rFonts w:ascii="Arial" w:hAnsi="Arial" w:cs="Arial"/>
-          <w:noProof/>
-          <w:sz w:val="20"/>
-          <w:szCs w:val="20"/>
+          <w:rFonts w:asciiTheme="minorBidi" w:hAnsiTheme="minorBidi" w:eastAsiaTheme="minorBidi" w:cstheme="minorBidi"/>
+          <w:noProof/>
+          <w:sz w:val="20"/>
+          <w:szCs w:val="20"/>
+          <w:highlight w:val="yellow"/>
         </w:rPr>
         <w:t>"Discount Bank" Israel</w:t>
       </w:r>
       <w:r>
         <w:rPr>
-          <w:rFonts w:ascii="Arial" w:hAnsi="Arial" w:cs="Arial"/>
+          <w:rFonts w:asciiTheme="minorBidi" w:hAnsiTheme="minorBidi" w:eastAsiaTheme="minorBidi" w:cstheme="minorBidi"/>
           <w:noProof/>
           <w:sz w:val="20"/>
           <w:szCs w:val="20"/>
@@ -2428,7 +2449,7 @@
       </w:r>
       <w:r>
         <w:rPr>
-          <w:rFonts w:ascii="Arial" w:hAnsi="Arial" w:cs="Arial"/>
+          <w:rFonts w:asciiTheme="minorBidi" w:hAnsiTheme="minorBidi" w:eastAsiaTheme="minorBidi" w:cstheme="minorBidi"/>
           <w:noProof/>
           <w:sz w:val="20"/>
           <w:szCs w:val="20"/>
@@ -2437,7 +2458,7 @@
       </w:r>
       <w:r>
         <w:rPr>
-          <w:rFonts w:ascii="Arial" w:hAnsi="Arial" w:cs="Arial"/>
+          <w:rFonts w:asciiTheme="minorBidi" w:hAnsiTheme="minorBidi" w:eastAsiaTheme="minorBidi" w:cstheme="minorBidi"/>
           <w:noProof/>
           <w:sz w:val="20"/>
           <w:szCs w:val="20"/>
@@ -2446,7 +2467,7 @@
       </w:r>
       <w:r>
         <w:rPr>
-          <w:rFonts w:ascii="Arial" w:hAnsi="Arial" w:cs="Arial"/>
+          <w:rFonts w:asciiTheme="minorBidi" w:hAnsiTheme="minorBidi" w:eastAsiaTheme="minorBidi" w:cstheme="minorBidi"/>
           <w:noProof/>
           <w:sz w:val="20"/>
           <w:szCs w:val="20"/>
@@ -2455,7 +2476,7 @@
       </w:r>
       <w:r>
         <w:rPr>
-          <w:rFonts w:ascii="Arial" w:hAnsi="Arial" w:cs="Arial"/>
+          <w:rFonts w:asciiTheme="minorBidi" w:hAnsiTheme="minorBidi" w:eastAsiaTheme="minorBidi" w:cstheme="minorBidi"/>
           <w:noProof/>
           <w:sz w:val="20"/>
           <w:szCs w:val="20"/>
@@ -2471,15 +2492,15 @@
         </w:numPr>
         <w:ind w:right="0"/>
         <w:rPr>
-          <w:rFonts w:ascii="Arial" w:hAnsi="Arial" w:cs="Arial"/>
-          <w:noProof/>
-          <w:sz w:val="20"/>
-          <w:szCs w:val="20"/>
-        </w:rPr>
-      </w:pPr>
-      <w:r>
-        <w:rPr>
-          <w:rFonts w:ascii="Arial" w:hAnsi="Arial" w:cs="Arial"/>
+          <w:rFonts w:asciiTheme="minorBidi" w:hAnsiTheme="minorBidi" w:eastAsiaTheme="minorBidi" w:cstheme="minorBidi"/>
+          <w:noProof/>
+          <w:sz w:val="20"/>
+          <w:szCs w:val="20"/>
+        </w:rPr>
+      </w:pPr>
+      <w:r>
+        <w:rPr>
+          <w:rFonts w:asciiTheme="minorBidi" w:hAnsiTheme="minorBidi" w:eastAsiaTheme="minorBidi" w:cstheme="minorBidi"/>
           <w:noProof/>
           <w:sz w:val="20"/>
           <w:szCs w:val="20"/>
@@ -2488,7 +2509,7 @@
       </w:r>
       <w:r>
         <w:rPr>
-          <w:rFonts w:ascii="Arial" w:hAnsi="Arial" w:cs="Arial"/>
+          <w:rFonts w:asciiTheme="minorBidi" w:hAnsiTheme="minorBidi" w:eastAsiaTheme="minorBidi" w:cstheme="minorBidi"/>
           <w:noProof/>
           <w:sz w:val="20"/>
           <w:szCs w:val="20"/>
@@ -2498,34 +2519,58 @@
       </w:r>
       <w:r>
         <w:rPr>
-          <w:rFonts w:ascii="Arial" w:hAnsi="Arial" w:cs="Arial"/>
+          <w:rFonts w:asciiTheme="minorBidi" w:hAnsiTheme="minorBidi" w:eastAsiaTheme="minorBidi" w:cstheme="minorBidi"/>
           <w:noProof/>
           <w:sz w:val="20"/>
           <w:szCs w:val="20"/>
           <w:lang w:val="en-US" w:bidi="he-IL"/>
         </w:rPr>
-        <w:t>ulty users platforms/</w:t>
-      </w:r>
-      <w:r>
-        <w:rPr>
-          <w:rFonts w:ascii="Arial" w:hAnsi="Arial" w:cs="Arial"/>
-          <w:noProof/>
-          <w:sz w:val="20"/>
-          <w:szCs w:val="20"/>
-          <w:lang w:val="en-US" w:bidi="he-IL"/>
-        </w:rPr>
-        <w:t>C</w:t>
-      </w:r>
-      <w:r>
-        <w:rPr>
-          <w:rFonts w:ascii="Arial" w:hAnsi="Arial" w:cs="Arial"/>
-          <w:noProof/>
-          <w:sz w:val="20"/>
-          <w:szCs w:val="20"/>
-          <w:lang w:val="en-US" w:bidi="he-IL"/>
-        </w:rPr>
-        <w:t>omplex financial web apps.</w:t>
-      </w:r>
+        <w:t>ulty users platforms/Complex financial web apps.</w:t>
+      </w:r>
+    </w:p>
+    <w:p xmlns:wp14="http://schemas.microsoft.com/office/word/2010/wordml" wp14:textId="77777777">
+      <w:pPr>
+        <w:ind w:right="0"/>
+        <w:rPr>
+          <w:rFonts w:ascii="Arial" w:hAnsi="Arial" w:eastAsia="Arial" w:cs="Arial" w:asciiTheme="minorBidi" w:hAnsiTheme="minorBidi" w:eastAsiaTheme="minorBidi" w:cstheme="minorBidi"/>
+          <w:noProof/>
+          <w:sz w:val="20"/>
+          <w:szCs w:val="20"/>
+        </w:rPr>
+      </w:pPr>
+    </w:p>
+    <w:p xmlns:wp14="http://schemas.microsoft.com/office/word/2010/wordml" wp14:textId="77777777">
+      <w:pPr>
+        <w:ind w:right="0"/>
+        <w:rPr>
+          <w:rFonts w:ascii="Arial" w:hAnsi="Arial" w:eastAsia="Arial" w:cs="Arial" w:asciiTheme="minorBidi" w:hAnsiTheme="minorBidi" w:eastAsiaTheme="minorBidi" w:cstheme="minorBidi"/>
+          <w:noProof/>
+          <w:sz w:val="20"/>
+          <w:szCs w:val="20"/>
+        </w:rPr>
+      </w:pPr>
+    </w:p>
+    <w:p xmlns:wp14="http://schemas.microsoft.com/office/word/2010/wordml" wp14:textId="77777777">
+      <w:pPr>
+        <w:ind w:right="0"/>
+        <w:rPr>
+          <w:rFonts w:ascii="Arial" w:hAnsi="Arial" w:eastAsia="Arial" w:cs="Arial" w:asciiTheme="minorBidi" w:hAnsiTheme="minorBidi" w:eastAsiaTheme="minorBidi" w:cstheme="minorBidi"/>
+          <w:noProof/>
+          <w:sz w:val="20"/>
+          <w:szCs w:val="20"/>
+        </w:rPr>
+      </w:pPr>
+    </w:p>
+    <w:p xmlns:wp14="http://schemas.microsoft.com/office/word/2010/wordml" wp14:textId="77777777">
+      <w:pPr>
+        <w:ind w:right="0"/>
+        <w:rPr>
+          <w:rFonts w:ascii="Arial" w:hAnsi="Arial" w:eastAsia="Arial" w:cs="Arial" w:asciiTheme="minorBidi" w:hAnsiTheme="minorBidi" w:eastAsiaTheme="minorBidi" w:cstheme="minorBidi"/>
+          <w:noProof/>
+          <w:sz w:val="20"/>
+          <w:szCs w:val="20"/>
+        </w:rPr>
+      </w:pPr>
     </w:p>
     <w:p xmlns:wp14="http://schemas.microsoft.com/office/word/2010/wordml" wp14:textId="77777777">
       <w:pPr>
@@ -2533,102 +2578,85 @@
           <w:tab w:val="left" w:pos="3240"/>
           <w:tab w:val="right" w:pos="10206"/>
         </w:tabs>
-        <w:ind w:left="720"/>
-        <w:rPr>
-          <w:rFonts w:ascii="Arial" w:hAnsi="Arial" w:cs="Arial"/>
+        <w:rPr>
+          <w:rFonts w:asciiTheme="minorBidi" w:hAnsiTheme="minorBidi" w:eastAsiaTheme="minorBidi" w:cstheme="minorBidi"/>
+          <w:b/>
+          <w:bCs/>
           <w:noProof/>
           <w:sz w:val="20"/>
           <w:szCs w:val="20"/>
           <w:u w:val="single"/>
         </w:rPr>
       </w:pPr>
-    </w:p>
-    <w:p xmlns:wp14="http://schemas.microsoft.com/office/word/2010/wordml" wp14:textId="77777777">
-      <w:pPr>
-        <w:tabs>
-          <w:tab w:val="left" w:pos="3240"/>
-          <w:tab w:val="right" w:pos="10206"/>
-        </w:tabs>
-        <w:ind w:left="720"/>
-        <w:rPr>
-          <w:rFonts w:ascii="Arial" w:hAnsi="Arial" w:cs="Arial"/>
-          <w:b w:val="1"/>
-          <w:bCs w:val="1"/>
-          <w:noProof/>
-          <w:sz w:val="20"/>
-          <w:szCs w:val="20"/>
+      <w:r>
+        <w:rPr>
+          <w:rFonts w:asciiTheme="minorBidi" w:hAnsiTheme="minorBidi" w:eastAsiaTheme="minorBidi" w:cstheme="minorBidi"/>
+          <w:b/>
+          <w:bCs/>
+          <w:noProof/>
           <w:u w:val="single"/>
         </w:rPr>
-      </w:pPr>
-      <w:r>
-        <w:rPr>
-          <w:rFonts w:ascii="Arial" w:hAnsi="Arial" w:cs="Arial"/>
-          <w:b w:val="1"/>
-          <w:bCs w:val="1"/>
+        <w:t>Matrix israel (</w:t>
+      </w:r>
+      <w:r>
+        <w:rPr>
+          <w:rFonts w:asciiTheme="minorBidi" w:hAnsiTheme="minorBidi" w:eastAsiaTheme="minorBidi" w:cstheme="minorBidi"/>
+          <w:b/>
+          <w:bCs/>
           <w:noProof/>
           <w:u w:val="single"/>
         </w:rPr>
-        <w:t>Matrix israel (</w:t>
-      </w:r>
-      <w:r>
-        <w:rPr>
-          <w:rFonts w:ascii="Arial" w:hAnsi="Arial" w:cs="Arial"/>
-          <w:b w:val="1"/>
-          <w:bCs w:val="1"/>
+        <w:t>M</w:t>
+      </w:r>
+      <w:r>
+        <w:rPr>
+          <w:rFonts w:asciiTheme="minorBidi" w:hAnsiTheme="minorBidi" w:eastAsiaTheme="minorBidi" w:cstheme="minorBidi"/>
+          <w:b/>
+          <w:bCs/>
           <w:noProof/>
           <w:u w:val="single"/>
         </w:rPr>
-        <w:t>M</w:t>
-      </w:r>
-      <w:r>
-        <w:rPr>
-          <w:rFonts w:ascii="Arial" w:hAnsi="Arial" w:cs="Arial"/>
-          <w:b w:val="1"/>
-          <w:bCs w:val="1"/>
+        <w:t xml:space="preserve">atrix </w:t>
+      </w:r>
+      <w:r>
+        <w:rPr>
+          <w:rFonts w:asciiTheme="minorBidi" w:hAnsiTheme="minorBidi" w:eastAsiaTheme="minorBidi" w:cstheme="minorBidi"/>
+          <w:b/>
+          <w:bCs/>
           <w:noProof/>
           <w:u w:val="single"/>
         </w:rPr>
-        <w:t xml:space="preserve">atrix </w:t>
-      </w:r>
-      <w:r>
-        <w:rPr>
-          <w:rFonts w:ascii="Arial" w:hAnsi="Arial" w:cs="Arial"/>
-          <w:b w:val="1"/>
-          <w:bCs w:val="1"/>
+        <w:t>Digital</w:t>
+      </w:r>
+      <w:r>
+        <w:rPr>
+          <w:rFonts w:asciiTheme="minorBidi" w:hAnsiTheme="minorBidi" w:eastAsiaTheme="minorBidi" w:cstheme="minorBidi"/>
+          <w:b/>
+          <w:bCs/>
           <w:noProof/>
           <w:u w:val="single"/>
         </w:rPr>
-        <w:t>Digital</w:t>
-      </w:r>
-      <w:r>
-        <w:rPr>
-          <w:rFonts w:ascii="Arial" w:hAnsi="Arial" w:cs="Arial"/>
-          <w:b w:val="1"/>
-          <w:bCs w:val="1"/>
-          <w:noProof/>
+        <w:t>), Israel</w:t>
+      </w:r>
+      <w:r>
+        <w:rPr>
+          <w:rFonts w:asciiTheme="minorBidi" w:hAnsiTheme="minorBidi" w:eastAsiaTheme="minorBidi" w:cstheme="minorBidi"/>
+          <w:b/>
+          <w:bCs/>
+          <w:noProof/>
+          <w:sz w:val="20"/>
+          <w:szCs w:val="20"/>
           <w:u w:val="single"/>
         </w:rPr>
-        <w:t>), Israel</w:t>
-      </w:r>
-      <w:r>
-        <w:rPr>
-          <w:rFonts w:ascii="Arial" w:hAnsi="Arial" w:cs="Arial"/>
-          <w:b w:val="1"/>
-          <w:bCs w:val="1"/>
-          <w:noProof/>
-          <w:sz w:val="20"/>
-          <w:szCs w:val="20"/>
-          <w:u w:val="single"/>
-        </w:rPr>
         <w:t xml:space="preserve"> </w:t>
       </w:r>
-      <w:hyperlink r:id="Re7f98c4ec09a4909">
+      <w:hyperlink r:id="rId15">
         <w:r>
           <w:rPr>
             <w:rStyle w:val="Hyperlink"/>
-            <w:rFonts w:ascii="Arial" w:hAnsi="Arial" w:cs="Arial"/>
-            <w:b w:val="1"/>
-            <w:bCs w:val="1"/>
+            <w:rFonts w:asciiTheme="minorBidi" w:hAnsiTheme="minorBidi" w:eastAsiaTheme="minorBidi" w:cstheme="minorBidi"/>
+            <w:b/>
+            <w:bCs/>
             <w:noProof/>
             <w:sz w:val="20"/>
             <w:szCs w:val="20"/>
@@ -2638,9 +2666,9 @@
       </w:hyperlink>
       <w:r>
         <w:rPr>
-          <w:rFonts w:ascii="Arial" w:hAnsi="Arial" w:cs="Arial"/>
-          <w:b w:val="1"/>
-          <w:bCs w:val="1"/>
+          <w:rFonts w:asciiTheme="minorBidi" w:hAnsiTheme="minorBidi" w:eastAsiaTheme="minorBidi" w:cstheme="minorBidi"/>
+          <w:b/>
+          <w:bCs/>
           <w:noProof/>
           <w:sz w:val="20"/>
           <w:szCs w:val="20"/>
@@ -2650,9 +2678,9 @@
       </w:r>
       <w:r>
         <w:rPr>
-          <w:rFonts w:ascii="Arial" w:hAnsi="Arial" w:cs="Arial"/>
-          <w:b w:val="1"/>
-          <w:bCs w:val="1"/>
+          <w:rFonts w:asciiTheme="minorBidi" w:hAnsiTheme="minorBidi" w:eastAsiaTheme="minorBidi" w:cstheme="minorBidi"/>
+          <w:b/>
+          <w:bCs/>
           <w:noProof/>
           <w:sz w:val="20"/>
           <w:szCs w:val="20"/>
@@ -2662,129 +2690,165 @@
       </w:r>
       <w:r>
         <w:rPr>
-          <w:rFonts w:ascii="Arial" w:hAnsi="Arial" w:cs="Arial"/>
-          <w:b w:val="1"/>
-          <w:bCs w:val="1"/>
+          <w:rFonts w:asciiTheme="minorBidi" w:hAnsiTheme="minorBidi" w:eastAsiaTheme="minorBidi" w:cstheme="minorBidi"/>
+          <w:b/>
+          <w:bCs/>
           <w:noProof/>
           <w:sz w:val="20"/>
           <w:szCs w:val="20"/>
           <w:u w:val="single"/>
         </w:rPr>
-        <w:t xml:space="preserve">      </w:t>
-      </w:r>
-      <w:r>
-        <w:rPr>
-          <w:rFonts w:ascii="Arial" w:hAnsi="Arial" w:cs="Arial"/>
-          <w:b w:val="1"/>
-          <w:bCs w:val="1"/>
+        <w:t xml:space="preserve">  </w:t>
+      </w:r>
+      <w:r>
+        <w:rPr>
+          <w:rFonts w:asciiTheme="minorBidi" w:hAnsiTheme="minorBidi" w:eastAsiaTheme="minorBidi" w:cstheme="minorBidi"/>
+          <w:b/>
+          <w:bCs/>
           <w:noProof/>
           <w:sz w:val="20"/>
           <w:szCs w:val="20"/>
           <w:u w:val="single"/>
         </w:rPr>
-        <w:t xml:space="preserve">             </w:t>
-      </w:r>
-      <w:r>
-        <w:rPr>
-          <w:rFonts w:ascii="Arial" w:hAnsi="Arial" w:cs="Arial"/>
-          <w:b w:val="1"/>
-          <w:bCs w:val="1"/>
+        <w:t xml:space="preserve">  </w:t>
+      </w:r>
+      <w:r>
+        <w:rPr>
+          <w:rFonts w:asciiTheme="minorBidi" w:hAnsiTheme="minorBidi" w:eastAsiaTheme="minorBidi" w:cstheme="minorBidi"/>
+          <w:b/>
+          <w:bCs/>
           <w:noProof/>
           <w:sz w:val="20"/>
           <w:szCs w:val="20"/>
           <w:u w:val="single"/>
         </w:rPr>
+        <w:t xml:space="preserve">     </w:t>
+      </w:r>
+      <w:r>
+        <w:rPr>
+          <w:rFonts w:asciiTheme="minorBidi" w:hAnsiTheme="minorBidi" w:eastAsiaTheme="minorBidi" w:cstheme="minorBidi"/>
+          <w:b/>
+          <w:bCs/>
+          <w:noProof/>
+          <w:sz w:val="20"/>
+          <w:szCs w:val="20"/>
+          <w:u w:val="single"/>
+        </w:rPr>
+        <w:t xml:space="preserve"> </w:t>
+      </w:r>
+      <w:r>
+        <w:rPr>
+          <w:rFonts w:asciiTheme="minorBidi" w:hAnsiTheme="minorBidi" w:eastAsiaTheme="minorBidi" w:cstheme="minorBidi"/>
+          <w:b/>
+          <w:bCs/>
+          <w:noProof/>
+          <w:sz w:val="20"/>
+          <w:szCs w:val="20"/>
+          <w:u w:val="single"/>
+        </w:rPr>
+        <w:t xml:space="preserve">  </w:t>
+      </w:r>
+      <w:r>
+        <w:rPr>
+          <w:rFonts w:asciiTheme="minorBidi" w:hAnsiTheme="minorBidi" w:eastAsiaTheme="minorBidi" w:cstheme="minorBidi"/>
+          <w:b/>
+          <w:bCs/>
+          <w:noProof/>
+          <w:sz w:val="20"/>
+          <w:szCs w:val="20"/>
+          <w:u w:val="single"/>
+        </w:rPr>
         <w:t xml:space="preserve">    </w:t>
       </w:r>
       <w:r>
         <w:rPr>
-          <w:rFonts w:ascii="Arial" w:hAnsi="Arial" w:cs="Arial"/>
-          <w:b w:val="1"/>
-          <w:bCs w:val="1"/>
+          <w:rFonts w:asciiTheme="minorBidi" w:hAnsiTheme="minorBidi" w:eastAsiaTheme="minorBidi" w:cstheme="minorBidi"/>
+          <w:b/>
+          <w:bCs/>
           <w:noProof/>
           <w:sz w:val="20"/>
           <w:szCs w:val="20"/>
           <w:u w:val="single"/>
         </w:rPr>
-        <w:t xml:space="preserve">   </w:t>
-      </w:r>
-      <w:r>
-        <w:rPr>
-          <w:rFonts w:ascii="Arial" w:hAnsi="Arial" w:cs="Arial"/>
-          <w:b w:val="1"/>
-          <w:bCs w:val="1"/>
-          <w:noProof/>
-          <w:sz w:val="20"/>
-          <w:szCs w:val="20"/>
-          <w:u w:val="single"/>
-        </w:rPr>
-        <w:t xml:space="preserve">  </w:t>
-      </w:r>
-      <w:r>
-        <w:rPr>
-          <w:rFonts w:ascii="Arial" w:hAnsi="Arial" w:cs="Arial"/>
-          <w:b w:val="1"/>
-          <w:bCs w:val="1"/>
-          <w:noProof/>
-          <w:sz w:val="20"/>
-          <w:szCs w:val="20"/>
-          <w:u w:val="single"/>
-        </w:rPr>
-        <w:t xml:space="preserve">    </w:t>
-      </w:r>
-      <w:r>
-        <w:rPr>
-          <w:rFonts w:ascii="Arial" w:hAnsi="Arial" w:cs="Arial"/>
-          <w:b w:val="1"/>
-          <w:bCs w:val="1"/>
-          <w:noProof/>
-          <w:sz w:val="20"/>
-          <w:szCs w:val="20"/>
-          <w:u w:val="single"/>
-        </w:rPr>
         <w:t xml:space="preserve">     </w:t>
       </w:r>
       <w:r>
         <w:rPr>
-          <w:rFonts w:ascii="Arial" w:hAnsi="Arial" w:cs="Arial"/>
-          <w:b w:val="1"/>
-          <w:bCs w:val="1"/>
+          <w:rFonts w:asciiTheme="minorBidi" w:hAnsiTheme="minorBidi" w:eastAsiaTheme="minorBidi" w:cstheme="minorBidi"/>
+          <w:b/>
+          <w:bCs/>
           <w:noProof/>
           <w:sz w:val="22"/>
           <w:szCs w:val="22"/>
           <w:u w:val="single"/>
         </w:rPr>
-        <w:t xml:space="preserve">2016 – </w:t>
-      </w:r>
-      <w:r>
-        <w:rPr>
-          <w:rFonts w:ascii="Arial" w:hAnsi="Arial" w:cs="Arial"/>
-          <w:b w:val="1"/>
-          <w:bCs w:val="1"/>
+        <w:t>08.2</w:t>
+      </w:r>
+      <w:r>
+        <w:rPr>
+          <w:rFonts w:asciiTheme="minorBidi" w:hAnsiTheme="minorBidi" w:eastAsiaTheme="minorBidi" w:cstheme="minorBidi"/>
+          <w:b/>
+          <w:bCs/>
           <w:noProof/>
           <w:sz w:val="22"/>
           <w:szCs w:val="22"/>
           <w:u w:val="single"/>
         </w:rPr>
-        <w:t>2018</w:t>
-      </w:r>
-      <w:r>
-        <w:rPr>
-          <w:rFonts w:ascii="Arial" w:hAnsi="Arial" w:cs="Arial"/>
-          <w:b w:val="1"/>
-          <w:bCs w:val="1"/>
-          <w:noProof/>
-          <w:sz w:val="20"/>
-          <w:szCs w:val="20"/>
+        <w:t xml:space="preserve">016 – </w:t>
+      </w:r>
+      <w:r>
+        <w:rPr>
+          <w:rFonts w:asciiTheme="minorBidi" w:hAnsiTheme="minorBidi" w:eastAsiaTheme="minorBidi" w:cstheme="minorBidi"/>
+          <w:b/>
+          <w:bCs/>
+          <w:noProof/>
+          <w:sz w:val="22"/>
+          <w:szCs w:val="22"/>
           <w:u w:val="single"/>
         </w:rPr>
+        <w:t>07.2</w:t>
+      </w:r>
+      <w:r>
+        <w:rPr>
+          <w:rFonts w:asciiTheme="minorBidi" w:hAnsiTheme="minorBidi" w:eastAsiaTheme="minorBidi" w:cstheme="minorBidi"/>
+          <w:b/>
+          <w:bCs/>
+          <w:noProof/>
+          <w:sz w:val="22"/>
+          <w:szCs w:val="22"/>
+          <w:u w:val="single"/>
+        </w:rPr>
+        <w:t>01</w:t>
+      </w:r>
+      <w:r>
+        <w:rPr>
+          <w:rFonts w:asciiTheme="minorBidi" w:hAnsiTheme="minorBidi" w:eastAsiaTheme="minorBidi" w:cstheme="minorBidi"/>
+          <w:b/>
+          <w:bCs/>
+          <w:noProof/>
+          <w:sz w:val="22"/>
+          <w:szCs w:val="22"/>
+          <w:u w:val="single"/>
+        </w:rPr>
+        <w:t>7</w:t>
+      </w:r>
+      <w:r>
+        <w:rPr>
+          <w:rFonts w:asciiTheme="minorBidi" w:hAnsiTheme="minorBidi" w:eastAsiaTheme="minorBidi" w:cstheme="minorBidi"/>
+          <w:b/>
+          <w:bCs/>
+          <w:noProof/>
+          <w:sz w:val="20"/>
+          <w:szCs w:val="20"/>
+          <w:u w:val="single"/>
+        </w:rPr>
         <w:t xml:space="preserve">  </w:t>
       </w:r>
       <w:r>
         <w:rPr>
-          <w:rFonts w:ascii="Arial" w:hAnsi="Arial" w:cs="Arial"/>
-          <w:b w:val="1"/>
-          <w:bCs w:val="1"/>
+          <w:rFonts w:asciiTheme="minorBidi" w:hAnsiTheme="minorBidi" w:eastAsiaTheme="minorBidi" w:cstheme="minorBidi"/>
+          <w:b/>
+          <w:bCs/>
           <w:noProof/>
           <w:sz w:val="20"/>
           <w:szCs w:val="20"/>
@@ -2799,17 +2863,16 @@
           <w:tab w:val="left" w:pos="3240"/>
           <w:tab w:val="right" w:pos="9900"/>
         </w:tabs>
-        <w:ind w:left="720"/>
-        <w:rPr>
-          <w:rFonts w:ascii="Arial" w:hAnsi="Arial" w:cs="Arial"/>
-          <w:noProof/>
-          <w:sz w:val="20"/>
-          <w:szCs w:val="20"/>
-        </w:rPr>
-      </w:pPr>
-      <w:r>
-        <w:rPr>
-          <w:rFonts w:ascii="Arial" w:hAnsi="Arial" w:cs="Arial"/>
+        <w:rPr>
+          <w:rFonts w:asciiTheme="minorBidi" w:hAnsiTheme="minorBidi" w:eastAsiaTheme="minorBidi" w:cstheme="minorBidi"/>
+          <w:noProof/>
+          <w:sz w:val="20"/>
+          <w:szCs w:val="20"/>
+        </w:rPr>
+      </w:pPr>
+      <w:r>
+        <w:rPr>
+          <w:rFonts w:asciiTheme="minorBidi" w:hAnsiTheme="minorBidi" w:eastAsiaTheme="minorBidi" w:cstheme="minorBidi"/>
           <w:noProof/>
           <w:sz w:val="20"/>
           <w:szCs w:val="20"/>
@@ -2818,7 +2881,7 @@
       </w:r>
       <w:r>
         <w:rPr>
-          <w:rFonts w:ascii="Arial" w:hAnsi="Arial" w:cs="Arial"/>
+          <w:rFonts w:asciiTheme="minorBidi" w:hAnsiTheme="minorBidi" w:eastAsiaTheme="minorBidi" w:cstheme="minorBidi"/>
           <w:noProof/>
           <w:sz w:val="20"/>
           <w:szCs w:val="20"/>
@@ -2837,225 +2900,233 @@
         </w:tabs>
         <w:ind w:right="0"/>
         <w:rPr>
-          <w:rFonts w:ascii="Arial" w:hAnsi="Arial" w:cs="Arial"/>
-          <w:noProof/>
-          <w:sz w:val="20"/>
-          <w:szCs w:val="20"/>
-        </w:rPr>
-      </w:pPr>
-      <w:r>
-        <w:rPr>
-          <w:rFonts w:ascii="Arial" w:hAnsi="Arial" w:cs="Arial"/>
+          <w:rFonts w:asciiTheme="minorBidi" w:hAnsiTheme="minorBidi" w:eastAsiaTheme="minorBidi" w:cstheme="minorBidi"/>
+          <w:noProof/>
+          <w:sz w:val="20"/>
+          <w:szCs w:val="20"/>
+        </w:rPr>
+      </w:pPr>
+      <w:r>
+        <w:rPr>
+          <w:rFonts w:asciiTheme="minorBidi" w:hAnsiTheme="minorBidi" w:eastAsiaTheme="minorBidi" w:cstheme="minorBidi"/>
+          <w:b/>
+          <w:bCs/>
+          <w:noProof/>
+          <w:sz w:val="20"/>
+          <w:szCs w:val="20"/>
+        </w:rPr>
+        <w:t>Client projects</w:t>
+      </w:r>
+      <w:r>
+        <w:rPr>
+          <w:rFonts w:asciiTheme="minorBidi" w:hAnsiTheme="minorBidi" w:eastAsiaTheme="minorBidi" w:cstheme="minorBidi"/>
+          <w:noProof/>
+          <w:sz w:val="20"/>
+          <w:szCs w:val="20"/>
+        </w:rPr>
+        <w:t>:</w:t>
+      </w:r>
+      <w:r>
+        <w:rPr>
+          <w:rFonts w:asciiTheme="minorBidi" w:hAnsiTheme="minorBidi" w:eastAsiaTheme="minorBidi" w:cstheme="minorBidi"/>
+          <w:noProof/>
+          <w:sz w:val="20"/>
+          <w:szCs w:val="20"/>
+        </w:rPr>
+        <w:t xml:space="preserve"> </w:t>
+      </w:r>
+      <w:r>
+        <w:rPr>
+          <w:rFonts w:asciiTheme="minorBidi" w:hAnsiTheme="minorBidi" w:eastAsiaTheme="minorBidi" w:cstheme="minorBidi"/>
+          <w:noProof/>
+          <w:sz w:val="20"/>
+          <w:szCs w:val="20"/>
+        </w:rPr>
+        <w:t xml:space="preserve">developed using </w:t>
+      </w:r>
+      <w:r>
+        <w:rPr>
+          <w:rFonts w:asciiTheme="minorBidi" w:hAnsiTheme="minorBidi" w:eastAsiaTheme="minorBidi" w:cstheme="minorBidi"/>
+          <w:b/>
+          <w:bCs/>
+          <w:noProof/>
+          <w:sz w:val="20"/>
+          <w:szCs w:val="20"/>
+        </w:rPr>
+        <w:t>HTML</w:t>
+      </w:r>
+      <w:r>
+        <w:rPr>
+          <w:rFonts w:asciiTheme="minorBidi" w:hAnsiTheme="minorBidi" w:eastAsiaTheme="minorBidi" w:cstheme="minorBidi"/>
+          <w:noProof/>
+          <w:sz w:val="20"/>
+          <w:szCs w:val="20"/>
+        </w:rPr>
+        <w:t xml:space="preserve"> CSS, Bootstrap SASS and </w:t>
+      </w:r>
+      <w:r>
+        <w:rPr>
+          <w:rFonts w:asciiTheme="minorBidi" w:hAnsiTheme="minorBidi" w:eastAsiaTheme="minorBidi" w:cstheme="minorBidi"/>
+          <w:b/>
+          <w:bCs/>
+          <w:noProof/>
+          <w:sz w:val="20"/>
+          <w:szCs w:val="20"/>
+        </w:rPr>
+        <w:t>jQuery</w:t>
+      </w:r>
+      <w:r>
+        <w:rPr>
+          <w:rFonts w:asciiTheme="minorBidi" w:hAnsiTheme="minorBidi" w:eastAsiaTheme="minorBidi" w:cstheme="minorBidi"/>
+          <w:noProof/>
+          <w:sz w:val="20"/>
+          <w:szCs w:val="20"/>
+        </w:rPr>
+        <w:t xml:space="preserve"> / </w:t>
+      </w:r>
+      <w:r>
+        <w:rPr>
+          <w:rFonts w:asciiTheme="minorBidi" w:hAnsiTheme="minorBidi" w:eastAsiaTheme="minorBidi" w:cstheme="minorBidi"/>
+          <w:b/>
+          <w:bCs/>
+          <w:noProof/>
+          <w:sz w:val="20"/>
+          <w:szCs w:val="20"/>
+        </w:rPr>
+        <w:t>JavaScript</w:t>
+      </w:r>
+      <w:r>
+        <w:rPr>
+          <w:rFonts w:asciiTheme="minorBidi" w:hAnsiTheme="minorBidi" w:eastAsiaTheme="minorBidi" w:cstheme="minorBidi"/>
+          <w:noProof/>
+          <w:sz w:val="20"/>
+          <w:szCs w:val="20"/>
+        </w:rPr>
+        <w:t xml:space="preserve">, </w:t>
+      </w:r>
+      <w:r>
+        <w:rPr>
+          <w:rFonts w:asciiTheme="minorBidi" w:hAnsiTheme="minorBidi" w:eastAsiaTheme="minorBidi" w:cstheme="minorBidi"/>
+          <w:b/>
+          <w:bCs/>
+          <w:noProof/>
+          <w:sz w:val="20"/>
+          <w:szCs w:val="20"/>
+        </w:rPr>
+        <w:t>DotNet C#</w:t>
+      </w:r>
+    </w:p>
+    <w:p xmlns:wp14="http://schemas.microsoft.com/office/word/2010/wordml" wp14:textId="77777777">
+      <w:pPr>
+        <w:pBdr>
+          <w:bottom w:val="single" w:color="1F497D" w:sz="2" w:space="1"/>
+        </w:pBdr>
+        <w:ind w:right="-2"/>
+        <w:outlineLvl w:val="0"/>
+        <w:rPr>
+          <w:rFonts w:asciiTheme="minorBidi" w:hAnsiTheme="minorBidi" w:eastAsiaTheme="minorBidi" w:cstheme="minorBidi"/>
+          <w:color w:val="1F497D"/>
+          <w:sz w:val="20"/>
+          <w:szCs w:val="20"/>
+        </w:rPr>
+      </w:pPr>
+      <w:r>
+        <w:rPr>
+          <w:rFonts w:asciiTheme="minorBidi" w:hAnsiTheme="minorBidi" w:eastAsiaTheme="minorBidi" w:cstheme="minorBidi"/>
+          <w:color w:val="1F497D"/>
+          <w:sz w:val="20"/>
+          <w:szCs w:val="20"/>
+        </w:rPr>
+        <w:t>TECHNICAL</w:t>
+      </w:r>
+    </w:p>
+    <w:p xmlns:wp14="http://schemas.microsoft.com/office/word/2010/wordml" wp14:textId="77777777">
+      <w:pPr>
+        <w:ind w:right="0"/>
+        <w:rPr>
+          <w:rFonts w:ascii="Arial" w:hAnsi="Arial" w:eastAsia="Arial" w:cs="Arial" w:asciiTheme="minorBidi" w:hAnsiTheme="minorBidi" w:eastAsiaTheme="minorBidi" w:cstheme="minorBidi"/>
+          <w:noProof/>
+          <w:sz w:val="20"/>
+          <w:szCs w:val="20"/>
+        </w:rPr>
+      </w:pPr>
+    </w:p>
+    <w:p xmlns:wp14="http://schemas.microsoft.com/office/word/2010/wordml" wp14:textId="77777777">
+      <w:pPr>
+        <w:ind w:right="0"/>
+        <w:rPr>
+          <w:rFonts w:ascii="Arial" w:hAnsi="Arial" w:eastAsia="Arial" w:cs="Arial" w:asciiTheme="minorBidi" w:hAnsiTheme="minorBidi" w:eastAsiaTheme="minorBidi" w:cstheme="minorBidi"/>
           <w:b w:val="1"/>
           <w:bCs w:val="1"/>
           <w:noProof/>
           <w:sz w:val="20"/>
           <w:szCs w:val="20"/>
         </w:rPr>
-        <w:t>Client projects</w:t>
-      </w:r>
-      <w:r>
-        <w:rPr>
-          <w:rFonts w:ascii="Arial" w:hAnsi="Arial" w:cs="Arial"/>
-          <w:noProof/>
-          <w:sz w:val="20"/>
-          <w:szCs w:val="20"/>
-        </w:rPr>
-        <w:t>:</w:t>
-      </w:r>
-      <w:r>
-        <w:rPr>
-          <w:rFonts w:ascii="Arial" w:hAnsi="Arial" w:cs="Arial"/>
-          <w:noProof/>
-          <w:sz w:val="20"/>
-          <w:szCs w:val="20"/>
-        </w:rPr>
-        <w:t xml:space="preserve"> </w:t>
-      </w:r>
-      <w:r>
-        <w:rPr>
-          <w:rFonts w:ascii="Arial" w:hAnsi="Arial" w:cs="Arial"/>
-          <w:noProof/>
-          <w:sz w:val="20"/>
-          <w:szCs w:val="20"/>
-        </w:rPr>
-        <w:t xml:space="preserve">developed using </w:t>
-      </w:r>
-      <w:r>
-        <w:rPr>
-          <w:rFonts w:ascii="Arial" w:hAnsi="Arial" w:cs="Arial"/>
+      </w:pPr>
+      <w:r>
+        <w:rPr>
+          <w:rFonts w:ascii="Arial" w:hAnsi="Arial" w:eastAsia="Arial" w:cs="Arial" w:asciiTheme="minorBidi" w:hAnsiTheme="minorBidi" w:eastAsiaTheme="minorBidi" w:cstheme="minorBidi"/>
           <w:b w:val="1"/>
           <w:bCs w:val="1"/>
           <w:noProof/>
           <w:sz w:val="20"/>
           <w:szCs w:val="20"/>
         </w:rPr>
-        <w:t>HTML</w:t>
-      </w:r>
-      <w:r>
-        <w:rPr>
-          <w:rFonts w:ascii="Arial" w:hAnsi="Arial" w:cs="Arial"/>
-          <w:noProof/>
-          <w:sz w:val="20"/>
-          <w:szCs w:val="20"/>
-        </w:rPr>
-        <w:t xml:space="preserve"> CSS, Bootstrap SASS and </w:t>
-      </w:r>
-      <w:r>
-        <w:rPr>
-          <w:rFonts w:ascii="Arial" w:hAnsi="Arial" w:cs="Arial"/>
-          <w:b w:val="1"/>
-          <w:bCs w:val="1"/>
-          <w:noProof/>
-          <w:sz w:val="20"/>
-          <w:szCs w:val="20"/>
-        </w:rPr>
-        <w:t>jQuery</w:t>
-      </w:r>
-      <w:r>
-        <w:rPr>
-          <w:rFonts w:ascii="Arial" w:hAnsi="Arial" w:cs="Arial"/>
-          <w:noProof/>
-          <w:sz w:val="20"/>
-          <w:szCs w:val="20"/>
-        </w:rPr>
-        <w:t xml:space="preserve"> / </w:t>
-      </w:r>
-      <w:r>
-        <w:rPr>
-          <w:rFonts w:ascii="Arial" w:hAnsi="Arial" w:cs="Arial"/>
-          <w:b w:val="1"/>
-          <w:bCs w:val="1"/>
-          <w:noProof/>
-          <w:sz w:val="20"/>
-          <w:szCs w:val="20"/>
-        </w:rPr>
-        <w:t>JavaScript</w:t>
-      </w:r>
-      <w:r>
-        <w:rPr>
-          <w:rFonts w:ascii="Arial" w:hAnsi="Arial" w:cs="Arial"/>
-          <w:noProof/>
-          <w:sz w:val="20"/>
-          <w:szCs w:val="20"/>
-        </w:rPr>
-        <w:t>,</w:t>
-      </w:r>
-      <w:r>
-        <w:rPr>
-          <w:rFonts w:ascii="Arial" w:hAnsi="Arial" w:cs="Arial"/>
-          <w:noProof/>
-          <w:sz w:val="20"/>
-          <w:szCs w:val="20"/>
-        </w:rPr>
-        <w:t xml:space="preserve"> </w:t>
-      </w:r>
-      <w:r>
-        <w:rPr>
-          <w:rFonts w:ascii="Arial" w:hAnsi="Arial" w:cs="Arial"/>
-          <w:b w:val="1"/>
-          <w:bCs w:val="1"/>
-          <w:noProof/>
-          <w:sz w:val="20"/>
-          <w:szCs w:val="20"/>
-        </w:rPr>
-        <w:t>DotNet</w:t>
-      </w:r>
-      <w:r>
-        <w:rPr>
-          <w:rFonts w:ascii="Arial" w:hAnsi="Arial" w:cs="Arial"/>
-          <w:b w:val="1"/>
-          <w:bCs w:val="1"/>
-          <w:noProof/>
-          <w:sz w:val="20"/>
-          <w:szCs w:val="20"/>
-        </w:rPr>
-        <w:t xml:space="preserve"> </w:t>
-      </w:r>
-      <w:r>
-        <w:rPr>
-          <w:rFonts w:ascii="Arial" w:hAnsi="Arial" w:cs="Arial"/>
-          <w:b w:val="1"/>
-          <w:bCs w:val="1"/>
-          <w:noProof/>
-          <w:sz w:val="20"/>
-          <w:szCs w:val="20"/>
-        </w:rPr>
-        <w:t>C#</w:t>
+        <w:t>Programming Tools / Languages</w:t>
       </w:r>
     </w:p>
     <w:p xmlns:wp14="http://schemas.microsoft.com/office/word/2010/wordml" wp14:textId="77777777">
       <w:pPr>
-        <w:numPr>
-          <w:ilvl w:val="0"/>
-          <w:numId w:val="3"/>
-        </w:numPr>
-        <w:ind w:right="0"/>
-        <w:rPr>
-          <w:rFonts w:ascii="Arial" w:hAnsi="Arial" w:cs="Arial"/>
-          <w:noProof/>
-          <w:sz w:val="20"/>
-          <w:szCs w:val="20"/>
-        </w:rPr>
-      </w:pPr>
-      <w:r>
-        <w:rPr>
-          <w:rFonts w:ascii="Arial" w:hAnsi="Arial" w:cs="Arial"/>
-          <w:noProof/>
-          <w:sz w:val="20"/>
-          <w:szCs w:val="20"/>
-        </w:rPr>
-        <w:t xml:space="preserve">Mobile platforms – upgraded and enhanced </w:t>
-      </w:r>
-      <w:r>
-        <w:rPr>
-          <w:rFonts w:ascii="Arial" w:hAnsi="Arial" w:cs="Arial"/>
-          <w:noProof/>
-          <w:sz w:val="20"/>
-          <w:szCs w:val="20"/>
-        </w:rPr>
-        <w:t>responsive</w:t>
-      </w:r>
-      <w:r>
-        <w:rPr>
-          <w:rFonts w:ascii="Arial" w:hAnsi="Arial" w:cs="Arial"/>
-          <w:noProof/>
-          <w:sz w:val="20"/>
-          <w:szCs w:val="20"/>
-        </w:rPr>
-        <w:t>ness of</w:t>
-      </w:r>
-      <w:r>
-        <w:rPr>
-          <w:rFonts w:ascii="Arial" w:hAnsi="Arial" w:cs="Arial"/>
-          <w:noProof/>
-          <w:sz w:val="20"/>
-          <w:szCs w:val="20"/>
-        </w:rPr>
-        <w:t xml:space="preserve"> </w:t>
-      </w:r>
-      <w:r>
-        <w:rPr>
-          <w:rFonts w:ascii="Arial" w:hAnsi="Arial" w:cs="Arial"/>
-          <w:noProof/>
-          <w:sz w:val="20"/>
-          <w:szCs w:val="20"/>
-        </w:rPr>
-        <w:t>old and new websites with cross-browser</w:t>
-      </w:r>
-      <w:r>
-        <w:rPr>
-          <w:rFonts w:ascii="Arial" w:hAnsi="Arial" w:cs="Arial"/>
-          <w:noProof/>
-          <w:sz w:val="20"/>
-          <w:szCs w:val="20"/>
-        </w:rPr>
-        <w:t xml:space="preserve"> </w:t>
-      </w:r>
-      <w:r>
-        <w:rPr>
-          <w:rFonts w:ascii="Arial" w:hAnsi="Arial" w:cs="Arial"/>
-          <w:noProof/>
+        <w:ind w:left="720" w:right="0"/>
+        <w:rPr>
+          <w:rFonts w:ascii="Arial" w:hAnsi="Arial" w:eastAsia="Arial" w:cs="Arial" w:asciiTheme="minorBidi" w:hAnsiTheme="minorBidi" w:eastAsiaTheme="minorBidi" w:cstheme="minorBidi"/>
+          <w:sz w:val="20"/>
+          <w:szCs w:val="20"/>
+        </w:rPr>
+      </w:pPr>
+      <w:r>
+        <w:rPr>
+          <w:rFonts w:ascii="Arial" w:hAnsi="Arial" w:eastAsia="Arial" w:cs="Arial" w:asciiTheme="minorBidi" w:hAnsiTheme="minorBidi" w:eastAsiaTheme="minorBidi" w:cstheme="minorBidi"/>
+          <w:sz w:val="20"/>
+          <w:szCs w:val="20"/>
+        </w:rPr>
+        <w:t xml:space="preserve">• Angular, React, HTML, CSS3 (Bootstrap), JavaScript, </w:t>
+      </w:r>
+      <w:r>
+        <w:rPr>
+          <w:rFonts w:ascii="Arial" w:hAnsi="Arial" w:eastAsia="Arial" w:cs="Arial" w:asciiTheme="minorBidi" w:hAnsiTheme="minorBidi" w:eastAsiaTheme="minorBidi" w:cstheme="minorBidi"/>
+          <w:sz w:val="20"/>
+          <w:szCs w:val="20"/>
+        </w:rPr>
+        <w:t>TypeScript</w:t>
+      </w:r>
+      <w:r>
+        <w:rPr>
+          <w:rFonts w:ascii="Arial" w:hAnsi="Arial" w:eastAsia="Arial" w:cs="Arial" w:asciiTheme="minorBidi" w:hAnsiTheme="minorBidi" w:eastAsiaTheme="minorBidi" w:cstheme="minorBidi"/>
+          <w:sz w:val="20"/>
+          <w:szCs w:val="20"/>
+        </w:rPr>
+        <w:t xml:space="preserve">, C#, ASP.NET, </w:t>
+      </w:r>
+      <w:r>
+        <w:rPr>
+          <w:rFonts w:ascii="Arial" w:hAnsi="Arial" w:eastAsia="Arial" w:cs="Arial" w:asciiTheme="minorBidi" w:hAnsiTheme="minorBidi" w:eastAsiaTheme="minorBidi" w:cstheme="minorBidi"/>
+          <w:sz w:val="20"/>
+          <w:szCs w:val="20"/>
+        </w:rPr>
+        <w:t>Git</w:t>
+      </w:r>
+      <w:r>
+        <w:rPr>
+          <w:rFonts w:ascii="Arial" w:hAnsi="Arial" w:eastAsia="Arial" w:cs="Arial" w:asciiTheme="minorBidi" w:hAnsiTheme="minorBidi" w:eastAsiaTheme="minorBidi" w:cstheme="minorBidi"/>
+          <w:sz w:val="20"/>
+          <w:szCs w:val="20"/>
+        </w:rPr>
+        <w:t>,GitHub</w:t>
+      </w:r>
+      <w:r>
+        <w:rPr>
+          <w:rFonts w:ascii="Arial" w:hAnsi="Arial" w:eastAsia="Arial" w:cs="Arial" w:asciiTheme="minorBidi" w:hAnsiTheme="minorBidi" w:eastAsiaTheme="minorBidi" w:cstheme="minorBidi"/>
           <w:sz w:val="20"/>
           <w:szCs w:val="20"/>
         </w:rPr>
@@ -3064,81 +3135,336 @@
     </w:p>
     <w:p xmlns:wp14="http://schemas.microsoft.com/office/word/2010/wordml" wp14:textId="77777777">
       <w:pPr>
-        <w:numPr>
-          <w:ilvl w:val="0"/>
-          <w:numId w:val="3"/>
-        </w:numPr>
+        <w:ind w:left="720" w:right="0"/>
+        <w:rPr>
+          <w:rFonts w:ascii="Arial" w:hAnsi="Arial" w:eastAsia="Arial" w:cs="Arial" w:asciiTheme="minorBidi" w:hAnsiTheme="minorBidi" w:eastAsiaTheme="minorBidi" w:cstheme="minorBidi"/>
+          <w:sz w:val="20"/>
+          <w:szCs w:val="20"/>
+        </w:rPr>
+      </w:pPr>
+      <w:r>
+        <w:rPr>
+          <w:rFonts w:ascii="Arial" w:hAnsi="Arial" w:eastAsia="Arial" w:cs="Arial" w:asciiTheme="minorBidi" w:hAnsiTheme="minorBidi" w:eastAsiaTheme="minorBidi" w:cstheme="minorBidi"/>
+          <w:sz w:val="20"/>
+          <w:szCs w:val="20"/>
+        </w:rPr>
+        <w:t>• Design: Photoshop, HTML5, CSS, Sass/</w:t>
+      </w:r>
+      <w:r>
+        <w:rPr>
+          <w:rFonts w:ascii="Arial" w:hAnsi="Arial" w:eastAsia="Arial" w:cs="Arial" w:asciiTheme="minorBidi" w:hAnsiTheme="minorBidi" w:eastAsiaTheme="minorBidi" w:cstheme="minorBidi"/>
+          <w:sz w:val="20"/>
+          <w:szCs w:val="20"/>
+        </w:rPr>
+        <w:t>Scss</w:t>
+      </w:r>
+      <w:r>
+        <w:rPr>
+          <w:rFonts w:ascii="Arial" w:hAnsi="Arial" w:eastAsia="Arial" w:cs="Arial" w:asciiTheme="minorBidi" w:hAnsiTheme="minorBidi" w:eastAsiaTheme="minorBidi" w:cstheme="minorBidi"/>
+          <w:sz w:val="20"/>
+          <w:szCs w:val="20"/>
+        </w:rPr>
+        <w:t xml:space="preserve">, Bootstrap UI </w:t>
+      </w:r>
+      <w:r>
+        <w:rPr>
+          <w:rFonts w:ascii="Arial" w:hAnsi="Arial" w:eastAsia="Arial" w:cs="Arial" w:asciiTheme="minorBidi" w:hAnsiTheme="minorBidi" w:eastAsiaTheme="minorBidi" w:cstheme="minorBidi"/>
+          <w:sz w:val="20"/>
+          <w:szCs w:val="20"/>
+        </w:rPr>
+        <w:t>experties</w:t>
+      </w:r>
+      <w:r>
+        <w:rPr>
+          <w:rFonts w:ascii="Arial" w:hAnsi="Arial" w:eastAsia="Arial" w:cs="Arial" w:asciiTheme="minorBidi" w:hAnsiTheme="minorBidi" w:eastAsiaTheme="minorBidi" w:cstheme="minorBidi"/>
+          <w:sz w:val="20"/>
+          <w:szCs w:val="20"/>
+        </w:rPr>
+        <w:t xml:space="preserve"> Material design Angular material </w:t>
+      </w:r>
+    </w:p>
+    <w:p xmlns:wp14="http://schemas.microsoft.com/office/word/2010/wordml" wp14:textId="77777777">
+      <w:pPr>
+        <w:ind w:left="720" w:right="0"/>
+        <w:rPr>
+          <w:rFonts w:ascii="Arial" w:hAnsi="Arial" w:eastAsia="Arial" w:cs="Arial" w:asciiTheme="minorBidi" w:hAnsiTheme="minorBidi" w:eastAsiaTheme="minorBidi" w:cstheme="minorBidi"/>
+          <w:sz w:val="20"/>
+          <w:szCs w:val="20"/>
+        </w:rPr>
+      </w:pPr>
+      <w:r>
+        <w:rPr>
+          <w:rFonts w:ascii="Arial" w:hAnsi="Arial" w:eastAsia="Arial" w:cs="Arial" w:asciiTheme="minorBidi" w:hAnsiTheme="minorBidi" w:eastAsiaTheme="minorBidi" w:cstheme="minorBidi"/>
+          <w:sz w:val="20"/>
+          <w:szCs w:val="20"/>
+        </w:rPr>
+        <w:t xml:space="preserve">• Services: Microsoft IIS, DNS, WINS, DHCP, AWS, REST APIs, </w:t>
+      </w:r>
+      <w:r>
+        <w:rPr>
+          <w:rFonts w:ascii="Arial" w:hAnsi="Arial" w:eastAsia="Arial" w:cs="Arial" w:asciiTheme="minorBidi" w:hAnsiTheme="minorBidi" w:eastAsiaTheme="minorBidi" w:cstheme="minorBidi"/>
+          <w:sz w:val="20"/>
+          <w:szCs w:val="20"/>
+        </w:rPr>
+        <w:t>OpenAI</w:t>
+      </w:r>
+      <w:r>
+        <w:rPr>
+          <w:rFonts w:ascii="Arial" w:hAnsi="Arial" w:eastAsia="Arial" w:cs="Arial" w:asciiTheme="minorBidi" w:hAnsiTheme="minorBidi" w:eastAsiaTheme="minorBidi" w:cstheme="minorBidi"/>
+          <w:sz w:val="20"/>
+          <w:szCs w:val="20"/>
+        </w:rPr>
+        <w:t xml:space="preserve"> APIs, AI Services Integrations </w:t>
+      </w:r>
+    </w:p>
+    <w:p xmlns:wp14="http://schemas.microsoft.com/office/word/2010/wordml" wp14:textId="77777777">
+      <w:pPr>
+        <w:ind w:left="720" w:right="0"/>
+        <w:rPr>
+          <w:rFonts w:ascii="Arial" w:hAnsi="Arial" w:eastAsia="Arial" w:cs="Arial" w:asciiTheme="minorBidi" w:hAnsiTheme="minorBidi" w:eastAsiaTheme="minorBidi" w:cstheme="minorBidi"/>
+          <w:sz w:val="20"/>
+          <w:szCs w:val="20"/>
+        </w:rPr>
+      </w:pPr>
+      <w:r>
+        <w:rPr>
+          <w:rFonts w:ascii="Arial" w:hAnsi="Arial" w:eastAsia="Arial" w:cs="Arial" w:asciiTheme="minorBidi" w:hAnsiTheme="minorBidi" w:eastAsiaTheme="minorBidi" w:cstheme="minorBidi"/>
+          <w:sz w:val="20"/>
+          <w:szCs w:val="20"/>
+        </w:rPr>
+        <w:t xml:space="preserve">• Databases/Backend: MySQL, Node.js, </w:t>
+      </w:r>
+      <w:r>
+        <w:rPr>
+          <w:rFonts w:ascii="Arial" w:hAnsi="Arial" w:eastAsia="Arial" w:cs="Arial" w:asciiTheme="minorBidi" w:hAnsiTheme="minorBidi" w:eastAsiaTheme="minorBidi" w:cstheme="minorBidi"/>
+          <w:sz w:val="20"/>
+          <w:szCs w:val="20"/>
+        </w:rPr>
+        <w:t>Python ,</w:t>
+      </w:r>
+      <w:r>
+        <w:rPr>
+          <w:rFonts w:ascii="Arial" w:hAnsi="Arial" w:eastAsia="Arial" w:cs="Arial" w:asciiTheme="minorBidi" w:hAnsiTheme="minorBidi" w:eastAsiaTheme="minorBidi" w:cstheme="minorBidi"/>
+          <w:sz w:val="20"/>
+          <w:szCs w:val="20"/>
+        </w:rPr>
+        <w:t xml:space="preserve">  AWS Web Services, MongoDB CI CD Agile </w:t>
+      </w:r>
+    </w:p>
+    <w:p xmlns:wp14="http://schemas.microsoft.com/office/word/2010/wordml" wp14:textId="77777777">
+      <w:pPr>
+        <w:ind w:left="720" w:right="0"/>
+        <w:rPr>
+          <w:rFonts w:ascii="Arial" w:hAnsi="Arial" w:eastAsia="Arial" w:cs="Arial" w:asciiTheme="minorBidi" w:hAnsiTheme="minorBidi" w:eastAsiaTheme="minorBidi" w:cstheme="minorBidi"/>
+          <w:sz w:val="20"/>
+          <w:szCs w:val="20"/>
+        </w:rPr>
+      </w:pPr>
+      <w:r>
+        <w:rPr>
+          <w:rFonts w:ascii="Arial" w:hAnsi="Arial" w:eastAsia="Arial" w:cs="Arial" w:asciiTheme="minorBidi" w:hAnsiTheme="minorBidi" w:eastAsiaTheme="minorBidi" w:cstheme="minorBidi"/>
+          <w:sz w:val="20"/>
+          <w:szCs w:val="20"/>
+        </w:rPr>
+        <w:t xml:space="preserve">• AI Technologies: </w:t>
+      </w:r>
+      <w:r>
+        <w:rPr>
+          <w:rFonts w:ascii="Arial" w:hAnsi="Arial" w:eastAsia="Arial" w:cs="Arial" w:asciiTheme="minorBidi" w:hAnsiTheme="minorBidi" w:eastAsiaTheme="minorBidi" w:cstheme="minorBidi"/>
+          <w:sz w:val="20"/>
+          <w:szCs w:val="20"/>
+        </w:rPr>
+        <w:t>OpenAI</w:t>
+      </w:r>
+      <w:r>
+        <w:rPr>
+          <w:rFonts w:ascii="Arial" w:hAnsi="Arial" w:eastAsia="Arial" w:cs="Arial" w:asciiTheme="minorBidi" w:hAnsiTheme="minorBidi" w:eastAsiaTheme="minorBidi" w:cstheme="minorBidi"/>
+          <w:sz w:val="20"/>
+          <w:szCs w:val="20"/>
+        </w:rPr>
+        <w:t xml:space="preserve"> API, Prompt Engineering, AI Workflow Automation, LLM Integrations, AI </w:t>
+      </w:r>
+      <w:r>
+        <w:rPr>
+          <w:rFonts w:ascii="Arial" w:hAnsi="Arial" w:eastAsia="Arial" w:cs="Arial" w:asciiTheme="minorBidi" w:hAnsiTheme="minorBidi" w:eastAsiaTheme="minorBidi" w:cstheme="minorBidi"/>
+          <w:sz w:val="20"/>
+          <w:szCs w:val="20"/>
+        </w:rPr>
+        <w:t>Copilots</w:t>
+      </w:r>
+      <w:r>
+        <w:rPr>
+          <w:rFonts w:ascii="Arial" w:hAnsi="Arial" w:eastAsia="Arial" w:cs="Arial" w:asciiTheme="minorBidi" w:hAnsiTheme="minorBidi" w:eastAsiaTheme="minorBidi" w:cstheme="minorBidi"/>
+          <w:sz w:val="20"/>
+          <w:szCs w:val="20"/>
+        </w:rPr>
+        <w:t xml:space="preserve">, Generative AI Systems  </w:t>
+      </w:r>
+    </w:p>
+    <w:p xmlns:wp14="http://schemas.microsoft.com/office/word/2010/wordml" wp14:textId="77777777">
+      <w:pPr>
+        <w:ind w:left="720" w:right="0"/>
+        <w:rPr>
+          <w:rFonts w:ascii="Arial" w:hAnsi="Arial" w:eastAsia="Arial" w:cs="Arial" w:asciiTheme="minorBidi" w:hAnsiTheme="minorBidi" w:eastAsiaTheme="minorBidi" w:cstheme="minorBidi"/>
+          <w:sz w:val="20"/>
+          <w:szCs w:val="20"/>
+          <w:lang w:val="en-US"/>
+        </w:rPr>
+      </w:pPr>
+      <w:r>
+        <w:rPr>
+          <w:rFonts w:ascii="Arial" w:hAnsi="Arial" w:eastAsia="Arial" w:cs="Arial" w:asciiTheme="minorBidi" w:hAnsiTheme="minorBidi" w:eastAsiaTheme="minorBidi" w:cstheme="minorBidi"/>
+          <w:sz w:val="20"/>
+          <w:szCs w:val="20"/>
+          <w:lang w:val="en-US"/>
+        </w:rPr>
+        <w:t xml:space="preserve">• </w:t>
+      </w:r>
+      <w:r>
+        <w:rPr>
+          <w:rFonts w:ascii="Arial" w:hAnsi="Arial" w:eastAsia="Arial" w:cs="Arial" w:asciiTheme="minorBidi" w:hAnsiTheme="minorBidi" w:eastAsiaTheme="minorBidi" w:cstheme="minorBidi"/>
+          <w:sz w:val="20"/>
+          <w:szCs w:val="20"/>
+          <w:lang w:val="en-US"/>
+        </w:rPr>
+        <w:t>devops</w:t>
+      </w:r>
+      <w:r>
+        <w:rPr>
+          <w:rFonts w:ascii="Arial" w:hAnsi="Arial" w:eastAsia="Arial" w:cs="Arial" w:asciiTheme="minorBidi" w:hAnsiTheme="minorBidi" w:eastAsiaTheme="minorBidi" w:cstheme="minorBidi"/>
+          <w:sz w:val="20"/>
+          <w:szCs w:val="20"/>
+          <w:lang w:val="en-US"/>
+        </w:rPr>
+        <w:t xml:space="preserve"> </w:t>
+      </w:r>
+      <w:r>
+        <w:rPr>
+          <w:rFonts w:ascii="Arial" w:hAnsi="Arial" w:eastAsia="Arial" w:cs="Arial" w:asciiTheme="minorBidi" w:hAnsiTheme="minorBidi" w:eastAsiaTheme="minorBidi" w:cstheme="minorBidi"/>
+          <w:sz w:val="20"/>
+          <w:szCs w:val="20"/>
+          <w:lang w:val="en-US"/>
+        </w:rPr>
+        <w:t>kubernetes</w:t>
+      </w:r>
+      <w:r>
+        <w:rPr>
+          <w:rFonts w:ascii="Arial" w:hAnsi="Arial" w:eastAsia="Arial" w:cs="Arial" w:asciiTheme="minorBidi" w:hAnsiTheme="minorBidi" w:eastAsiaTheme="minorBidi" w:cstheme="minorBidi"/>
+          <w:sz w:val="20"/>
+          <w:szCs w:val="20"/>
+          <w:lang w:val="en-US"/>
+        </w:rPr>
+        <w:t xml:space="preserve"> ,AWS, Jenkins, </w:t>
+      </w:r>
+      <w:r>
+        <w:rPr>
+          <w:rFonts w:ascii="Arial" w:hAnsi="Arial" w:eastAsia="Arial" w:cs="Arial" w:asciiTheme="minorBidi" w:hAnsiTheme="minorBidi" w:eastAsiaTheme="minorBidi" w:cstheme="minorBidi"/>
+          <w:sz w:val="20"/>
+          <w:szCs w:val="20"/>
+          <w:lang w:val="en-US"/>
+        </w:rPr>
+        <w:t>CloudRun</w:t>
+      </w:r>
+      <w:r>
+        <w:rPr>
+          <w:rFonts w:ascii="Arial" w:hAnsi="Arial" w:eastAsia="Arial" w:cs="Arial" w:asciiTheme="minorBidi" w:hAnsiTheme="minorBidi" w:eastAsiaTheme="minorBidi" w:cstheme="minorBidi"/>
+          <w:sz w:val="20"/>
+          <w:szCs w:val="20"/>
+          <w:lang w:val="en-US"/>
+        </w:rPr>
+        <w:t xml:space="preserve"> ,AI ,agent, </w:t>
+      </w:r>
+      <w:r>
+        <w:rPr>
+          <w:rFonts w:ascii="Arial" w:hAnsi="Arial" w:eastAsia="Arial" w:cs="Arial" w:asciiTheme="minorBidi" w:hAnsiTheme="minorBidi" w:eastAsiaTheme="minorBidi" w:cstheme="minorBidi"/>
+          <w:sz w:val="20"/>
+          <w:szCs w:val="20"/>
+          <w:lang w:val="en-US"/>
+        </w:rPr>
+        <w:t>Git</w:t>
+      </w:r>
+      <w:r>
+        <w:rPr>
+          <w:rFonts w:ascii="Arial" w:hAnsi="Arial" w:eastAsia="Arial" w:cs="Arial" w:asciiTheme="minorBidi" w:hAnsiTheme="minorBidi" w:eastAsiaTheme="minorBidi" w:cstheme="minorBidi"/>
+          <w:sz w:val="20"/>
+          <w:szCs w:val="20"/>
+          <w:lang w:val="en-US"/>
+        </w:rPr>
+        <w:t xml:space="preserve"> / </w:t>
+      </w:r>
+      <w:r>
+        <w:rPr>
+          <w:rFonts w:ascii="Arial" w:hAnsi="Arial" w:eastAsia="Arial" w:cs="Arial" w:asciiTheme="minorBidi" w:hAnsiTheme="minorBidi" w:eastAsiaTheme="minorBidi" w:cstheme="minorBidi"/>
+          <w:sz w:val="20"/>
+          <w:szCs w:val="20"/>
+          <w:lang w:val="en-US"/>
+        </w:rPr>
+        <w:t>Git</w:t>
+      </w:r>
+      <w:r>
+        <w:rPr>
+          <w:rFonts w:ascii="Arial" w:hAnsi="Arial" w:eastAsia="Arial" w:cs="Arial" w:asciiTheme="minorBidi" w:hAnsiTheme="minorBidi" w:eastAsiaTheme="minorBidi" w:cstheme="minorBidi"/>
+          <w:sz w:val="20"/>
+          <w:szCs w:val="20"/>
+          <w:lang w:val="en-US"/>
+        </w:rPr>
+        <w:t xml:space="preserve"> Hub</w:t>
+      </w:r>
+    </w:p>
+    <w:p xmlns:wp14="http://schemas.microsoft.com/office/word/2010/wordml" wp14:textId="77777777">
+      <w:pPr>
         <w:ind w:right="0"/>
         <w:rPr>
-          <w:rFonts w:ascii="Arial" w:hAnsi="Arial" w:cs="Arial"/>
-          <w:noProof/>
-          <w:sz w:val="20"/>
-          <w:szCs w:val="20"/>
-        </w:rPr>
-      </w:pPr>
-      <w:r>
-        <w:rPr>
-          <w:rFonts w:ascii="Arial" w:hAnsi="Arial" w:cs="Arial"/>
-          <w:noProof/>
-          <w:sz w:val="20"/>
-          <w:szCs w:val="20"/>
-        </w:rPr>
-        <w:t>Key to supporting</w:t>
-      </w:r>
-      <w:r>
-        <w:rPr>
-          <w:rFonts w:ascii="Arial" w:hAnsi="Arial" w:cs="Arial"/>
-          <w:noProof/>
-          <w:sz w:val="20"/>
-          <w:szCs w:val="20"/>
-        </w:rPr>
-        <w:t xml:space="preserve"> /managing</w:t>
-      </w:r>
-      <w:r>
-        <w:rPr>
-          <w:rFonts w:ascii="Arial" w:hAnsi="Arial" w:cs="Arial"/>
-          <w:noProof/>
-          <w:sz w:val="20"/>
-          <w:szCs w:val="20"/>
-        </w:rPr>
-        <w:t xml:space="preserve"> project in design and pre-planning of web</w:t>
-      </w:r>
-      <w:r>
-        <w:rPr>
-          <w:rFonts w:ascii="Arial" w:hAnsi="Arial" w:cs="Arial"/>
-          <w:noProof/>
-          <w:sz w:val="20"/>
-          <w:szCs w:val="20"/>
-        </w:rPr>
-        <w:t>site</w:t>
-      </w:r>
-      <w:r>
-        <w:rPr>
-          <w:rFonts w:ascii="Arial" w:hAnsi="Arial" w:cs="Arial"/>
-          <w:noProof/>
-          <w:sz w:val="20"/>
-          <w:szCs w:val="20"/>
-        </w:rPr>
-        <w:t>s</w:t>
-      </w:r>
-      <w:r>
-        <w:rPr>
-          <w:rFonts w:ascii="Arial" w:hAnsi="Arial" w:cs="Arial"/>
-          <w:noProof/>
-          <w:sz w:val="20"/>
-          <w:szCs w:val="20"/>
-        </w:rPr>
-        <w:t xml:space="preserve"> and Apps.</w:t>
-      </w:r>
-      <w:r>
-        <w:rPr>
-          <w:rFonts w:ascii="Arial" w:hAnsi="Arial" w:cs="Arial"/>
-          <w:noProof/>
-          <w:sz w:val="20"/>
-          <w:szCs w:val="20"/>
-        </w:rPr>
-        <w:t xml:space="preserve"> </w:t>
-      </w:r>
+          <w:rFonts w:ascii="Arial" w:hAnsi="Arial" w:eastAsia="Arial" w:cs="Arial" w:asciiTheme="minorBidi" w:hAnsiTheme="minorBidi" w:eastAsiaTheme="minorBidi" w:cstheme="minorBidi"/>
+          <w:color w:val="1F497D"/>
+          <w:sz w:val="20"/>
+          <w:szCs w:val="20"/>
+        </w:rPr>
+      </w:pPr>
+      <w:r>
+        <w:br/>
+      </w:r>
+      <w:r>
+        <w:rPr>
+          <w:rFonts w:ascii="Arial" w:hAnsi="Arial" w:eastAsia="Arial" w:cs="Arial" w:asciiTheme="minorBidi" w:hAnsiTheme="minorBidi" w:eastAsiaTheme="minorBidi" w:cstheme="minorBidi"/>
+          <w:color w:val="1F497D"/>
+          <w:sz w:val="20"/>
+          <w:szCs w:val="20"/>
+        </w:rPr>
+        <w:t>EARLIER CAREER</w:t>
+      </w:r>
+      <w:r>
+        <w:rPr>
+          <w:rFonts w:ascii="Arial" w:hAnsi="Arial" w:eastAsia="Arial" w:cs="Arial" w:asciiTheme="minorBidi" w:hAnsiTheme="minorBidi" w:eastAsiaTheme="minorBidi" w:cstheme="minorBidi"/>
+          <w:color w:val="1F497D"/>
+          <w:sz w:val="20"/>
+          <w:szCs w:val="20"/>
+        </w:rPr>
+        <w:t xml:space="preserve"> 1997 –</w:t>
+      </w:r>
+      <w:r>
+        <w:rPr>
+          <w:rFonts w:ascii="Arial" w:hAnsi="Arial" w:eastAsia="Arial" w:cs="Arial" w:asciiTheme="minorBidi" w:hAnsiTheme="minorBidi" w:eastAsiaTheme="minorBidi" w:cstheme="minorBidi"/>
+          <w:color w:val="1F497D"/>
+          <w:sz w:val="20"/>
+          <w:szCs w:val="20"/>
+        </w:rPr>
+        <w:t xml:space="preserve"> 2014</w:t>
+      </w:r>
+    </w:p>
+    <w:p xmlns:wp14="http://schemas.microsoft.com/office/word/2010/wordml" wp14:textId="77777777">
+      <w:pPr>
+        <w:tabs>
+          <w:tab w:val="left" w:pos="3240"/>
+          <w:tab w:val="right" w:pos="9900"/>
+        </w:tabs>
+        <w:rPr>
+          <w:rFonts w:ascii="Arial" w:hAnsi="Arial" w:eastAsia="Arial" w:cs="Arial" w:asciiTheme="minorBidi" w:hAnsiTheme="minorBidi" w:eastAsiaTheme="minorBidi" w:cstheme="minorBidi"/>
+          <w:noProof/>
+          <w:sz w:val="20"/>
+          <w:szCs w:val="20"/>
+        </w:rPr>
+      </w:pPr>
     </w:p>
     <w:p xmlns:wp14="http://schemas.microsoft.com/office/word/2010/wordml" wp14:textId="77777777">
       <w:pPr>
@@ -3148,7 +3474,201 @@
         </w:tabs>
         <w:ind w:left="720"/>
         <w:rPr>
-          <w:rFonts w:ascii="Arial" w:hAnsi="Arial" w:cs="Arial"/>
+          <w:rFonts w:asciiTheme="minorBidi" w:hAnsiTheme="minorBidi" w:eastAsiaTheme="minorBidi" w:cstheme="minorBidi"/>
+          <w:noProof/>
+          <w:sz w:val="20"/>
+          <w:szCs w:val="20"/>
+        </w:rPr>
+      </w:pPr>
+      <w:r>
+        <w:rPr>
+          <w:rFonts w:asciiTheme="minorBidi" w:hAnsiTheme="minorBidi" w:eastAsiaTheme="minorBidi" w:cstheme="minorBidi"/>
+          <w:noProof/>
+          <w:sz w:val="20"/>
+          <w:szCs w:val="20"/>
+        </w:rPr>
+        <w:t xml:space="preserve">• </w:t>
+      </w:r>
+      <w:r>
+        <w:rPr>
+          <w:rFonts w:asciiTheme="minorBidi" w:hAnsiTheme="minorBidi" w:eastAsiaTheme="minorBidi" w:cstheme="minorBidi"/>
+          <w:noProof/>
+          <w:sz w:val="20"/>
+          <w:szCs w:val="20"/>
+        </w:rPr>
+        <w:t>Front End dev</w:t>
+      </w:r>
+      <w:r>
+        <w:rPr>
+          <w:rFonts w:asciiTheme="minorBidi" w:hAnsiTheme="minorBidi" w:eastAsiaTheme="minorBidi" w:cstheme="minorBidi"/>
+          <w:b/>
+          <w:bCs/>
+          <w:noProof/>
+          <w:sz w:val="20"/>
+          <w:szCs w:val="20"/>
+        </w:rPr>
+        <w:t xml:space="preserve"> - Ness SES, Ramat Atidim</w:t>
+      </w:r>
+      <w:r>
+        <w:rPr>
+          <w:rFonts w:asciiTheme="minorBidi" w:hAnsiTheme="minorBidi" w:eastAsiaTheme="minorBidi" w:cstheme="minorBidi"/>
+          <w:noProof/>
+          <w:sz w:val="20"/>
+          <w:szCs w:val="20"/>
+        </w:rPr>
+        <w:t xml:space="preserve">  Website development   HTML,SCSS, ASP, JavaScript, ASP.NET C#</w:t>
+      </w:r>
+    </w:p>
+    <w:p xmlns:wp14="http://schemas.microsoft.com/office/word/2010/wordml" wp14:textId="77777777">
+      <w:pPr>
+        <w:ind w:left="720" w:right="0"/>
+        <w:rPr>
+          <w:rFonts w:asciiTheme="minorBidi" w:hAnsiTheme="minorBidi" w:eastAsiaTheme="minorBidi" w:cstheme="minorBidi"/>
+          <w:noProof/>
+          <w:sz w:val="20"/>
+          <w:szCs w:val="20"/>
+        </w:rPr>
+      </w:pPr>
+      <w:r>
+        <w:rPr>
+          <w:rFonts w:asciiTheme="minorBidi" w:hAnsiTheme="minorBidi" w:eastAsiaTheme="minorBidi" w:cstheme="minorBidi"/>
+          <w:noProof/>
+          <w:sz w:val="20"/>
+          <w:szCs w:val="20"/>
+        </w:rPr>
+        <w:t xml:space="preserve">• </w:t>
+      </w:r>
+      <w:r>
+        <w:rPr>
+          <w:rFonts w:asciiTheme="minorBidi" w:hAnsiTheme="minorBidi" w:eastAsiaTheme="minorBidi" w:cstheme="minorBidi"/>
+          <w:noProof/>
+          <w:sz w:val="20"/>
+          <w:szCs w:val="20"/>
+        </w:rPr>
+        <w:t xml:space="preserve">Web Client Designer/Programmer - </w:t>
+      </w:r>
+      <w:r>
+        <w:rPr>
+          <w:rFonts w:asciiTheme="minorBidi" w:hAnsiTheme="minorBidi" w:eastAsiaTheme="minorBidi" w:cstheme="minorBidi"/>
+          <w:b/>
+          <w:bCs/>
+          <w:noProof/>
+          <w:sz w:val="20"/>
+          <w:szCs w:val="20"/>
+        </w:rPr>
+        <w:t>Kenes International</w:t>
+      </w:r>
+      <w:r>
+        <w:rPr>
+          <w:rFonts w:asciiTheme="minorBidi" w:hAnsiTheme="minorBidi" w:eastAsiaTheme="minorBidi" w:cstheme="minorBidi"/>
+          <w:noProof/>
+          <w:sz w:val="20"/>
+          <w:szCs w:val="20"/>
+        </w:rPr>
+        <w:t>, Tel Aviv, Israel | 2013-2014</w:t>
+      </w:r>
+    </w:p>
+    <w:p xmlns:wp14="http://schemas.microsoft.com/office/word/2010/wordml" wp14:textId="77777777">
+      <w:pPr>
+        <w:ind w:left="720" w:right="0"/>
+        <w:rPr>
+          <w:rFonts w:asciiTheme="minorBidi" w:hAnsiTheme="minorBidi" w:eastAsiaTheme="minorBidi" w:cstheme="minorBidi"/>
+          <w:noProof/>
+          <w:sz w:val="20"/>
+          <w:szCs w:val="20"/>
+        </w:rPr>
+      </w:pPr>
+      <w:r>
+        <w:rPr>
+          <w:rFonts w:asciiTheme="minorBidi" w:hAnsiTheme="minorBidi" w:eastAsiaTheme="minorBidi" w:cstheme="minorBidi"/>
+          <w:noProof/>
+          <w:sz w:val="20"/>
+          <w:szCs w:val="20"/>
+        </w:rPr>
+        <w:t xml:space="preserve">• </w:t>
+      </w:r>
+      <w:r>
+        <w:rPr>
+          <w:rFonts w:asciiTheme="minorBidi" w:hAnsiTheme="minorBidi" w:eastAsiaTheme="minorBidi" w:cstheme="minorBidi"/>
+          <w:noProof/>
+          <w:sz w:val="20"/>
+          <w:szCs w:val="20"/>
+        </w:rPr>
+        <w:t xml:space="preserve">Webmaster Web Designer/Programmer - </w:t>
+      </w:r>
+      <w:r>
+        <w:rPr>
+          <w:rFonts w:asciiTheme="minorBidi" w:hAnsiTheme="minorBidi" w:eastAsiaTheme="minorBidi" w:cstheme="minorBidi"/>
+          <w:b/>
+          <w:bCs/>
+          <w:noProof/>
+          <w:sz w:val="20"/>
+          <w:szCs w:val="20"/>
+        </w:rPr>
+        <w:t>Zarmon Goldman</w:t>
+      </w:r>
+      <w:r>
+        <w:rPr>
+          <w:rFonts w:asciiTheme="minorBidi" w:hAnsiTheme="minorBidi" w:eastAsiaTheme="minorBidi" w:cstheme="minorBidi"/>
+          <w:noProof/>
+          <w:sz w:val="20"/>
+          <w:szCs w:val="20"/>
+        </w:rPr>
+        <w:t xml:space="preserve"> DDB, Tel Aviv, Israel | 2010-2012</w:t>
+      </w:r>
+    </w:p>
+    <w:p xmlns:wp14="http://schemas.microsoft.com/office/word/2010/wordml" wp14:textId="77777777">
+      <w:pPr>
+        <w:ind w:left="720" w:right="0"/>
+        <w:rPr>
+          <w:rFonts w:asciiTheme="minorBidi" w:hAnsiTheme="minorBidi" w:eastAsiaTheme="minorBidi" w:cstheme="minorBidi"/>
+          <w:noProof/>
+          <w:sz w:val="20"/>
+          <w:szCs w:val="20"/>
+        </w:rPr>
+      </w:pPr>
+      <w:r>
+        <w:rPr>
+          <w:rFonts w:asciiTheme="minorBidi" w:hAnsiTheme="minorBidi" w:eastAsiaTheme="minorBidi" w:cstheme="minorBidi"/>
+          <w:noProof/>
+          <w:sz w:val="20"/>
+          <w:szCs w:val="20"/>
+        </w:rPr>
+        <w:t xml:space="preserve">• </w:t>
+      </w:r>
+      <w:r>
+        <w:rPr>
+          <w:rFonts w:asciiTheme="minorBidi" w:hAnsiTheme="minorBidi" w:eastAsiaTheme="minorBidi" w:cstheme="minorBidi"/>
+          <w:noProof/>
+          <w:sz w:val="20"/>
+          <w:szCs w:val="20"/>
+        </w:rPr>
+        <w:t xml:space="preserve">Project Manager </w:t>
+      </w:r>
+      <w:r>
+        <w:rPr>
+          <w:rFonts w:asciiTheme="minorBidi" w:hAnsiTheme="minorBidi" w:eastAsiaTheme="minorBidi" w:cstheme="minorBidi"/>
+          <w:noProof/>
+          <w:sz w:val="20"/>
+          <w:szCs w:val="20"/>
+        </w:rPr>
+        <w:t>– Army IDF-</w:t>
+      </w:r>
+      <w:r>
+        <w:rPr>
+          <w:rFonts w:asciiTheme="minorBidi" w:hAnsiTheme="minorBidi" w:eastAsiaTheme="minorBidi" w:cstheme="minorBidi"/>
+          <w:noProof/>
+          <w:sz w:val="20"/>
+          <w:szCs w:val="20"/>
+        </w:rPr>
+        <w:t xml:space="preserve"> Information Center of Tel Hashomer Recruitment Bureau, IDF | 1997-2000</w:t>
+      </w:r>
+    </w:p>
+    <w:p xmlns:wp14="http://schemas.microsoft.com/office/word/2010/wordml" wp14:textId="77777777">
+      <w:pPr>
+        <w:ind w:right="0" w:firstLine="720"/>
+        <w:rPr>
+          <w:rFonts w:ascii="Arial" w:hAnsi="Arial" w:eastAsia="Arial" w:cs="Arial" w:asciiTheme="minorBidi" w:hAnsiTheme="minorBidi" w:eastAsiaTheme="minorBidi" w:cstheme="minorBidi"/>
           <w:noProof/>
           <w:sz w:val="20"/>
           <w:szCs w:val="20"/>
@@ -3160,10 +3680,10 @@
         <w:pBdr>
           <w:bottom w:val="single" w:color="1F497D" w:sz="2" w:space="1"/>
         </w:pBdr>
-        <w:ind w:left="720" w:right="-2"/>
+        <w:ind w:right="-2"/>
         <w:outlineLvl w:val="0"/>
         <w:rPr>
-          <w:rFonts w:ascii="Arial" w:hAnsi="Arial" w:cs="Arial"/>
+          <w:rFonts w:asciiTheme="minorBidi" w:hAnsiTheme="minorBidi" w:eastAsiaTheme="minorBidi" w:cstheme="minorBidi"/>
           <w:color w:val="1F497D"/>
           <w:sz w:val="20"/>
           <w:szCs w:val="20"/>
@@ -3171,404 +3691,12 @@
       </w:pPr>
       <w:r>
         <w:rPr>
-          <w:rFonts w:ascii="Arial" w:hAnsi="Arial" w:cs="Arial"/>
+          <w:rFonts w:asciiTheme="minorBidi" w:hAnsiTheme="minorBidi" w:eastAsiaTheme="minorBidi" w:cstheme="minorBidi"/>
           <w:color w:val="1F497D"/>
           <w:sz w:val="20"/>
           <w:szCs w:val="20"/>
         </w:rPr>
-        <w:t>TECHNICAL</w:t>
-      </w:r>
-    </w:p>
-    <w:p xmlns:wp14="http://schemas.microsoft.com/office/word/2010/wordml" wp14:textId="77777777">
-      <w:pPr>
-        <w:ind w:left="720" w:right="0"/>
-        <w:rPr>
-          <w:rFonts w:ascii="Arial" w:hAnsi="Arial" w:cs="Arial"/>
-          <w:noProof/>
-          <w:sz w:val="20"/>
-          <w:szCs w:val="20"/>
-        </w:rPr>
-      </w:pPr>
-    </w:p>
-    <w:p xmlns:wp14="http://schemas.microsoft.com/office/word/2010/wordml" wp14:textId="77777777">
-      <w:pPr>
-        <w:ind w:left="720" w:right="0"/>
-        <w:rPr>
-          <w:rFonts w:ascii="Arial" w:hAnsi="Arial" w:cs="Arial"/>
-          <w:b w:val="1"/>
-          <w:bCs w:val="1"/>
-          <w:noProof/>
-          <w:sz w:val="20"/>
-          <w:szCs w:val="20"/>
-        </w:rPr>
-      </w:pPr>
-      <w:r>
-        <w:rPr>
-          <w:rFonts w:ascii="Arial" w:hAnsi="Arial" w:cs="Arial"/>
-          <w:b w:val="1"/>
-          <w:bCs w:val="1"/>
-          <w:noProof/>
-          <w:sz w:val="20"/>
-          <w:szCs w:val="20"/>
-        </w:rPr>
-        <w:t>Programming Tools / Languages</w:t>
-      </w:r>
-    </w:p>
-    <w:p xmlns:wp14="http://schemas.microsoft.com/office/word/2010/wordml" wp14:textId="77777777">
-      <w:pPr>
-        <w:tabs>
-          <w:tab w:val="left" w:pos="3240"/>
-          <w:tab w:val="right" w:pos="10206"/>
-        </w:tabs>
-        <w:ind w:left="1440"/>
-        <w:rPr>
-          <w:rFonts w:ascii="Arial" w:hAnsi="Arial" w:cs="Arial"/>
-          <w:noProof/>
-          <w:sz w:val="20"/>
-          <w:szCs w:val="20"/>
-        </w:rPr>
-      </w:pPr>
-      <w:r>
-        <w:rPr>
-          <w:rFonts w:ascii="Arial" w:hAnsi="Arial" w:cs="Arial"/>
-          <w:noProof/>
-          <w:sz w:val="20"/>
-          <w:szCs w:val="20"/>
-        </w:rPr>
-        <w:t xml:space="preserve">• </w:t>
-      </w:r>
-      <w:r>
-        <w:rPr>
-          <w:rFonts w:ascii="Arial" w:hAnsi="Arial" w:cs="Arial"/>
-          <w:b w:val="1"/>
-          <w:bCs w:val="1"/>
-          <w:noProof/>
-          <w:sz w:val="20"/>
-          <w:szCs w:val="20"/>
-        </w:rPr>
-        <w:t>Angular</w:t>
-      </w:r>
-      <w:r>
-        <w:rPr>
-          <w:rFonts w:ascii="Arial" w:hAnsi="Arial" w:cs="Arial"/>
-          <w:noProof/>
-          <w:sz w:val="20"/>
-          <w:szCs w:val="20"/>
-        </w:rPr>
-        <w:t xml:space="preserve">, React, HTML, </w:t>
-      </w:r>
-      <w:r>
-        <w:rPr>
-          <w:rFonts w:ascii="Arial" w:hAnsi="Arial" w:cs="Arial"/>
-          <w:b w:val="1"/>
-          <w:bCs w:val="1"/>
-          <w:noProof/>
-          <w:sz w:val="20"/>
-          <w:szCs w:val="20"/>
-        </w:rPr>
-        <w:t>CSS3</w:t>
-      </w:r>
-      <w:r>
-        <w:rPr>
-          <w:rFonts w:ascii="Arial" w:hAnsi="Arial" w:cs="Arial"/>
-          <w:noProof/>
-          <w:sz w:val="20"/>
-          <w:szCs w:val="20"/>
-        </w:rPr>
-        <w:t xml:space="preserve"> (Bootstrap), JavaScript, </w:t>
-      </w:r>
-      <w:r>
-        <w:rPr>
-          <w:rFonts w:ascii="Arial" w:hAnsi="Arial" w:cs="Arial"/>
-          <w:b w:val="1"/>
-          <w:bCs w:val="1"/>
-          <w:noProof/>
-          <w:sz w:val="20"/>
-          <w:szCs w:val="20"/>
-        </w:rPr>
-        <w:t>TypeScript</w:t>
-      </w:r>
-      <w:r>
-        <w:rPr>
-          <w:rFonts w:ascii="Arial" w:hAnsi="Arial" w:cs="Arial"/>
-          <w:noProof/>
-          <w:sz w:val="20"/>
-          <w:szCs w:val="20"/>
-        </w:rPr>
-        <w:t xml:space="preserve">, C#, ASP.NET, </w:t>
-      </w:r>
-      <w:r>
-        <w:rPr>
-          <w:rFonts w:ascii="Arial" w:hAnsi="Arial" w:cs="Arial"/>
-          <w:b w:val="1"/>
-          <w:bCs w:val="1"/>
-          <w:noProof/>
-          <w:sz w:val="20"/>
-          <w:szCs w:val="20"/>
-        </w:rPr>
-        <w:t>Git</w:t>
-      </w:r>
-      <w:r>
-        <w:rPr>
-          <w:rFonts w:ascii="Arial" w:hAnsi="Arial" w:cs="Arial"/>
-          <w:noProof/>
-          <w:sz w:val="20"/>
-          <w:szCs w:val="20"/>
-        </w:rPr>
-        <w:t>,GitHub</w:t>
-      </w:r>
-    </w:p>
-    <w:p xmlns:wp14="http://schemas.microsoft.com/office/word/2010/wordml" wp14:textId="77777777">
-      <w:pPr>
-        <w:tabs>
-          <w:tab w:val="left" w:pos="3240"/>
-          <w:tab w:val="right" w:pos="10206"/>
-        </w:tabs>
-        <w:ind w:left="1440"/>
-        <w:rPr>
-          <w:rFonts w:ascii="Arial" w:hAnsi="Arial" w:cs="Arial"/>
-          <w:noProof/>
-          <w:sz w:val="20"/>
-          <w:szCs w:val="20"/>
-        </w:rPr>
-      </w:pPr>
-      <w:r>
-        <w:rPr>
-          <w:rFonts w:ascii="Arial" w:hAnsi="Arial" w:cs="Arial"/>
-          <w:noProof/>
-          <w:sz w:val="20"/>
-          <w:szCs w:val="20"/>
-        </w:rPr>
-        <w:t xml:space="preserve">• Design: Photoshop, HTML5, CSS, Sass/Scss, </w:t>
-      </w:r>
-      <w:r>
-        <w:rPr>
-          <w:rFonts w:ascii="Arial" w:hAnsi="Arial" w:cs="Arial"/>
-          <w:b w:val="1"/>
-          <w:bCs w:val="1"/>
-          <w:noProof/>
-          <w:sz w:val="20"/>
-          <w:szCs w:val="20"/>
-        </w:rPr>
-        <w:t>Bootstrap UI experties</w:t>
-      </w:r>
-      <w:r>
-        <w:rPr>
-          <w:rFonts w:ascii="Arial" w:hAnsi="Arial" w:cs="Arial"/>
-          <w:noProof/>
-          <w:sz w:val="20"/>
-          <w:szCs w:val="20"/>
-        </w:rPr>
-        <w:t xml:space="preserve"> </w:t>
-      </w:r>
-      <w:r>
-        <w:rPr>
-          <w:rFonts w:ascii="Arial" w:hAnsi="Arial" w:cs="Arial"/>
-          <w:b w:val="1"/>
-          <w:bCs w:val="1"/>
-          <w:noProof/>
-          <w:sz w:val="20"/>
-          <w:szCs w:val="20"/>
-        </w:rPr>
-        <w:t>Material</w:t>
-      </w:r>
-      <w:r>
-        <w:rPr>
-          <w:rFonts w:ascii="Arial" w:hAnsi="Arial" w:cs="Arial"/>
-          <w:noProof/>
-          <w:sz w:val="20"/>
-          <w:szCs w:val="20"/>
-        </w:rPr>
-        <w:t xml:space="preserve"> design Angular material</w:t>
-      </w:r>
-    </w:p>
-    <w:p xmlns:wp14="http://schemas.microsoft.com/office/word/2010/wordml" wp14:textId="77777777">
-      <w:pPr>
-        <w:tabs>
-          <w:tab w:val="left" w:pos="3240"/>
-          <w:tab w:val="right" w:pos="10206"/>
-        </w:tabs>
-        <w:ind w:left="1440"/>
-        <w:rPr>
-          <w:rFonts w:ascii="Arial" w:hAnsi="Arial" w:cs="Arial"/>
-          <w:noProof/>
-          <w:sz w:val="20"/>
-          <w:szCs w:val="20"/>
-        </w:rPr>
-      </w:pPr>
-      <w:r>
-        <w:rPr>
-          <w:rFonts w:ascii="Arial" w:hAnsi="Arial" w:cs="Arial"/>
-          <w:noProof/>
-          <w:sz w:val="20"/>
-          <w:szCs w:val="20"/>
-        </w:rPr>
-        <w:t xml:space="preserve">• Services: Microsoft IIS, DNS, WINS, DHCP, </w:t>
-      </w:r>
-      <w:r>
-        <w:rPr>
-          <w:rFonts w:ascii="Arial" w:hAnsi="Arial" w:cs="Arial"/>
-          <w:b w:val="1"/>
-          <w:bCs w:val="1"/>
-          <w:noProof/>
-          <w:sz w:val="20"/>
-          <w:szCs w:val="20"/>
-        </w:rPr>
-        <w:t>AWS</w:t>
-      </w:r>
-      <w:r>
-        <w:rPr>
-          <w:rFonts w:ascii="Arial" w:hAnsi="Arial" w:cs="Arial"/>
-          <w:noProof/>
-          <w:sz w:val="20"/>
-          <w:szCs w:val="20"/>
-        </w:rPr>
-        <w:t>, Web Services APIs/ Rest API</w:t>
-      </w:r>
-    </w:p>
-    <w:p xmlns:wp14="http://schemas.microsoft.com/office/word/2010/wordml" wp14:textId="77777777">
-      <w:pPr>
-        <w:tabs>
-          <w:tab w:val="left" w:pos="3240"/>
-          <w:tab w:val="right" w:pos="10206"/>
-        </w:tabs>
-        <w:ind w:left="1440"/>
-        <w:rPr>
-          <w:rFonts w:ascii="Arial" w:hAnsi="Arial" w:cs="Arial"/>
-          <w:noProof/>
-          <w:sz w:val="20"/>
-          <w:szCs w:val="20"/>
-        </w:rPr>
-      </w:pPr>
-      <w:r>
-        <w:rPr>
-          <w:rFonts w:ascii="Arial" w:hAnsi="Arial" w:cs="Arial"/>
-          <w:noProof/>
-          <w:sz w:val="20"/>
-          <w:szCs w:val="20"/>
-        </w:rPr>
-        <w:t xml:space="preserve">• Databases/Backend: MySQL, Node.js, </w:t>
-      </w:r>
-      <w:r>
-        <w:rPr>
-          <w:rFonts w:ascii="Arial" w:hAnsi="Arial" w:cs="Arial"/>
-          <w:b w:val="1"/>
-          <w:bCs w:val="1"/>
-          <w:noProof/>
-          <w:sz w:val="20"/>
-          <w:szCs w:val="20"/>
-        </w:rPr>
-        <w:t>Python</w:t>
-      </w:r>
-      <w:r>
-        <w:rPr>
-          <w:rFonts w:ascii="Arial" w:hAnsi="Arial" w:cs="Arial"/>
-          <w:noProof/>
-          <w:sz w:val="20"/>
-          <w:szCs w:val="20"/>
-        </w:rPr>
-        <w:t xml:space="preserve"> ,  </w:t>
-      </w:r>
-      <w:r>
-        <w:rPr>
-          <w:rFonts w:ascii="Arial" w:hAnsi="Arial" w:cs="Arial"/>
-          <w:b w:val="1"/>
-          <w:bCs w:val="1"/>
-          <w:noProof/>
-          <w:sz w:val="20"/>
-          <w:szCs w:val="20"/>
-        </w:rPr>
-        <w:t>AWS</w:t>
-      </w:r>
-      <w:r>
-        <w:rPr>
-          <w:rFonts w:ascii="Arial" w:hAnsi="Arial" w:cs="Arial"/>
-          <w:noProof/>
-          <w:sz w:val="20"/>
-          <w:szCs w:val="20"/>
-        </w:rPr>
-        <w:t xml:space="preserve"> Web Services, MongoDB CI CD Agile</w:t>
-      </w:r>
-    </w:p>
-    <w:p xmlns:wp14="http://schemas.microsoft.com/office/word/2010/wordml" wp14:textId="77777777">
-      <w:pPr>
-        <w:tabs>
-          <w:tab w:val="left" w:pos="3240"/>
-          <w:tab w:val="right" w:pos="10206"/>
-        </w:tabs>
-        <w:ind w:left="1440"/>
-        <w:rPr>
-          <w:rFonts w:ascii="Arial" w:hAnsi="Arial" w:cs="Arial"/>
-          <w:noProof/>
-          <w:sz w:val="20"/>
-          <w:szCs w:val="20"/>
-          <w:u w:val="single"/>
-        </w:rPr>
-      </w:pPr>
-      <w:r>
-        <w:rPr>
-          <w:rFonts w:ascii="Arial" w:hAnsi="Arial" w:cs="Arial"/>
-          <w:noProof/>
-          <w:sz w:val="20"/>
-          <w:szCs w:val="20"/>
-        </w:rPr>
-        <w:t xml:space="preserve">• Devops </w:t>
-      </w:r>
-      <w:r>
-        <w:rPr>
-          <w:rFonts w:ascii="Arial" w:hAnsi="Arial" w:cs="Arial"/>
-          <w:b w:val="1"/>
-          <w:bCs w:val="1"/>
-          <w:noProof/>
-          <w:sz w:val="20"/>
-          <w:szCs w:val="20"/>
-        </w:rPr>
-        <w:t>kubernetes</w:t>
-      </w:r>
-    </w:p>
-    <w:p xmlns:wp14="http://schemas.microsoft.com/office/word/2010/wordml" wp14:textId="77777777">
-      <w:pPr>
-        <w:pBdr>
-          <w:bottom w:val="single" w:color="1F497D" w:sz="2" w:space="1"/>
-        </w:pBdr>
-        <w:ind w:left="720" w:right="-2"/>
-        <w:outlineLvl w:val="0"/>
-        <w:rPr>
-          <w:rFonts w:ascii="Arial" w:hAnsi="Arial" w:cs="Arial"/>
-          <w:color w:val="1F497D"/>
-          <w:sz w:val="20"/>
-          <w:szCs w:val="20"/>
-        </w:rPr>
-      </w:pPr>
-      <w:r>
-        <w:br/>
-      </w:r>
-      <w:r>
-        <w:rPr>
-          <w:rFonts w:ascii="Arial" w:hAnsi="Arial" w:cs="Arial"/>
-          <w:color w:val="1F497D"/>
-          <w:sz w:val="20"/>
-          <w:szCs w:val="20"/>
-        </w:rPr>
-        <w:t>EARLIER CAREER</w:t>
-      </w:r>
-      <w:r>
-        <w:rPr>
-          <w:rFonts w:ascii="Arial" w:hAnsi="Arial" w:cs="Arial"/>
-          <w:color w:val="1F497D"/>
-          <w:sz w:val="20"/>
-          <w:szCs w:val="20"/>
-        </w:rPr>
-        <w:t xml:space="preserve"> 1997 –</w:t>
-      </w:r>
-      <w:r>
-        <w:rPr>
-          <w:rFonts w:ascii="Arial" w:hAnsi="Arial" w:cs="Arial"/>
-          <w:color w:val="1F497D"/>
-          <w:sz w:val="20"/>
-          <w:szCs w:val="20"/>
-        </w:rPr>
-        <w:t xml:space="preserve"> 2014</w:t>
+        <w:t>CERTIFICATION / TRAINING</w:t>
       </w:r>
     </w:p>
     <w:p xmlns:wp14="http://schemas.microsoft.com/office/word/2010/wordml" wp14:textId="77777777">
@@ -3577,589 +3705,286 @@
           <w:tab w:val="left" w:pos="3240"/>
           <w:tab w:val="right" w:pos="9900"/>
         </w:tabs>
-        <w:ind w:left="720"/>
+        <w:rPr>
+          <w:rFonts w:ascii="Arial" w:hAnsi="Arial" w:eastAsia="Arial" w:cs="Arial" w:asciiTheme="minorBidi" w:hAnsiTheme="minorBidi" w:eastAsiaTheme="minorBidi" w:cstheme="minorBidi"/>
+          <w:noProof/>
+          <w:sz w:val="20"/>
+          <w:szCs w:val="20"/>
+        </w:rPr>
+      </w:pPr>
+      <w:r>
         <w:rPr>
           <w:rFonts w:ascii="Arial" w:hAnsi="Arial" w:cs="Arial"/>
-          <w:noProof/>
-          <w:sz w:val="20"/>
-          <w:szCs w:val="20"/>
-        </w:rPr>
-      </w:pPr>
+          <w:bCs/>
+          <w:noProof/>
+          <w:sz w:val="20"/>
+          <w:szCs w:val="20"/>
+        </w:rPr>
+        <w:tab/>
+      </w:r>
+      <w:r>
+        <w:rPr>
+          <w:rFonts w:ascii="Arial" w:hAnsi="Arial" w:eastAsia="Arial" w:cs="Arial" w:asciiTheme="minorBidi" w:hAnsiTheme="minorBidi" w:eastAsiaTheme="minorBidi" w:cstheme="minorBidi"/>
+          <w:noProof/>
+          <w:sz w:val="20"/>
+          <w:szCs w:val="20"/>
+        </w:rPr>
+        <w:t xml:space="preserve">        </w:t>
+      </w:r>
     </w:p>
     <w:p xmlns:wp14="http://schemas.microsoft.com/office/word/2010/wordml" wp14:textId="77777777">
       <w:pPr>
-        <w:tabs>
-          <w:tab w:val="left" w:pos="3240"/>
-          <w:tab w:val="right" w:pos="9900"/>
-        </w:tabs>
-        <w:ind w:left="1440"/>
-        <w:rPr>
-          <w:rFonts w:ascii="Arial" w:hAnsi="Arial" w:cs="Arial"/>
-          <w:noProof/>
-          <w:sz w:val="20"/>
-          <w:szCs w:val="20"/>
-        </w:rPr>
-      </w:pPr>
-      <w:r>
-        <w:rPr>
-          <w:rFonts w:ascii="Arial" w:hAnsi="Arial" w:cs="Arial"/>
-          <w:noProof/>
-          <w:sz w:val="20"/>
-          <w:szCs w:val="20"/>
-        </w:rPr>
-        <w:t xml:space="preserve">• </w:t>
-      </w:r>
-      <w:r>
-        <w:rPr>
-          <w:rFonts w:ascii="Arial" w:hAnsi="Arial" w:cs="Arial"/>
-          <w:noProof/>
-          <w:sz w:val="20"/>
-          <w:szCs w:val="20"/>
-        </w:rPr>
-        <w:t>Front End dev</w:t>
-      </w:r>
-      <w:r>
-        <w:rPr>
-          <w:rFonts w:ascii="Arial" w:hAnsi="Arial" w:cs="Arial"/>
-          <w:b w:val="1"/>
-          <w:bCs w:val="1"/>
-          <w:noProof/>
-          <w:sz w:val="20"/>
-          <w:szCs w:val="20"/>
-        </w:rPr>
-        <w:t xml:space="preserve"> - Ness SES, Ramat Atidim</w:t>
-      </w:r>
-      <w:r>
-        <w:rPr>
-          <w:rFonts w:ascii="Arial" w:hAnsi="Arial" w:cs="Arial"/>
-          <w:noProof/>
-          <w:sz w:val="20"/>
-          <w:szCs w:val="20"/>
-        </w:rPr>
-        <w:t xml:space="preserve">  </w:t>
-      </w:r>
-      <w:r>
-        <w:rPr>
-          <w:rFonts w:ascii="Arial" w:hAnsi="Arial" w:cs="Arial"/>
-          <w:noProof/>
-          <w:sz w:val="20"/>
-          <w:szCs w:val="20"/>
-        </w:rPr>
-        <w:t xml:space="preserve">Website development </w:t>
-      </w:r>
-      <w:r>
-        <w:rPr>
-          <w:rFonts w:ascii="Arial" w:hAnsi="Arial" w:cs="Arial"/>
-          <w:noProof/>
-          <w:sz w:val="20"/>
-          <w:szCs w:val="20"/>
-        </w:rPr>
-        <w:t xml:space="preserve">  HTML,S</w:t>
-      </w:r>
-      <w:r>
-        <w:rPr>
-          <w:rFonts w:ascii="Arial" w:hAnsi="Arial" w:cs="Arial"/>
-          <w:noProof/>
-          <w:sz w:val="20"/>
-          <w:szCs w:val="20"/>
-        </w:rPr>
-        <w:t>CSS, ASP, JavaScript, ASP.NET C#</w:t>
+        <w:ind w:left="720"/>
+        <w:rPr>
+          <w:rFonts w:asciiTheme="minorBidi" w:hAnsiTheme="minorBidi" w:eastAsiaTheme="minorBidi" w:cstheme="minorBidi"/>
+          <w:noProof/>
+          <w:sz w:val="20"/>
+          <w:szCs w:val="20"/>
+        </w:rPr>
+      </w:pPr>
+      <w:r>
+        <w:rPr>
+          <w:rFonts w:asciiTheme="minorBidi" w:hAnsiTheme="minorBidi" w:eastAsiaTheme="minorBidi" w:cstheme="minorBidi"/>
+          <w:noProof/>
+          <w:sz w:val="20"/>
+          <w:szCs w:val="20"/>
+        </w:rPr>
+        <w:t>• Certified Software Architecture – DevOps Experts College (202</w:t>
+      </w:r>
+      <w:r>
+        <w:rPr>
+          <w:rFonts w:asciiTheme="minorBidi" w:hAnsiTheme="minorBidi" w:eastAsiaTheme="minorBidi" w:cstheme="minorBidi"/>
+          <w:noProof/>
+          <w:sz w:val="20"/>
+          <w:szCs w:val="20"/>
+        </w:rPr>
+        <w:t>4</w:t>
+      </w:r>
+      <w:r>
+        <w:rPr>
+          <w:rFonts w:asciiTheme="minorBidi" w:hAnsiTheme="minorBidi" w:eastAsiaTheme="minorBidi" w:cstheme="minorBidi"/>
+          <w:noProof/>
+          <w:sz w:val="20"/>
+          <w:szCs w:val="20"/>
+        </w:rPr>
+        <w:t>)</w:t>
       </w:r>
     </w:p>
     <w:p xmlns:wp14="http://schemas.microsoft.com/office/word/2010/wordml" wp14:textId="77777777">
       <w:pPr>
-        <w:ind w:left="1440" w:right="0"/>
-        <w:rPr>
-          <w:rFonts w:ascii="Arial" w:hAnsi="Arial" w:cs="Arial"/>
-          <w:noProof/>
-          <w:sz w:val="20"/>
-          <w:szCs w:val="20"/>
-        </w:rPr>
-      </w:pPr>
-      <w:r>
-        <w:rPr>
-          <w:rFonts w:ascii="Arial" w:hAnsi="Arial" w:cs="Arial"/>
-          <w:noProof/>
-          <w:sz w:val="20"/>
-          <w:szCs w:val="20"/>
-        </w:rPr>
-        <w:t xml:space="preserve">• </w:t>
-      </w:r>
-      <w:r>
-        <w:rPr>
-          <w:rFonts w:ascii="Arial" w:hAnsi="Arial" w:cs="Arial"/>
-          <w:noProof/>
-          <w:sz w:val="20"/>
-          <w:szCs w:val="20"/>
-        </w:rPr>
-        <w:t xml:space="preserve">Web Client Designer/Programmer - </w:t>
-      </w:r>
-      <w:r>
-        <w:rPr>
-          <w:rFonts w:ascii="Arial" w:hAnsi="Arial" w:cs="Arial"/>
-          <w:b w:val="1"/>
-          <w:bCs w:val="1"/>
-          <w:noProof/>
-          <w:sz w:val="20"/>
-          <w:szCs w:val="20"/>
-        </w:rPr>
-        <w:t>Kenes International</w:t>
-      </w:r>
-      <w:r>
-        <w:rPr>
-          <w:rFonts w:ascii="Arial" w:hAnsi="Arial" w:cs="Arial"/>
-          <w:noProof/>
-          <w:sz w:val="20"/>
-          <w:szCs w:val="20"/>
-        </w:rPr>
-        <w:t>, Tel Aviv, Israel | 2013-2014</w:t>
+        <w:ind w:left="720"/>
+        <w:rPr>
+          <w:rFonts w:asciiTheme="minorBidi" w:hAnsiTheme="minorBidi" w:eastAsiaTheme="minorBidi" w:cstheme="minorBidi"/>
+          <w:noProof/>
+          <w:sz w:val="20"/>
+          <w:szCs w:val="20"/>
+        </w:rPr>
+      </w:pPr>
+      <w:r>
+        <w:rPr>
+          <w:rFonts w:asciiTheme="minorBidi" w:hAnsiTheme="minorBidi" w:eastAsiaTheme="minorBidi" w:cstheme="minorBidi"/>
+          <w:noProof/>
+          <w:sz w:val="20"/>
+          <w:szCs w:val="20"/>
+        </w:rPr>
+        <w:t>• Certified Full-Stack Developer (MERN – React &amp; Node.js) – Yaniv Arad College (202</w:t>
+      </w:r>
+      <w:r>
+        <w:rPr>
+          <w:rFonts w:asciiTheme="minorBidi" w:hAnsiTheme="minorBidi" w:eastAsiaTheme="minorBidi" w:cstheme="minorBidi"/>
+          <w:noProof/>
+          <w:sz w:val="20"/>
+          <w:szCs w:val="20"/>
+        </w:rPr>
+        <w:t>2</w:t>
+      </w:r>
+      <w:r>
+        <w:rPr>
+          <w:rFonts w:asciiTheme="minorBidi" w:hAnsiTheme="minorBidi" w:eastAsiaTheme="minorBidi" w:cstheme="minorBidi"/>
+          <w:noProof/>
+          <w:sz w:val="20"/>
+          <w:szCs w:val="20"/>
+        </w:rPr>
+        <w:t>-20</w:t>
+      </w:r>
+      <w:r>
+        <w:rPr>
+          <w:rFonts w:asciiTheme="minorBidi" w:hAnsiTheme="minorBidi" w:eastAsiaTheme="minorBidi" w:cstheme="minorBidi"/>
+          <w:noProof/>
+          <w:sz w:val="20"/>
+          <w:szCs w:val="20"/>
+        </w:rPr>
+        <w:t>23</w:t>
+      </w:r>
+      <w:r>
+        <w:rPr>
+          <w:rFonts w:asciiTheme="minorBidi" w:hAnsiTheme="minorBidi" w:eastAsiaTheme="minorBidi" w:cstheme="minorBidi"/>
+          <w:noProof/>
+          <w:sz w:val="20"/>
+          <w:szCs w:val="20"/>
+        </w:rPr>
+        <w:t>)</w:t>
       </w:r>
     </w:p>
     <w:p xmlns:wp14="http://schemas.microsoft.com/office/word/2010/wordml" wp14:textId="77777777">
       <w:pPr>
-        <w:ind w:left="1440" w:right="0"/>
-        <w:rPr>
-          <w:rFonts w:ascii="Arial" w:hAnsi="Arial" w:cs="Arial"/>
-          <w:noProof/>
-          <w:sz w:val="20"/>
-          <w:szCs w:val="20"/>
-        </w:rPr>
-      </w:pPr>
-      <w:r>
-        <w:rPr>
-          <w:rFonts w:ascii="Arial" w:hAnsi="Arial" w:cs="Arial"/>
-          <w:noProof/>
-          <w:sz w:val="20"/>
-          <w:szCs w:val="20"/>
-        </w:rPr>
-        <w:t xml:space="preserve">• </w:t>
-      </w:r>
-      <w:r>
-        <w:rPr>
-          <w:rFonts w:ascii="Arial" w:hAnsi="Arial" w:cs="Arial"/>
-          <w:noProof/>
-          <w:sz w:val="20"/>
-          <w:szCs w:val="20"/>
-        </w:rPr>
-        <w:t xml:space="preserve">Webmaster Web Designer/Programmer - </w:t>
-      </w:r>
-      <w:r>
-        <w:rPr>
-          <w:rFonts w:ascii="Arial" w:hAnsi="Arial" w:cs="Arial"/>
-          <w:b w:val="1"/>
-          <w:bCs w:val="1"/>
-          <w:noProof/>
-          <w:sz w:val="20"/>
-          <w:szCs w:val="20"/>
-        </w:rPr>
-        <w:t>Zarmon Goldman</w:t>
-      </w:r>
-      <w:r>
-        <w:rPr>
-          <w:rFonts w:ascii="Arial" w:hAnsi="Arial" w:cs="Arial"/>
-          <w:noProof/>
-          <w:sz w:val="20"/>
-          <w:szCs w:val="20"/>
-        </w:rPr>
-        <w:t xml:space="preserve"> DDB, Tel Aviv, Israel | 2010-2012</w:t>
+        <w:ind w:left="720"/>
+        <w:rPr>
+          <w:rFonts w:asciiTheme="minorBidi" w:hAnsiTheme="minorBidi" w:eastAsiaTheme="minorBidi" w:cstheme="minorBidi"/>
+          <w:noProof/>
+          <w:sz w:val="20"/>
+          <w:szCs w:val="20"/>
+        </w:rPr>
+      </w:pPr>
+      <w:r>
+        <w:rPr>
+          <w:rFonts w:asciiTheme="minorBidi" w:hAnsiTheme="minorBidi" w:eastAsiaTheme="minorBidi" w:cstheme="minorBidi"/>
+          <w:noProof/>
+          <w:sz w:val="20"/>
+          <w:szCs w:val="20"/>
+        </w:rPr>
+        <w:t>• Diploma in Software Development (C# &amp; .NET) – Jon Bryce College (</w:t>
+      </w:r>
+      <w:r>
+        <w:rPr>
+          <w:rFonts w:asciiTheme="minorBidi" w:hAnsiTheme="minorBidi" w:eastAsiaTheme="minorBidi" w:cstheme="minorBidi"/>
+          <w:noProof/>
+          <w:sz w:val="20"/>
+          <w:szCs w:val="20"/>
+        </w:rPr>
+        <w:t>2010-</w:t>
+      </w:r>
+      <w:r>
+        <w:rPr>
+          <w:rFonts w:asciiTheme="minorBidi" w:hAnsiTheme="minorBidi" w:eastAsiaTheme="minorBidi" w:cstheme="minorBidi"/>
+          <w:noProof/>
+          <w:sz w:val="20"/>
+          <w:szCs w:val="20"/>
+        </w:rPr>
+        <w:t>2012)</w:t>
       </w:r>
     </w:p>
     <w:p xmlns:wp14="http://schemas.microsoft.com/office/word/2010/wordml" wp14:textId="77777777">
       <w:pPr>
-        <w:ind w:left="1440" w:right="0"/>
-        <w:rPr>
-          <w:rFonts w:ascii="Arial" w:hAnsi="Arial" w:cs="Arial"/>
-          <w:noProof/>
-          <w:sz w:val="20"/>
-          <w:szCs w:val="20"/>
-        </w:rPr>
-      </w:pPr>
-      <w:r>
-        <w:rPr>
-          <w:rFonts w:ascii="Arial" w:hAnsi="Arial" w:cs="Arial"/>
-          <w:noProof/>
-          <w:sz w:val="20"/>
-          <w:szCs w:val="20"/>
-        </w:rPr>
-        <w:t xml:space="preserve">• </w:t>
-      </w:r>
-      <w:r>
-        <w:rPr>
-          <w:rFonts w:ascii="Arial" w:hAnsi="Arial" w:cs="Arial"/>
-          <w:noProof/>
-          <w:sz w:val="20"/>
-          <w:szCs w:val="20"/>
-        </w:rPr>
-        <w:t xml:space="preserve">Project Manager </w:t>
-      </w:r>
-      <w:r>
-        <w:rPr>
-          <w:rFonts w:ascii="Arial" w:hAnsi="Arial" w:cs="Arial"/>
-          <w:noProof/>
-          <w:sz w:val="20"/>
-          <w:szCs w:val="20"/>
-        </w:rPr>
-        <w:t>– Army IDF-</w:t>
-      </w:r>
-      <w:r>
-        <w:rPr>
-          <w:rFonts w:ascii="Arial" w:hAnsi="Arial" w:cs="Arial"/>
-          <w:noProof/>
-          <w:sz w:val="20"/>
-          <w:szCs w:val="20"/>
-        </w:rPr>
-        <w:t xml:space="preserve"> Information Center of Tel Hashomer Recruitment Bureau, IDF | 1997-2000</w:t>
+        <w:ind w:left="720"/>
+        <w:rPr>
+          <w:rFonts w:asciiTheme="minorBidi" w:hAnsiTheme="minorBidi" w:eastAsiaTheme="minorBidi" w:cstheme="minorBidi"/>
+          <w:noProof/>
+          <w:sz w:val="20"/>
+          <w:szCs w:val="20"/>
+        </w:rPr>
+      </w:pPr>
+      <w:r>
+        <w:rPr>
+          <w:rFonts w:asciiTheme="minorBidi" w:hAnsiTheme="minorBidi" w:eastAsiaTheme="minorBidi" w:cstheme="minorBidi"/>
+          <w:noProof/>
+          <w:sz w:val="20"/>
+          <w:szCs w:val="20"/>
+        </w:rPr>
+        <w:t>• Certified Webmaster &amp; Web Development (.NET &amp; Web 2.0) – Jon Bryce College (2008</w:t>
+      </w:r>
+      <w:r>
+        <w:rPr>
+          <w:rFonts w:asciiTheme="minorBidi" w:hAnsiTheme="minorBidi" w:eastAsiaTheme="minorBidi" w:cstheme="minorBidi"/>
+          <w:noProof/>
+          <w:sz w:val="20"/>
+          <w:szCs w:val="20"/>
+        </w:rPr>
+        <w:t>-2009</w:t>
+      </w:r>
+      <w:r>
+        <w:rPr>
+          <w:rFonts w:asciiTheme="minorBidi" w:hAnsiTheme="minorBidi" w:eastAsiaTheme="minorBidi" w:cstheme="minorBidi"/>
+          <w:noProof/>
+          <w:sz w:val="20"/>
+          <w:szCs w:val="20"/>
+        </w:rPr>
+        <w:t>)</w:t>
       </w:r>
     </w:p>
     <w:p xmlns:wp14="http://schemas.microsoft.com/office/word/2010/wordml" wp14:textId="77777777">
       <w:pPr>
-        <w:ind w:left="720" w:right="0" w:firstLine="720"/>
-        <w:rPr>
-          <w:rFonts w:ascii="Arial" w:hAnsi="Arial" w:cs="Arial"/>
-          <w:noProof/>
-          <w:sz w:val="20"/>
-          <w:szCs w:val="20"/>
-        </w:rPr>
-      </w:pPr>
+        <w:ind w:left="720"/>
+        <w:rPr>
+          <w:rFonts w:asciiTheme="minorBidi" w:hAnsiTheme="minorBidi" w:eastAsiaTheme="minorBidi" w:cstheme="minorBidi"/>
+          <w:noProof/>
+          <w:sz w:val="20"/>
+          <w:szCs w:val="20"/>
+        </w:rPr>
+      </w:pPr>
+      <w:r>
+        <w:rPr>
+          <w:rFonts w:asciiTheme="minorBidi" w:hAnsiTheme="minorBidi" w:eastAsiaTheme="minorBidi" w:cstheme="minorBidi"/>
+          <w:noProof/>
+          <w:sz w:val="20"/>
+          <w:szCs w:val="20"/>
+        </w:rPr>
+        <w:t>• Interactive Web Design &amp; Digital Design – SELA College (2007)</w:t>
+      </w:r>
     </w:p>
     <w:p xmlns:wp14="http://schemas.microsoft.com/office/word/2010/wordml" wp14:textId="77777777">
       <w:pPr>
-        <w:pBdr>
-          <w:bottom w:val="single" w:color="1F497D" w:sz="2" w:space="1"/>
-        </w:pBdr>
-        <w:ind w:left="720" w:right="-2"/>
-        <w:outlineLvl w:val="0"/>
-        <w:rPr>
-          <w:rFonts w:ascii="Arial" w:hAnsi="Arial" w:cs="Arial"/>
-          <w:color w:val="1F497D"/>
-          <w:sz w:val="20"/>
-          <w:szCs w:val="20"/>
-        </w:rPr>
-      </w:pPr>
-      <w:r>
-        <w:rPr>
-          <w:rFonts w:ascii="Arial" w:hAnsi="Arial" w:cs="Arial"/>
-          <w:color w:val="1F497D"/>
-          <w:sz w:val="20"/>
-          <w:szCs w:val="20"/>
-        </w:rPr>
-        <w:t>CERTIFICATION / TRAINING</w:t>
+        <w:ind w:left="720"/>
+        <w:rPr>
+          <w:rFonts w:asciiTheme="minorBidi" w:hAnsiTheme="minorBidi" w:eastAsiaTheme="minorBidi" w:cstheme="minorBidi"/>
+          <w:noProof/>
+          <w:sz w:val="20"/>
+          <w:szCs w:val="20"/>
+        </w:rPr>
+      </w:pPr>
+      <w:r>
+        <w:rPr>
+          <w:rFonts w:asciiTheme="minorBidi" w:hAnsiTheme="minorBidi" w:eastAsiaTheme="minorBidi" w:cstheme="minorBidi"/>
+          <w:noProof/>
+          <w:sz w:val="20"/>
+          <w:szCs w:val="20"/>
+        </w:rPr>
+        <w:t>• Complete Software Development Program – SELA College (200</w:t>
+      </w:r>
+      <w:r>
+        <w:rPr>
+          <w:rFonts w:asciiTheme="minorBidi" w:hAnsiTheme="minorBidi" w:eastAsiaTheme="minorBidi" w:cstheme="minorBidi"/>
+          <w:noProof/>
+          <w:sz w:val="20"/>
+          <w:szCs w:val="20"/>
+        </w:rPr>
+        <w:t>1-2004</w:t>
+      </w:r>
+      <w:r>
+        <w:rPr>
+          <w:rFonts w:asciiTheme="minorBidi" w:hAnsiTheme="minorBidi" w:eastAsiaTheme="minorBidi" w:cstheme="minorBidi"/>
+          <w:noProof/>
+          <w:sz w:val="20"/>
+          <w:szCs w:val="20"/>
+        </w:rPr>
+        <w:t>)</w:t>
       </w:r>
     </w:p>
     <w:p xmlns:wp14="http://schemas.microsoft.com/office/word/2010/wordml" wp14:textId="77777777">
       <w:pPr>
-        <w:tabs>
-          <w:tab w:val="left" w:pos="3240"/>
-          <w:tab w:val="right" w:pos="9900"/>
-        </w:tabs>
         <w:ind w:left="720"/>
         <w:rPr>
-          <w:rFonts w:ascii="Arial" w:hAnsi="Arial" w:cs="Arial"/>
-          <w:noProof/>
-          <w:sz w:val="20"/>
-          <w:szCs w:val="20"/>
-        </w:rPr>
-      </w:pPr>
-      <w:r>
-        <w:rPr>
-          <w:rFonts w:ascii="Arial" w:hAnsi="Arial" w:cs="Arial"/>
-          <w:bCs/>
-          <w:noProof/>
-          <w:sz w:val="20"/>
-          <w:szCs w:val="20"/>
-        </w:rPr>
-        <w:tab/>
-      </w:r>
-      <w:r>
-        <w:rPr>
-          <w:rFonts w:ascii="Arial" w:hAnsi="Arial" w:cs="Arial"/>
-          <w:noProof/>
-          <w:sz w:val="20"/>
-          <w:szCs w:val="20"/>
-        </w:rPr>
-        <w:t xml:space="preserve">        </w:t>
-      </w:r>
-    </w:p>
-    <w:p xmlns:wp14="http://schemas.microsoft.com/office/word/2010/wordml" wp14:textId="77777777">
-      <w:pPr>
-        <w:ind w:left="1440"/>
-        <w:rPr>
-          <w:rFonts w:ascii="Arial" w:hAnsi="Arial" w:cs="Arial"/>
-          <w:noProof/>
-          <w:sz w:val="20"/>
-          <w:szCs w:val="20"/>
-        </w:rPr>
-      </w:pPr>
-      <w:r>
-        <w:rPr>
-          <w:rFonts w:ascii="Arial" w:hAnsi="Arial" w:cs="Arial"/>
-          <w:noProof/>
-          <w:sz w:val="20"/>
-          <w:szCs w:val="20"/>
-        </w:rPr>
-        <w:t>• Certified Software Architecture – DevOps Experts</w:t>
-      </w:r>
-      <w:r>
-        <w:rPr>
-          <w:rFonts w:ascii="Arial" w:hAnsi="Arial" w:cs="Arial"/>
-          <w:noProof/>
-          <w:sz w:val="20"/>
-          <w:szCs w:val="20"/>
-        </w:rPr>
-        <w:t xml:space="preserve"> College</w:t>
-      </w:r>
-      <w:r>
-        <w:rPr>
-          <w:rFonts w:ascii="Arial" w:hAnsi="Arial" w:cs="Arial"/>
-          <w:noProof/>
-          <w:sz w:val="20"/>
-          <w:szCs w:val="20"/>
-        </w:rPr>
-        <w:t xml:space="preserve"> (2025)</w:t>
-      </w:r>
-    </w:p>
-    <w:p xmlns:wp14="http://schemas.microsoft.com/office/word/2010/wordml" wp14:textId="77777777">
-      <w:pPr>
-        <w:ind w:left="1440"/>
-        <w:rPr>
-          <w:rFonts w:ascii="Arial" w:hAnsi="Arial" w:cs="Arial"/>
-          <w:noProof/>
-          <w:sz w:val="20"/>
-          <w:szCs w:val="20"/>
-        </w:rPr>
-      </w:pPr>
-      <w:r>
-        <w:rPr>
-          <w:rFonts w:ascii="Arial" w:hAnsi="Arial" w:cs="Arial"/>
-          <w:noProof/>
-          <w:sz w:val="20"/>
-          <w:szCs w:val="20"/>
-        </w:rPr>
-        <w:t>• Certified Full-Stack Developer (MERN – React &amp; Node.js) – Yaniv Arad</w:t>
-      </w:r>
-      <w:r>
-        <w:rPr>
-          <w:rFonts w:ascii="Arial" w:hAnsi="Arial" w:cs="Arial"/>
-          <w:noProof/>
-          <w:sz w:val="20"/>
-          <w:szCs w:val="20"/>
-        </w:rPr>
-        <w:t xml:space="preserve"> </w:t>
-      </w:r>
-      <w:r>
-        <w:rPr>
-          <w:rFonts w:ascii="Arial" w:hAnsi="Arial" w:cs="Arial"/>
-          <w:noProof/>
-          <w:sz w:val="20"/>
-          <w:szCs w:val="20"/>
-        </w:rPr>
-        <w:t>College</w:t>
-      </w:r>
-      <w:r>
-        <w:rPr>
-          <w:rFonts w:ascii="Arial" w:hAnsi="Arial" w:cs="Arial"/>
-          <w:noProof/>
-          <w:sz w:val="20"/>
-          <w:szCs w:val="20"/>
-        </w:rPr>
-        <w:t xml:space="preserve"> (2021)</w:t>
-      </w:r>
-    </w:p>
-    <w:p xmlns:wp14="http://schemas.microsoft.com/office/word/2010/wordml" wp14:textId="77777777">
-      <w:pPr>
-        <w:ind w:left="1440"/>
-        <w:rPr>
-          <w:rFonts w:ascii="Arial" w:hAnsi="Arial" w:cs="Arial"/>
-          <w:noProof/>
-          <w:sz w:val="20"/>
-          <w:szCs w:val="20"/>
-        </w:rPr>
-      </w:pPr>
-      <w:r>
-        <w:rPr>
-          <w:rFonts w:ascii="Arial" w:hAnsi="Arial" w:cs="Arial"/>
-          <w:noProof/>
-          <w:sz w:val="20"/>
-          <w:szCs w:val="20"/>
-        </w:rPr>
-        <w:t>• Diploma in Software Development (C# &amp; .NET) – Jon Bryce</w:t>
-      </w:r>
-      <w:r>
-        <w:rPr>
-          <w:rFonts w:ascii="Arial" w:hAnsi="Arial" w:cs="Arial"/>
-          <w:noProof/>
-          <w:sz w:val="20"/>
-          <w:szCs w:val="20"/>
-        </w:rPr>
-        <w:t xml:space="preserve"> </w:t>
-      </w:r>
-      <w:r>
-        <w:rPr>
-          <w:rFonts w:ascii="Arial" w:hAnsi="Arial" w:cs="Arial"/>
-          <w:noProof/>
-          <w:sz w:val="20"/>
-          <w:szCs w:val="20"/>
-        </w:rPr>
-        <w:t>College</w:t>
-      </w:r>
-      <w:r>
-        <w:rPr>
-          <w:rFonts w:ascii="Arial" w:hAnsi="Arial" w:cs="Arial"/>
-          <w:noProof/>
-          <w:sz w:val="20"/>
-          <w:szCs w:val="20"/>
-        </w:rPr>
-        <w:t xml:space="preserve"> (2012)</w:t>
-      </w:r>
-    </w:p>
-    <w:p xmlns:wp14="http://schemas.microsoft.com/office/word/2010/wordml" wp14:textId="77777777">
-      <w:pPr>
-        <w:ind w:left="1440"/>
-        <w:rPr>
-          <w:rFonts w:ascii="Arial" w:hAnsi="Arial" w:cs="Arial"/>
-          <w:noProof/>
-          <w:sz w:val="20"/>
-          <w:szCs w:val="20"/>
-        </w:rPr>
-      </w:pPr>
-      <w:r>
-        <w:rPr>
-          <w:rFonts w:ascii="Arial" w:hAnsi="Arial" w:cs="Arial"/>
-          <w:noProof/>
-          <w:sz w:val="20"/>
-          <w:szCs w:val="20"/>
-        </w:rPr>
-        <w:t xml:space="preserve">• Certified Webmaster &amp; Web Development (.NET &amp; Web 2.0) – Jon Bryce </w:t>
-      </w:r>
-      <w:r>
-        <w:rPr>
-          <w:rFonts w:ascii="Arial" w:hAnsi="Arial" w:cs="Arial"/>
-          <w:noProof/>
-          <w:sz w:val="20"/>
-          <w:szCs w:val="20"/>
-        </w:rPr>
-        <w:t>College</w:t>
-      </w:r>
-      <w:r>
-        <w:rPr>
-          <w:rFonts w:ascii="Arial" w:hAnsi="Arial" w:cs="Arial"/>
-          <w:noProof/>
-          <w:sz w:val="20"/>
-          <w:szCs w:val="20"/>
-        </w:rPr>
-        <w:t xml:space="preserve"> (2008)</w:t>
-      </w:r>
-    </w:p>
-    <w:p xmlns:wp14="http://schemas.microsoft.com/office/word/2010/wordml" wp14:textId="77777777">
-      <w:pPr>
-        <w:ind w:left="1440"/>
-        <w:rPr>
-          <w:rFonts w:ascii="Arial" w:hAnsi="Arial" w:cs="Arial"/>
-          <w:noProof/>
-          <w:sz w:val="20"/>
-          <w:szCs w:val="20"/>
-        </w:rPr>
-      </w:pPr>
-      <w:r>
-        <w:rPr>
-          <w:rFonts w:ascii="Arial" w:hAnsi="Arial" w:cs="Arial"/>
-          <w:noProof/>
-          <w:sz w:val="20"/>
-          <w:szCs w:val="20"/>
-        </w:rPr>
-        <w:t xml:space="preserve">• Interactive Web Design &amp; Digital Design – SELA </w:t>
-      </w:r>
-      <w:r>
-        <w:rPr>
-          <w:rFonts w:ascii="Arial" w:hAnsi="Arial" w:cs="Arial"/>
-          <w:noProof/>
-          <w:sz w:val="20"/>
-          <w:szCs w:val="20"/>
-        </w:rPr>
-        <w:t>College</w:t>
-      </w:r>
-      <w:r>
-        <w:rPr>
-          <w:rFonts w:ascii="Arial" w:hAnsi="Arial" w:cs="Arial"/>
-          <w:noProof/>
-          <w:sz w:val="20"/>
-          <w:szCs w:val="20"/>
-        </w:rPr>
-        <w:t xml:space="preserve"> (2007)</w:t>
-      </w:r>
-    </w:p>
-    <w:p xmlns:wp14="http://schemas.microsoft.com/office/word/2010/wordml" wp14:textId="77777777">
-      <w:pPr>
-        <w:ind w:left="1440"/>
-        <w:rPr>
-          <w:rFonts w:ascii="Arial" w:hAnsi="Arial" w:cs="Arial"/>
-          <w:noProof/>
-          <w:sz w:val="20"/>
-          <w:szCs w:val="20"/>
-        </w:rPr>
-      </w:pPr>
-      <w:r>
-        <w:rPr>
-          <w:rFonts w:ascii="Arial" w:hAnsi="Arial" w:cs="Arial"/>
-          <w:noProof/>
-          <w:sz w:val="20"/>
-          <w:szCs w:val="20"/>
-        </w:rPr>
-        <w:t xml:space="preserve">• Complete Software Development Program – SELA </w:t>
-      </w:r>
-      <w:r>
-        <w:rPr>
-          <w:rFonts w:ascii="Arial" w:hAnsi="Arial" w:cs="Arial"/>
-          <w:noProof/>
-          <w:sz w:val="20"/>
-          <w:szCs w:val="20"/>
-        </w:rPr>
-        <w:t>College</w:t>
-      </w:r>
-      <w:r>
-        <w:rPr>
-          <w:rFonts w:ascii="Arial" w:hAnsi="Arial" w:cs="Arial"/>
-          <w:noProof/>
-          <w:sz w:val="20"/>
-          <w:szCs w:val="20"/>
-        </w:rPr>
-        <w:t xml:space="preserve"> (2002)</w:t>
-      </w:r>
-    </w:p>
-    <w:p xmlns:wp14="http://schemas.microsoft.com/office/word/2010/wordml" wp14:textId="77777777">
-      <w:pPr>
-        <w:ind w:left="1440"/>
-        <w:rPr>
-          <w:rFonts w:ascii="Arial" w:hAnsi="Arial" w:cs="Arial"/>
-          <w:noProof/>
-          <w:sz w:val="20"/>
-          <w:szCs w:val="20"/>
-        </w:rPr>
-      </w:pPr>
-      <w:r>
-        <w:rPr>
-          <w:rFonts w:ascii="Arial" w:hAnsi="Arial" w:cs="Arial"/>
-          <w:noProof/>
-          <w:sz w:val="20"/>
-          <w:szCs w:val="20"/>
-        </w:rPr>
-        <w:t>• Management &amp; Computer Science – Open University</w:t>
-      </w:r>
-      <w:r>
-        <w:rPr>
-          <w:rFonts w:ascii="Arial" w:hAnsi="Arial" w:cs="Arial"/>
-          <w:noProof/>
-          <w:sz w:val="20"/>
-          <w:szCs w:val="20"/>
-        </w:rPr>
-        <w:t xml:space="preserve"> of Israel</w:t>
+          <w:rFonts w:asciiTheme="minorBidi" w:hAnsiTheme="minorBidi" w:eastAsiaTheme="minorBidi" w:cstheme="minorBidi"/>
+          <w:noProof/>
+          <w:sz w:val="20"/>
+          <w:szCs w:val="20"/>
+        </w:rPr>
+      </w:pPr>
+      <w:r>
+        <w:rPr>
+          <w:rFonts w:asciiTheme="minorBidi" w:hAnsiTheme="minorBidi" w:eastAsiaTheme="minorBidi" w:cstheme="minorBidi"/>
+          <w:noProof/>
+          <w:sz w:val="20"/>
+          <w:szCs w:val="20"/>
+        </w:rPr>
+        <w:t>• Management &amp; Computer Science – Open University of Israel</w:t>
       </w:r>
     </w:p>
     <w:sectPr>
       <w:footerReference w:type="default" r:id="rId16"/>
       <w:type w:val="continuous"/>
       <w:pgSz w:w="11906" w:h="16838" w:orient="portrait"/>
-      <w:pgMar w:top="567" w:right="567" w:bottom="270" w:left="709" w:header="142" w:footer="227" w:gutter="0"/>
+      <w:pgMar w:top="720" w:right="720" w:bottom="720" w:left="720" w:header="142" w:footer="227" w:gutter="0"/>
       <w:cols w:space="708"/>
       <w:docGrid w:linePitch="360"/>
     </w:sectPr>
@@ -4358,7 +4183,7 @@
         <v:path gradientshapeok="t" o:connecttype="rect" o:extrusionok="f"/>
         <o:lock v:ext="edit" aspectratio="t"/>
       </v:shapetype>
-      <v:shape id="_x0000_i1042" style="width:9pt;height:9pt" o:bullet="t" type="#_x0000_t75">
+      <v:shape id="_x0000_i1027" style="width:9pt;height:9pt" o:bullet="t" type="#_x0000_t75">
         <v:imagedata o:title="j0115865" r:id="rId1"/>
       </v:shape>
     </w:pict>
@@ -5232,109 +5057,109 @@
     <w:nsid w:val="450E6225"/>
     <w:multiLevelType w:val="hybridMultilevel"/>
     <w:tmpl w:val="F34A0AEA"/>
-    <w:lvl w:ilvl="0">
+    <w:lvl w:ilvl="0" w:tplc="04090001">
       <w:start w:val="1"/>
       <w:numFmt w:val="bullet"/>
       <w:lvlText w:val=""/>
       <w:lvlJc w:val="left"/>
       <w:pPr>
-        <w:ind w:left="1080" w:hanging="360"/>
+        <w:ind w:left="720" w:hanging="360"/>
       </w:pPr>
       <w:rPr>
         <w:rFonts w:hint="default" w:ascii="Symbol" w:hAnsi="Symbol"/>
       </w:rPr>
     </w:lvl>
-    <w:lvl w:ilvl="1" w:tentative="1">
+    <w:lvl w:ilvl="1" w:tplc="04090003" w:tentative="1">
       <w:start w:val="1"/>
       <w:numFmt w:val="bullet"/>
       <w:lvlText w:val="o"/>
       <w:lvlJc w:val="left"/>
       <w:pPr>
-        <w:ind w:left="1800" w:hanging="360"/>
-      </w:pPr>
-      <w:rPr>
-        <w:rFonts w:hint="default" w:ascii="Courier New" w:hAnsi="Courier New"/>
-      </w:rPr>
-    </w:lvl>
-    <w:lvl w:ilvl="2" w:tentative="1">
+        <w:ind w:left="1440" w:hanging="360"/>
+      </w:pPr>
+      <w:rPr>
+        <w:rFonts w:hint="default" w:ascii="Courier New" w:hAnsi="Courier New" w:cs="Courier New"/>
+      </w:rPr>
+    </w:lvl>
+    <w:lvl w:ilvl="2" w:tplc="04090005" w:tentative="1">
       <w:start w:val="1"/>
       <w:numFmt w:val="bullet"/>
       <w:lvlText w:val=""/>
       <w:lvlJc w:val="left"/>
       <w:pPr>
-        <w:ind w:left="2520" w:hanging="360"/>
+        <w:ind w:left="2160" w:hanging="360"/>
       </w:pPr>
       <w:rPr>
         <w:rFonts w:hint="default" w:ascii="Wingdings" w:hAnsi="Wingdings"/>
       </w:rPr>
     </w:lvl>
-    <w:lvl w:ilvl="3" w:tentative="1">
+    <w:lvl w:ilvl="3" w:tplc="04090001" w:tentative="1">
       <w:start w:val="1"/>
       <w:numFmt w:val="bullet"/>
       <w:lvlText w:val=""/>
       <w:lvlJc w:val="left"/>
       <w:pPr>
-        <w:ind w:left="3240" w:hanging="360"/>
+        <w:ind w:left="2880" w:hanging="360"/>
       </w:pPr>
       <w:rPr>
         <w:rFonts w:hint="default" w:ascii="Symbol" w:hAnsi="Symbol"/>
       </w:rPr>
     </w:lvl>
-    <w:lvl w:ilvl="4" w:tentative="1">
+    <w:lvl w:ilvl="4" w:tplc="04090003" w:tentative="1">
       <w:start w:val="1"/>
       <w:numFmt w:val="bullet"/>
       <w:lvlText w:val="o"/>
       <w:lvlJc w:val="left"/>
       <w:pPr>
-        <w:ind w:left="3960" w:hanging="360"/>
-      </w:pPr>
-      <w:rPr>
-        <w:rFonts w:hint="default" w:ascii="Courier New" w:hAnsi="Courier New"/>
-      </w:rPr>
-    </w:lvl>
-    <w:lvl w:ilvl="5" w:tentative="1">
+        <w:ind w:left="3600" w:hanging="360"/>
+      </w:pPr>
+      <w:rPr>
+        <w:rFonts w:hint="default" w:ascii="Courier New" w:hAnsi="Courier New" w:cs="Courier New"/>
+      </w:rPr>
+    </w:lvl>
+    <w:lvl w:ilvl="5" w:tplc="04090005" w:tentative="1">
       <w:start w:val="1"/>
       <w:numFmt w:val="bullet"/>
       <w:lvlText w:val=""/>
       <w:lvlJc w:val="left"/>
       <w:pPr>
-        <w:ind w:left="4680" w:hanging="360"/>
+        <w:ind w:left="4320" w:hanging="360"/>
       </w:pPr>
       <w:rPr>
         <w:rFonts w:hint="default" w:ascii="Wingdings" w:hAnsi="Wingdings"/>
       </w:rPr>
     </w:lvl>
-    <w:lvl w:ilvl="6" w:tentative="1">
+    <w:lvl w:ilvl="6" w:tplc="04090001" w:tentative="1">
       <w:start w:val="1"/>
       <w:numFmt w:val="bullet"/>
       <w:lvlText w:val=""/>
       <w:lvlJc w:val="left"/>
       <w:pPr>
-        <w:ind w:left="5400" w:hanging="360"/>
+        <w:ind w:left="5040" w:hanging="360"/>
       </w:pPr>
       <w:rPr>
         <w:rFonts w:hint="default" w:ascii="Symbol" w:hAnsi="Symbol"/>
       </w:rPr>
     </w:lvl>
-    <w:lvl w:ilvl="7" w:tentative="1">
+    <w:lvl w:ilvl="7" w:tplc="04090003" w:tentative="1">
       <w:start w:val="1"/>
       <w:numFmt w:val="bullet"/>
       <w:lvlText w:val="o"/>
       <w:lvlJc w:val="left"/>
       <w:pPr>
-        <w:ind w:left="6120" w:hanging="360"/>
-      </w:pPr>
-      <w:rPr>
-        <w:rFonts w:hint="default" w:ascii="Courier New" w:hAnsi="Courier New"/>
-      </w:rPr>
-    </w:lvl>
-    <w:lvl w:ilvl="8" w:tentative="1">
+        <w:ind w:left="5760" w:hanging="360"/>
+      </w:pPr>
+      <w:rPr>
+        <w:rFonts w:hint="default" w:ascii="Courier New" w:hAnsi="Courier New" w:cs="Courier New"/>
+      </w:rPr>
+    </w:lvl>
+    <w:lvl w:ilvl="8" w:tplc="04090005" w:tentative="1">
       <w:start w:val="1"/>
       <w:numFmt w:val="bullet"/>
       <w:lvlText w:val=""/>
       <w:lvlJc w:val="left"/>
       <w:pPr>
-        <w:ind w:left="6840" w:hanging="360"/>
+        <w:ind w:left="6480" w:hanging="360"/>
       </w:pPr>
       <w:rPr>
         <w:rFonts w:hint="default" w:ascii="Wingdings" w:hAnsi="Wingdings"/>
@@ -5804,7 +5629,7 @@
     <w:nsid w:val="7F2B66D7"/>
     <w:multiLevelType w:val="hybridMultilevel"/>
     <w:tmpl w:val="7F2B66D7"/>
-    <w:lvl w:ilvl="0">
+    <w:lvl w:ilvl="0" w:tplc="E6921B7A">
       <w:start w:val="1"/>
       <w:numFmt w:val="bullet"/>
       <w:lvlRestart w:val="0"/>
@@ -5814,13 +5639,13 @@
         <w:tabs>
           <w:tab w:val="num" w:pos="720"/>
         </w:tabs>
-        <w:ind w:left="1080" w:hanging="360"/>
-      </w:pPr>
-      <w:rPr>
-        <w:rFonts w:hint="default" w:ascii="Symbol" w:hAnsi="Symbol"/>
-      </w:rPr>
-    </w:lvl>
-    <w:lvl w:ilvl="1">
+        <w:ind w:left="720" w:hanging="360"/>
+      </w:pPr>
+      <w:rPr>
+        <w:rFonts w:ascii="Symbol" w:hAnsi="Symbol"/>
+      </w:rPr>
+    </w:lvl>
+    <w:lvl w:ilvl="1" w:tplc="974818AC">
       <w:start w:val="1"/>
       <w:numFmt w:val="bullet"/>
       <w:lvlRestart w:val="0"/>
@@ -5830,13 +5655,13 @@
         <w:tabs>
           <w:tab w:val="num" w:pos="1440"/>
         </w:tabs>
-        <w:ind w:left="1800" w:hanging="360"/>
-      </w:pPr>
-      <w:rPr>
-        <w:rFonts w:hint="default" w:ascii="Courier New" w:hAnsi="Courier New"/>
-      </w:rPr>
-    </w:lvl>
-    <w:lvl w:ilvl="2">
+        <w:ind w:left="1440" w:hanging="360"/>
+      </w:pPr>
+      <w:rPr>
+        <w:rFonts w:ascii="Courier New" w:hAnsi="Courier New"/>
+      </w:rPr>
+    </w:lvl>
+    <w:lvl w:ilvl="2" w:tplc="E81AB28A">
       <w:start w:val="1"/>
       <w:numFmt w:val="bullet"/>
       <w:lvlRestart w:val="0"/>
@@ -5846,13 +5671,13 @@
         <w:tabs>
           <w:tab w:val="num" w:pos="2160"/>
         </w:tabs>
-        <w:ind w:left="2520" w:hanging="360"/>
-      </w:pPr>
-      <w:rPr>
-        <w:rFonts w:hint="default" w:ascii="Wingdings" w:hAnsi="Wingdings"/>
-      </w:rPr>
-    </w:lvl>
-    <w:lvl w:ilvl="3">
+        <w:ind w:left="2160" w:hanging="360"/>
+      </w:pPr>
+      <w:rPr>
+        <w:rFonts w:ascii="Wingdings" w:hAnsi="Wingdings"/>
+      </w:rPr>
+    </w:lvl>
+    <w:lvl w:ilvl="3" w:tplc="F78AF21A">
       <w:start w:val="1"/>
       <w:numFmt w:val="bullet"/>
       <w:lvlRestart w:val="0"/>
@@ -5862,13 +5687,13 @@
         <w:tabs>
           <w:tab w:val="num" w:pos="2880"/>
         </w:tabs>
-        <w:ind w:left="3240" w:hanging="360"/>
-      </w:pPr>
-      <w:rPr>
-        <w:rFonts w:hint="default" w:ascii="Symbol" w:hAnsi="Symbol"/>
-      </w:rPr>
-    </w:lvl>
-    <w:lvl w:ilvl="4">
+        <w:ind w:left="2880" w:hanging="360"/>
+      </w:pPr>
+      <w:rPr>
+        <w:rFonts w:ascii="Symbol" w:hAnsi="Symbol"/>
+      </w:rPr>
+    </w:lvl>
+    <w:lvl w:ilvl="4" w:tplc="7D0CD83A">
       <w:start w:val="1"/>
       <w:numFmt w:val="bullet"/>
       <w:lvlRestart w:val="0"/>
@@ -5878,13 +5703,13 @@
         <w:tabs>
           <w:tab w:val="num" w:pos="3600"/>
         </w:tabs>
-        <w:ind w:left="3960" w:hanging="360"/>
-      </w:pPr>
-      <w:rPr>
-        <w:rFonts w:hint="default" w:ascii="Courier New" w:hAnsi="Courier New"/>
-      </w:rPr>
-    </w:lvl>
-    <w:lvl w:ilvl="5">
+        <w:ind w:left="3600" w:hanging="360"/>
+      </w:pPr>
+      <w:rPr>
+        <w:rFonts w:ascii="Courier New" w:hAnsi="Courier New"/>
+      </w:rPr>
+    </w:lvl>
+    <w:lvl w:ilvl="5" w:tplc="C61E1552">
       <w:start w:val="1"/>
       <w:numFmt w:val="bullet"/>
       <w:lvlRestart w:val="0"/>
@@ -5894,13 +5719,13 @@
         <w:tabs>
           <w:tab w:val="num" w:pos="4320"/>
         </w:tabs>
-        <w:ind w:left="4680" w:hanging="360"/>
-      </w:pPr>
-      <w:rPr>
-        <w:rFonts w:hint="default" w:ascii="Wingdings" w:hAnsi="Wingdings"/>
-      </w:rPr>
-    </w:lvl>
-    <w:lvl w:ilvl="6">
+        <w:ind w:left="4320" w:hanging="360"/>
+      </w:pPr>
+      <w:rPr>
+        <w:rFonts w:ascii="Wingdings" w:hAnsi="Wingdings"/>
+      </w:rPr>
+    </w:lvl>
+    <w:lvl w:ilvl="6" w:tplc="589E1E3A">
       <w:start w:val="1"/>
       <w:numFmt w:val="bullet"/>
       <w:lvlRestart w:val="0"/>
@@ -5910,13 +5735,13 @@
         <w:tabs>
           <w:tab w:val="num" w:pos="5040"/>
         </w:tabs>
-        <w:ind w:left="5400" w:hanging="360"/>
-      </w:pPr>
-      <w:rPr>
-        <w:rFonts w:hint="default" w:ascii="Symbol" w:hAnsi="Symbol"/>
-      </w:rPr>
-    </w:lvl>
-    <w:lvl w:ilvl="7">
+        <w:ind w:left="5040" w:hanging="360"/>
+      </w:pPr>
+      <w:rPr>
+        <w:rFonts w:ascii="Symbol" w:hAnsi="Symbol"/>
+      </w:rPr>
+    </w:lvl>
+    <w:lvl w:ilvl="7" w:tplc="DD72F5FE">
       <w:start w:val="1"/>
       <w:numFmt w:val="bullet"/>
       <w:lvlRestart w:val="0"/>
@@ -5926,13 +5751,13 @@
         <w:tabs>
           <w:tab w:val="num" w:pos="5760"/>
         </w:tabs>
-        <w:ind w:left="6120" w:hanging="360"/>
-      </w:pPr>
-      <w:rPr>
-        <w:rFonts w:hint="default" w:ascii="Courier New" w:hAnsi="Courier New"/>
-      </w:rPr>
-    </w:lvl>
-    <w:lvl w:ilvl="8">
+        <w:ind w:left="5760" w:hanging="360"/>
+      </w:pPr>
+      <w:rPr>
+        <w:rFonts w:ascii="Courier New" w:hAnsi="Courier New"/>
+      </w:rPr>
+    </w:lvl>
+    <w:lvl w:ilvl="8" w:tplc="BE08CB16">
       <w:start w:val="1"/>
       <w:numFmt w:val="bullet"/>
       <w:lvlRestart w:val="0"/>
@@ -5942,10 +5767,10 @@
         <w:tabs>
           <w:tab w:val="num" w:pos="6480"/>
         </w:tabs>
-        <w:ind w:left="6840" w:hanging="360"/>
-      </w:pPr>
-      <w:rPr>
-        <w:rFonts w:hint="default" w:ascii="Wingdings" w:hAnsi="Wingdings"/>
+        <w:ind w:left="6480" w:hanging="360"/>
+      </w:pPr>
+      <w:rPr>
+        <w:rFonts w:ascii="Wingdings" w:hAnsi="Wingdings"/>
       </w:rPr>
     </w:lvl>
   </w:abstractNum>
@@ -7257,7 +7082,7 @@
     <w:rsid w:val="00FB3607"/>
   </w:style>
   <w:style w:type="character" w:styleId="CommentReference">
-    <w:name w:val="annotation reference"/>
+    <w:name w:val="Comment Reference"/>
     <w:rsid w:val="00FB3607"/>
     <w:rPr>
       <w:sz w:val="16"/>
@@ -7265,7 +7090,7 @@
     </w:rPr>
   </w:style>
   <w:style w:type="paragraph" w:styleId="CommentText">
-    <w:name w:val="annotation text"/>
+    <w:name w:val="Comment Text"/>
     <w:basedOn w:val="Normal"/>
     <w:link w:val="CommentTextChar"/>
     <w:rsid w:val="00FB3607"/>
@@ -7284,7 +7109,7 @@
     </w:rPr>
   </w:style>
   <w:style w:type="paragraph" w:styleId="CommentSubject">
-    <w:name w:val="annotation subject"/>
+    <w:name w:val="Comment Subject"/>
     <w:basedOn w:val="CommentText"/>
     <w:next w:val="CommentText"/>
     <w:link w:val="CommentSubjectChar"/>
@@ -8545,7 +8370,7 @@
   <a:extraClrSchemeLst/>
   <a:extLst>
     <a:ext uri="{05A4C25C-085E-4340-85A3-A5531E510DB2}">
-      <thm15:themeFamily xmlns:thm15="http://schemas.microsoft.com/office/thememl/2012/main" xmlns="" name="Office Theme" id="{62F939B6-93AF-4DB8-9C6B-D6C7DFDC589F}" vid="{4A3C46E8-61CC-4603-A589-7422A47A8E4A}"/>
+      <thm15:themeFamily xmlns="" xmlns:thm15="http://schemas.microsoft.com/office/thememl/2012/main" name="Office Theme" id="{62F939B6-93AF-4DB8-9C6B-D6C7DFDC589F}" vid="{4A3C46E8-61CC-4603-A589-7422A47A8E4A}"/>
     </a:ext>
   </a:extLst>
 </a:theme>
@@ -8556,7 +8381,7 @@
 </file>
 
 <file path=customXml/itemProps1.xml><?xml version="1.0" encoding="utf-8"?>
-<ds:datastoreItem xmlns:ds="http://schemas.openxmlformats.org/officeDocument/2006/customXml" ds:itemID="{BB97FE6B-6E2B-427B-B27C-1ED66C146250}">
+<ds:datastoreItem xmlns:ds="http://schemas.openxmlformats.org/officeDocument/2006/customXml" ds:itemID="{20A33EEF-87D0-45C1-B17F-DFAFA8A59066}">
   <ds:schemaRefs>
     <ds:schemaRef ds:uri="http://schemas.openxmlformats.org/officeDocument/2006/bibliography"/>
   </ds:schemaRefs>
